--- a/SITP/DSA-Notes/M18_AlgoDesign.docx
+++ b/SITP/DSA-Notes/M18_AlgoDesign.docx
@@ -60,7 +60,7 @@
         </w:p>
       </w:sdtContent>
     </w:sdt>
-    <w:bookmarkStart w:id="38" w:name="module-18-algorithm-design-analysis"/>
+    <w:bookmarkStart w:id="40" w:name="module-18-algorithm-design-analysis"/>
     <w:p>
       <w:pPr>
         <w:pStyle w:val="Heading1"/>
@@ -964,7 +964,7 @@
     </w:p>
     <w:bookmarkEnd w:id="12"/>
     <w:bookmarkEnd w:id="13"/>
-    <w:bookmarkStart w:id="18" w:name="amortized-analysis"/>
+    <w:bookmarkStart w:id="19" w:name="amortized-analysis"/>
     <w:p>
       <w:pPr>
         <w:pStyle w:val="Heading2"/>
@@ -1460,12 +1460,479 @@
         <w:t xml:space="preserve">variants that spread the rebuild work over many operations.</w:t>
       </w:r>
     </w:p>
-    <w:bookmarkStart w:id="17" w:name="mcqs-1"/>
+    <w:bookmarkStart w:id="17" w:name="Xe3a9262848874ad80026f2267980e0ff5b9f1a1"/>
     <w:p>
       <w:pPr>
         <w:pStyle w:val="Heading3"/>
       </w:pPr>
       <w:r>
+        <w:t xml:space="preserve">The three methods, each worked on the dynamic array</w:t>
+      </w:r>
+    </w:p>
+    <w:p>
+      <w:pPr>
+        <w:pStyle w:val="FirstParagraph"/>
+      </w:pPr>
+      <w:r>
+        <w:t xml:space="preserve">Setup:</w:t>
+      </w:r>
+      <w:r>
+        <w:t xml:space="preserve"> </w:t>
+      </w:r>
+      <w:r>
+        <w:rPr>
+          <w:rStyle w:val="VerbatimChar"/>
+        </w:rPr>
+        <w:t xml:space="preserve">n</w:t>
+      </w:r>
+      <w:r>
+        <w:t xml:space="preserve"> </w:t>
+      </w:r>
+      <w:r>
+        <w:t xml:space="preserve">appends into an array that</w:t>
+      </w:r>
+      <w:r>
+        <w:t xml:space="preserve"> </w:t>
+      </w:r>
+      <w:r>
+        <w:rPr>
+          <w:b/>
+          <w:bCs/>
+        </w:rPr>
+        <w:t xml:space="preserve">doubles</w:t>
+      </w:r>
+      <w:r>
+        <w:t xml:space="preserve"> </w:t>
+      </w:r>
+      <w:r>
+        <w:t xml:space="preserve">when full. A normal append costs</w:t>
+      </w:r>
+      <w:r>
+        <w:t xml:space="preserve"> </w:t>
+      </w:r>
+      <w:r>
+        <w:t xml:space="preserve">1 (write one slot); a resize that copies</w:t>
+      </w:r>
+      <w:r>
+        <w:t xml:space="preserve"> </w:t>
+      </w:r>
+      <w:r>
+        <w:rPr>
+          <w:rStyle w:val="VerbatimChar"/>
+        </w:rPr>
+        <w:t xml:space="preserve">k</w:t>
+      </w:r>
+      <w:r>
+        <w:t xml:space="preserve"> </w:t>
+      </w:r>
+      <w:r>
+        <w:t xml:space="preserve">elements costs</w:t>
+      </w:r>
+      <w:r>
+        <w:t xml:space="preserve"> </w:t>
+      </w:r>
+      <w:r>
+        <w:rPr>
+          <w:rStyle w:val="VerbatimChar"/>
+        </w:rPr>
+        <w:t xml:space="preserve">k</w:t>
+      </w:r>
+      <w:r>
+        <w:t xml:space="preserve">. We prove</w:t>
+      </w:r>
+      <w:r>
+        <w:t xml:space="preserve"> </w:t>
+      </w:r>
+      <w:r>
+        <w:rPr>
+          <w:b/>
+          <w:bCs/>
+        </w:rPr>
+        <w:t xml:space="preserve">O(1) amortized</w:t>
+      </w:r>
+      <w:r>
+        <w:t xml:space="preserve"> </w:t>
+      </w:r>
+      <w:r>
+        <w:t xml:space="preserve">three different ways — same answer, three lenses.</w:t>
+      </w:r>
+    </w:p>
+    <w:p>
+      <w:pPr>
+        <w:pStyle w:val="BodyText"/>
+      </w:pPr>
+      <w:r>
+        <w:rPr>
+          <w:b/>
+          <w:bCs/>
+        </w:rPr>
+        <w:t xml:space="preserve">(1) Aggregate method</w:t>
+      </w:r>
+      <w:r>
+        <w:t xml:space="preserve"> </w:t>
+      </w:r>
+      <w:r>
+        <w:t xml:space="preserve">— total cost ÷ n. Over</w:t>
+      </w:r>
+      <w:r>
+        <w:t xml:space="preserve"> </w:t>
+      </w:r>
+      <w:r>
+        <w:rPr>
+          <w:rStyle w:val="VerbatimChar"/>
+        </w:rPr>
+        <w:t xml:space="preserve">n</w:t>
+      </w:r>
+      <w:r>
+        <w:t xml:space="preserve"> </w:t>
+      </w:r>
+      <w:r>
+        <w:t xml:space="preserve">appends, resizes happen at</w:t>
+      </w:r>
+      <w:r>
+        <w:t xml:space="preserve"> </w:t>
+      </w:r>
+      <w:r>
+        <w:t xml:space="preserve">sizes</w:t>
+      </w:r>
+      <w:r>
+        <w:t xml:space="preserve"> </w:t>
+      </w:r>
+      <w:r>
+        <w:rPr>
+          <w:rStyle w:val="VerbatimChar"/>
+        </w:rPr>
+        <w:t xml:space="preserve">1,2,4,…</w:t>
+      </w:r>
+      <w:r>
+        <w:t xml:space="preserve"> </w:t>
+      </w:r>
+      <w:r>
+        <w:t xml:space="preserve">up to</w:t>
+      </w:r>
+      <w:r>
+        <w:t xml:space="preserve"> </w:t>
+      </w:r>
+      <w:r>
+        <w:rPr>
+          <w:rStyle w:val="VerbatimChar"/>
+        </w:rPr>
+        <w:t xml:space="preserve">n</w:t>
+      </w:r>
+      <w:r>
+        <w:t xml:space="preserve">, copying</w:t>
+      </w:r>
+      <w:r>
+        <w:t xml:space="preserve"> </w:t>
+      </w:r>
+      <w:r>
+        <w:rPr>
+          <w:rStyle w:val="VerbatimChar"/>
+        </w:rPr>
+        <w:t xml:space="preserve">1+2+4+…+ ≤ n &lt; 2n</w:t>
+      </w:r>
+      <w:r>
+        <w:t xml:space="preserve"> </w:t>
+      </w:r>
+      <w:r>
+        <w:t xml:space="preserve">elements total; plus</w:t>
+      </w:r>
+      <w:r>
+        <w:t xml:space="preserve"> </w:t>
+      </w:r>
+      <w:r>
+        <w:rPr>
+          <w:rStyle w:val="VerbatimChar"/>
+        </w:rPr>
+        <w:t xml:space="preserve">n</w:t>
+      </w:r>
+      <w:r>
+        <w:t xml:space="preserve"> </w:t>
+      </w:r>
+      <w:r>
+        <w:t xml:space="preserve">cheap writes.</w:t>
+      </w:r>
+    </w:p>
+    <w:p>
+      <w:pPr>
+        <w:pStyle w:val="SourceCode"/>
+      </w:pPr>
+      <w:r>
+        <w:rPr>
+          <w:rStyle w:val="VerbatimChar"/>
+        </w:rPr>
+        <w:t xml:space="preserve">total = n (writes) + (1+2+4+...+n) (copies) &lt; n + 2n = 3n</w:t>
+      </w:r>
+      <w:r>
+        <w:br/>
+      </w:r>
+      <w:r>
+        <w:rPr>
+          <w:rStyle w:val="VerbatimChar"/>
+        </w:rPr>
+        <w:t xml:space="preserve">amortized = total / n = 3n / n = O(1)</w:t>
+      </w:r>
+    </w:p>
+    <w:p>
+      <w:pPr>
+        <w:pStyle w:val="FirstParagraph"/>
+      </w:pPr>
+      <w:r>
+        <w:rPr>
+          <w:b/>
+          <w:bCs/>
+        </w:rPr>
+        <w:t xml:space="preserve">(2) Accounting method</w:t>
+      </w:r>
+      <w:r>
+        <w:t xml:space="preserve"> </w:t>
+      </w:r>
+      <w:r>
+        <w:t xml:space="preserve">— charge each append</w:t>
+      </w:r>
+      <w:r>
+        <w:t xml:space="preserve"> </w:t>
+      </w:r>
+      <w:r>
+        <w:rPr>
+          <w:b/>
+          <w:bCs/>
+        </w:rPr>
+        <w:t xml:space="preserve">$3</w:t>
+      </w:r>
+      <w:r>
+        <w:t xml:space="preserve"> </w:t>
+      </w:r>
+      <w:r>
+        <w:t xml:space="preserve">(a fixed</w:t>
+      </w:r>
+      <w:r>
+        <w:t xml:space="preserve"> </w:t>
+      </w:r>
+      <w:r>
+        <w:t xml:space="preserve">“amortized</w:t>
+      </w:r>
+      <w:r>
+        <w:t xml:space="preserve"> </w:t>
+      </w:r>
+      <w:r>
+        <w:t xml:space="preserve">price”</w:t>
+      </w:r>
+      <w:r>
+        <w:t xml:space="preserve">) and store the surplus as credit.</w:t>
+      </w:r>
+    </w:p>
+    <w:p>
+      <w:pPr>
+        <w:pStyle w:val="SourceCode"/>
+      </w:pPr>
+      <w:r>
+        <w:rPr>
+          <w:rStyle w:val="VerbatimChar"/>
+        </w:rPr>
+        <w:t xml:space="preserve">each append pays $3:  $1 for its own write,</w:t>
+      </w:r>
+      <w:r>
+        <w:br/>
+      </w:r>
+      <w:r>
+        <w:rPr>
+          <w:rStyle w:val="VerbatimChar"/>
+        </w:rPr>
+        <w:t xml:space="preserve">                      $1 saved on itself (to pay to copy it at the next resize),</w:t>
+      </w:r>
+      <w:r>
+        <w:br/>
+      </w:r>
+      <w:r>
+        <w:rPr>
+          <w:rStyle w:val="VerbatimChar"/>
+        </w:rPr>
+        <w:t xml:space="preserve">                      $1 saved on an older element (to pay to copy it again).</w:t>
+      </w:r>
+      <w:r>
+        <w:br/>
+      </w:r>
+      <w:r>
+        <w:rPr>
+          <w:rStyle w:val="VerbatimChar"/>
+        </w:rPr>
+        <w:t xml:space="preserve">When a resize copies k elements, the credit stored on them (&gt;= $1 each) pays for</w:t>
+      </w:r>
+      <w:r>
+        <w:br/>
+      </w:r>
+      <w:r>
+        <w:rPr>
+          <w:rStyle w:val="VerbatimChar"/>
+        </w:rPr>
+        <w:t xml:space="preserve">it -&gt; the bank never goes negative -&gt; $3 per op is an upper bound = O(1).</w:t>
+      </w:r>
+    </w:p>
+    <w:p>
+      <w:pPr>
+        <w:pStyle w:val="FirstParagraph"/>
+      </w:pPr>
+      <w:r>
+        <w:rPr>
+          <w:b/>
+          <w:bCs/>
+        </w:rPr>
+        <w:t xml:space="preserve">(3) Potential method</w:t>
+      </w:r>
+      <w:r>
+        <w:t xml:space="preserve"> </w:t>
+      </w:r>
+      <w:r>
+        <w:t xml:space="preserve">— define</w:t>
+      </w:r>
+      <w:r>
+        <w:t xml:space="preserve"> </w:t>
+      </w:r>
+      <w:r>
+        <w:rPr>
+          <w:rStyle w:val="VerbatimChar"/>
+        </w:rPr>
+        <w:t xml:space="preserve">Φ = 2·(num_elements) − (capacity)</w:t>
+      </w:r>
+      <w:r>
+        <w:t xml:space="preserve">. Amortized</w:t>
+      </w:r>
+      <w:r>
+        <w:t xml:space="preserve"> </w:t>
+      </w:r>
+      <w:r>
+        <w:t xml:space="preserve">cost = actual cost + ΔΦ.</w:t>
+      </w:r>
+    </w:p>
+    <w:p>
+      <w:pPr>
+        <w:pStyle w:val="SourceCode"/>
+      </w:pPr>
+      <w:r>
+        <w:rPr>
+          <w:rStyle w:val="VerbatimChar"/>
+        </w:rPr>
+        <w:t xml:space="preserve">Cheap append (no resize): actual=1, size grows by 1 -&gt; ΔΦ = +2, amortized = 3.</w:t>
+      </w:r>
+      <w:r>
+        <w:br/>
+      </w:r>
+      <w:r>
+        <w:rPr>
+          <w:rStyle w:val="VerbatimChar"/>
+        </w:rPr>
+        <w:t xml:space="preserve">Resize append (size goes n -&gt; then capacity doubles n -&gt; 2n):</w:t>
+      </w:r>
+      <w:r>
+        <w:br/>
+      </w:r>
+      <w:r>
+        <w:rPr>
+          <w:rStyle w:val="VerbatimChar"/>
+        </w:rPr>
+        <w:t xml:space="preserve">   actual = n (copy) + 1 (write).</w:t>
+      </w:r>
+      <w:r>
+        <w:br/>
+      </w:r>
+      <w:r>
+        <w:rPr>
+          <w:rStyle w:val="VerbatimChar"/>
+        </w:rPr>
+        <w:t xml:space="preserve">   Before: Φ = 2n − n = n.   After: Φ = 2(n+1) − 2n = 2.   ΔΦ = 2 − n = −(n−2).</w:t>
+      </w:r>
+      <w:r>
+        <w:br/>
+      </w:r>
+      <w:r>
+        <w:rPr>
+          <w:rStyle w:val="VerbatimChar"/>
+        </w:rPr>
+        <w:t xml:space="preserve">   amortized = (n+1) + (2 − n) = 3.</w:t>
+      </w:r>
+      <w:r>
+        <w:br/>
+      </w:r>
+      <w:r>
+        <w:rPr>
+          <w:rStyle w:val="VerbatimChar"/>
+        </w:rPr>
+        <w:t xml:space="preserve">Every case is 3 -&gt; O(1) amortized.  (Φ = "prepaid work" stored in the structure.)</w:t>
+      </w:r>
+    </w:p>
+    <w:p>
+      <w:pPr>
+        <w:pStyle w:val="Compact"/>
+        <w:numPr>
+          <w:ilvl w:val="0"/>
+          <w:numId w:val="1005"/>
+        </w:numPr>
+      </w:pPr>
+      <w:r>
+        <w:t xml:space="preserve">All three agree:</w:t>
+      </w:r>
+      <w:r>
+        <w:t xml:space="preserve"> </w:t>
+      </w:r>
+      <w:r>
+        <w:rPr>
+          <w:b/>
+          <w:bCs/>
+        </w:rPr>
+        <w:t xml:space="preserve">O(1) amortized</w:t>
+      </w:r>
+      <w:r>
+        <w:t xml:space="preserve"> </w:t>
+      </w:r>
+      <w:r>
+        <w:t xml:space="preserve">with a small constant (~3). Aggregate is the</w:t>
+      </w:r>
+      <w:r>
+        <w:t xml:space="preserve"> </w:t>
+      </w:r>
+      <w:r>
+        <w:t xml:space="preserve">quickest to state; accounting/potential also bound</w:t>
+      </w:r>
+      <w:r>
+        <w:t xml:space="preserve"> </w:t>
+      </w:r>
+      <w:r>
+        <w:rPr>
+          <w:b/>
+          <w:bCs/>
+        </w:rPr>
+        <w:t xml:space="preserve">any prefix</w:t>
+      </w:r>
+      <w:r>
+        <w:t xml:space="preserve"> </w:t>
+      </w:r>
+      <w:r>
+        <w:t xml:space="preserve">of the sequence</w:t>
+      </w:r>
+      <w:r>
+        <w:t xml:space="preserve"> </w:t>
+      </w:r>
+      <w:r>
+        <w:t xml:space="preserve">(they never let the</w:t>
+      </w:r>
+      <w:r>
+        <w:t xml:space="preserve"> </w:t>
+      </w:r>
+      <w:r>
+        <w:t xml:space="preserve">“bank”</w:t>
+      </w:r>
+      <w:r>
+        <w:t xml:space="preserve">/Φ go negative), which is why they are more powerful.</w:t>
+      </w:r>
+    </w:p>
+    <w:bookmarkEnd w:id="17"/>
+    <w:bookmarkStart w:id="18" w:name="mcqs-1"/>
+    <w:p>
+      <w:pPr>
+        <w:pStyle w:val="Heading3"/>
+      </w:pPr>
+      <w:r>
         <w:t xml:space="preserve">MCQs</w:t>
       </w:r>
     </w:p>
@@ -1474,7 +1941,7 @@
         <w:pStyle w:val="Compact"/>
         <w:numPr>
           <w:ilvl w:val="0"/>
-          <w:numId w:val="1005"/>
+          <w:numId w:val="1006"/>
         </w:numPr>
       </w:pPr>
       <w:r>
@@ -1518,7 +1985,7 @@
         <w:pStyle w:val="Compact"/>
         <w:numPr>
           <w:ilvl w:val="0"/>
-          <w:numId w:val="1005"/>
+          <w:numId w:val="1006"/>
         </w:numPr>
       </w:pPr>
       <w:r>
@@ -1543,7 +2010,7 @@
         <w:pStyle w:val="Compact"/>
         <w:numPr>
           <w:ilvl w:val="0"/>
-          <w:numId w:val="1005"/>
+          <w:numId w:val="1006"/>
         </w:numPr>
       </w:pPr>
       <w:r>
@@ -1564,6 +2031,64 @@
       </w:r>
       <w:r>
         <w:t xml:space="preserve">(total 2n).</w:t>
+      </w:r>
+    </w:p>
+    <w:p>
+      <w:pPr>
+        <w:pStyle w:val="Compact"/>
+        <w:numPr>
+          <w:ilvl w:val="0"/>
+          <w:numId w:val="1006"/>
+        </w:numPr>
+      </w:pPr>
+      <w:r>
+        <w:t xml:space="preserve">Accounting-method charge per append (doubling array)? →</w:t>
+      </w:r>
+      <w:r>
+        <w:t xml:space="preserve"> </w:t>
+      </w:r>
+      <w:r>
+        <w:rPr>
+          <w:b/>
+          <w:bCs/>
+        </w:rPr>
+        <w:t xml:space="preserve">$3</w:t>
+      </w:r>
+      <w:r>
+        <w:t xml:space="preserve"> </w:t>
+      </w:r>
+      <w:r>
+        <w:t xml:space="preserve">(write + own</w:t>
+      </w:r>
+      <w:r>
+        <w:t xml:space="preserve"> </w:t>
+      </w:r>
+      <w:r>
+        <w:t xml:space="preserve">future copy + one older element’s copy).</w:t>
+      </w:r>
+    </w:p>
+    <w:p>
+      <w:pPr>
+        <w:pStyle w:val="Compact"/>
+        <w:numPr>
+          <w:ilvl w:val="0"/>
+          <w:numId w:val="1006"/>
+        </w:numPr>
+      </w:pPr>
+      <w:r>
+        <w:t xml:space="preserve">Potential function for the doubling array? →</w:t>
+      </w:r>
+      <w:r>
+        <w:t xml:space="preserve"> </w:t>
+      </w:r>
+      <w:r>
+        <w:rPr>
+          <w:rStyle w:val="VerbatimChar"/>
+        </w:rPr>
+        <w:t xml:space="preserve">Φ = 2·size − capacity</w:t>
+      </w:r>
+      <w:r>
+        <w:t xml:space="preserve">.</w:t>
       </w:r>
     </w:p>
     <w:p>
@@ -1573,9 +2098,9 @@
         </w:pict>
       </w:r>
     </w:p>
-    <w:bookmarkEnd w:id="17"/>
     <w:bookmarkEnd w:id="18"/>
-    <w:bookmarkStart w:id="20" w:name="randomized-algorithms"/>
+    <w:bookmarkEnd w:id="19"/>
+    <w:bookmarkStart w:id="21" w:name="randomized-algorithms"/>
     <w:p>
       <w:pPr>
         <w:pStyle w:val="Heading2"/>
@@ -1613,7 +2138,7 @@
         <w:pStyle w:val="Compact"/>
         <w:numPr>
           <w:ilvl w:val="0"/>
-          <w:numId w:val="1006"/>
+          <w:numId w:val="1007"/>
         </w:numPr>
       </w:pPr>
       <w:r>
@@ -1670,7 +2195,7 @@
         <w:pStyle w:val="Compact"/>
         <w:numPr>
           <w:ilvl w:val="0"/>
-          <w:numId w:val="1006"/>
+          <w:numId w:val="1007"/>
         </w:numPr>
       </w:pPr>
       <w:r>
@@ -1743,7 +2268,7 @@
         <w:pStyle w:val="Compact"/>
         <w:numPr>
           <w:ilvl w:val="0"/>
-          <w:numId w:val="1006"/>
+          <w:numId w:val="1007"/>
         </w:numPr>
       </w:pPr>
       <w:r>
@@ -1791,7 +2316,7 @@
         <w:pStyle w:val="Compact"/>
         <w:numPr>
           <w:ilvl w:val="0"/>
-          <w:numId w:val="1006"/>
+          <w:numId w:val="1007"/>
         </w:numPr>
       </w:pPr>
       <w:r>
@@ -1879,7 +2404,7 @@
         <w:pStyle w:val="Compact"/>
         <w:numPr>
           <w:ilvl w:val="0"/>
-          <w:numId w:val="1006"/>
+          <w:numId w:val="1007"/>
         </w:numPr>
       </w:pPr>
       <w:r>
@@ -2007,7 +2532,7 @@
         <w:pStyle w:val="Compact"/>
         <w:numPr>
           <w:ilvl w:val="0"/>
-          <w:numId w:val="1006"/>
+          <w:numId w:val="1007"/>
         </w:numPr>
       </w:pPr>
       <w:r>
@@ -2030,7 +2555,496 @@
         <w:t xml:space="preserve">when an expected/high-probability bound suffices and worst-case is unaffordable.</w:t>
       </w:r>
     </w:p>
-    <w:bookmarkStart w:id="19" w:name="mcqs-2"/>
+    <w:p>
+      <w:pPr>
+        <w:pStyle w:val="FirstParagraph"/>
+      </w:pPr>
+      <w:r>
+        <w:rPr>
+          <w:b/>
+          <w:bCs/>
+        </w:rPr>
+        <w:t xml:space="preserve">Las Vegas vs Monte Carlo — side by side.</w:t>
+      </w:r>
+    </w:p>
+    <w:tbl>
+      <w:tblPr>
+        <w:tblStyle w:val="Table"/>
+        <w:tblW w:type="pct" w:w="5000"/>
+        <w:tblLayout w:type="fixed"/>
+        <w:tblLook w:firstRow="1" w:lastRow="0" w:firstColumn="0" w:lastColumn="0" w:noHBand="0" w:noVBand="0" w:val="0020"/>
+      </w:tblPr>
+      <w:tblGrid>
+        <w:gridCol w:w="2640"/>
+        <w:gridCol w:w="2640"/>
+        <w:gridCol w:w="2640"/>
+      </w:tblGrid>
+      <w:tr>
+        <w:trPr>
+          <w:tblHeader w:val="on"/>
+        </w:trPr>
+        <w:tc>
+          <w:tcPr/>
+          <w:p>
+            <w:pPr>
+              <w:pStyle w:val="Compact"/>
+            </w:pPr>
+          </w:p>
+        </w:tc>
+        <w:tc>
+          <w:tcPr/>
+          <w:p>
+            <w:pPr>
+              <w:pStyle w:val="Compact"/>
+            </w:pPr>
+            <w:r>
+              <w:rPr>
+                <w:b/>
+                <w:bCs/>
+              </w:rPr>
+              <w:t xml:space="preserve">Las Vegas</w:t>
+            </w:r>
+          </w:p>
+        </w:tc>
+        <w:tc>
+          <w:tcPr/>
+          <w:p>
+            <w:pPr>
+              <w:pStyle w:val="Compact"/>
+            </w:pPr>
+            <w:r>
+              <w:rPr>
+                <w:b/>
+                <w:bCs/>
+              </w:rPr>
+              <w:t xml:space="preserve">Monte Carlo</w:t>
+            </w:r>
+          </w:p>
+        </w:tc>
+      </w:tr>
+      <w:tr>
+        <w:tc>
+          <w:tcPr/>
+          <w:p>
+            <w:pPr>
+              <w:pStyle w:val="Compact"/>
+            </w:pPr>
+            <w:r>
+              <w:t xml:space="preserve">Correctness</w:t>
+            </w:r>
+          </w:p>
+        </w:tc>
+        <w:tc>
+          <w:tcPr/>
+          <w:p>
+            <w:pPr>
+              <w:pStyle w:val="Compact"/>
+            </w:pPr>
+            <w:r>
+              <w:rPr>
+                <w:b/>
+                <w:bCs/>
+              </w:rPr>
+              <w:t xml:space="preserve">always correct</w:t>
+            </w:r>
+          </w:p>
+        </w:tc>
+        <w:tc>
+          <w:tcPr/>
+          <w:p>
+            <w:pPr>
+              <w:pStyle w:val="Compact"/>
+            </w:pPr>
+            <w:r>
+              <w:t xml:space="preserve">correct</w:t>
+            </w:r>
+            <w:r>
+              <w:t xml:space="preserve"> </w:t>
+            </w:r>
+            <w:r>
+              <w:rPr>
+                <w:b/>
+                <w:bCs/>
+              </w:rPr>
+              <w:t xml:space="preserve">with high probability</w:t>
+            </w:r>
+          </w:p>
+        </w:tc>
+      </w:tr>
+      <w:tr>
+        <w:tc>
+          <w:tcPr/>
+          <w:p>
+            <w:pPr>
+              <w:pStyle w:val="Compact"/>
+            </w:pPr>
+            <w:r>
+              <w:t xml:space="preserve">Running time</w:t>
+            </w:r>
+          </w:p>
+        </w:tc>
+        <w:tc>
+          <w:tcPr/>
+          <w:p>
+            <w:pPr>
+              <w:pStyle w:val="Compact"/>
+            </w:pPr>
+            <w:r>
+              <w:rPr>
+                <w:b/>
+                <w:bCs/>
+              </w:rPr>
+              <w:t xml:space="preserve">random</w:t>
+            </w:r>
+            <w:r>
+              <w:t xml:space="preserve"> </w:t>
+            </w:r>
+            <w:r>
+              <w:t xml:space="preserve">(expected bound)</w:t>
+            </w:r>
+          </w:p>
+        </w:tc>
+        <w:tc>
+          <w:tcPr/>
+          <w:p>
+            <w:pPr>
+              <w:pStyle w:val="Compact"/>
+            </w:pPr>
+            <w:r>
+              <w:rPr>
+                <w:b/>
+                <w:bCs/>
+              </w:rPr>
+              <w:t xml:space="preserve">fixed / bounded</w:t>
+            </w:r>
+          </w:p>
+        </w:tc>
+      </w:tr>
+      <w:tr>
+        <w:tc>
+          <w:tcPr/>
+          <w:p>
+            <w:pPr>
+              <w:pStyle w:val="Compact"/>
+            </w:pPr>
+            <w:r>
+              <w:t xml:space="preserve">“What’s random?”</w:t>
+            </w:r>
+          </w:p>
+        </w:tc>
+        <w:tc>
+          <w:tcPr/>
+          <w:p>
+            <w:pPr>
+              <w:pStyle w:val="Compact"/>
+            </w:pPr>
+            <w:r>
+              <w:t xml:space="preserve">how long it takes</w:t>
+            </w:r>
+          </w:p>
+        </w:tc>
+        <w:tc>
+          <w:tcPr/>
+          <w:p>
+            <w:pPr>
+              <w:pStyle w:val="Compact"/>
+            </w:pPr>
+            <w:r>
+              <w:t xml:space="preserve">whether the answer is right</w:t>
+            </w:r>
+          </w:p>
+        </w:tc>
+      </w:tr>
+      <w:tr>
+        <w:tc>
+          <w:tcPr/>
+          <w:p>
+            <w:pPr>
+              <w:pStyle w:val="Compact"/>
+            </w:pPr>
+            <w:r>
+              <w:t xml:space="preserve">Examples</w:t>
+            </w:r>
+          </w:p>
+        </w:tc>
+        <w:tc>
+          <w:tcPr/>
+          <w:p>
+            <w:pPr>
+              <w:pStyle w:val="Compact"/>
+            </w:pPr>
+            <w:r>
+              <w:t xml:space="preserve">randomized quicksort, randomized quickselect</w:t>
+            </w:r>
+          </w:p>
+        </w:tc>
+        <w:tc>
+          <w:tcPr/>
+          <w:p>
+            <w:pPr>
+              <w:pStyle w:val="Compact"/>
+            </w:pPr>
+            <w:r>
+              <w:t xml:space="preserve">Miller–Rabin, Rabin–Karp, Freivalds’ check</w:t>
+            </w:r>
+          </w:p>
+        </w:tc>
+      </w:tr>
+      <w:tr>
+        <w:tc>
+          <w:tcPr/>
+          <w:p>
+            <w:pPr>
+              <w:pStyle w:val="Compact"/>
+            </w:pPr>
+            <w:r>
+              <w:t xml:space="preserve">Repeat to improve</w:t>
+            </w:r>
+          </w:p>
+        </w:tc>
+        <w:tc>
+          <w:tcPr/>
+          <w:p>
+            <w:pPr>
+              <w:pStyle w:val="Compact"/>
+            </w:pPr>
+            <w:r>
+              <w:t xml:space="preserve">already correct</w:t>
+            </w:r>
+          </w:p>
+        </w:tc>
+        <w:tc>
+          <w:tcPr/>
+          <w:p>
+            <w:pPr>
+              <w:pStyle w:val="Compact"/>
+            </w:pPr>
+            <w:r>
+              <w:t xml:space="preserve">rerun</w:t>
+            </w:r>
+            <w:r>
+              <w:t xml:space="preserve"> </w:t>
+            </w:r>
+            <w:r>
+              <w:rPr>
+                <w:rStyle w:val="VerbatimChar"/>
+              </w:rPr>
+              <w:t xml:space="preserve">k</w:t>
+            </w:r>
+            <w:r>
+              <w:t xml:space="preserve"> </w:t>
+            </w:r>
+            <w:r>
+              <w:t xml:space="preserve">times → error</w:t>
+            </w:r>
+            <w:r>
+              <w:t xml:space="preserve"> </w:t>
+            </w:r>
+            <w:r>
+              <w:rPr>
+                <w:rStyle w:val="VerbatimChar"/>
+              </w:rPr>
+              <w:t xml:space="preserve">≤ pᵏ</w:t>
+            </w:r>
+          </w:p>
+        </w:tc>
+      </w:tr>
+    </w:tbl>
+    <w:p>
+      <w:pPr>
+        <w:pStyle w:val="Compact"/>
+        <w:numPr>
+          <w:ilvl w:val="0"/>
+          <w:numId w:val="1008"/>
+        </w:numPr>
+      </w:pPr>
+      <w:r>
+        <w:rPr>
+          <w:b/>
+          <w:bCs/>
+        </w:rPr>
+        <w:t xml:space="preserve">Turn one into the other:</w:t>
+      </w:r>
+      <w:r>
+        <w:t xml:space="preserve"> </w:t>
+      </w:r>
+      <w:r>
+        <w:t xml:space="preserve">a Las Vegas algorithm run with a</w:t>
+      </w:r>
+      <w:r>
+        <w:t xml:space="preserve"> </w:t>
+      </w:r>
+      <w:r>
+        <w:rPr>
+          <w:b/>
+          <w:bCs/>
+        </w:rPr>
+        <w:t xml:space="preserve">time budget</w:t>
+      </w:r>
+      <w:r>
+        <w:t xml:space="preserve"> </w:t>
+      </w:r>
+      <w:r>
+        <w:t xml:space="preserve">(return best-so-far when the clock runs out) becomes Monte Carlo (fast, maybe</w:t>
+      </w:r>
+      <w:r>
+        <w:t xml:space="preserve"> </w:t>
+      </w:r>
+      <w:r>
+        <w:t xml:space="preserve">wrong). Conversely a Monte Carlo algorithm whose answer you can</w:t>
+      </w:r>
+      <w:r>
+        <w:t xml:space="preserve"> </w:t>
+      </w:r>
+      <w:r>
+        <w:rPr>
+          <w:b/>
+          <w:bCs/>
+        </w:rPr>
+        <w:t xml:space="preserve">verify</w:t>
+      </w:r>
+      <w:r>
+        <w:t xml:space="preserve"> </w:t>
+      </w:r>
+      <w:r>
+        <w:t xml:space="preserve">cheaply</w:t>
+      </w:r>
+      <w:r>
+        <w:t xml:space="preserve"> </w:t>
+      </w:r>
+      <w:r>
+        <w:t xml:space="preserve">becomes Las Vegas (rerun until the check passes).</w:t>
+      </w:r>
+    </w:p>
+    <w:p>
+      <w:pPr>
+        <w:pStyle w:val="BlockText"/>
+      </w:pPr>
+      <w:r>
+        <w:rPr>
+          <w:b/>
+          <w:bCs/>
+        </w:rPr>
+        <w:t xml:space="preserve">Memory hook:</w:t>
+      </w:r>
+      <w:r>
+        <w:t xml:space="preserve"> </w:t>
+      </w:r>
+      <w:r>
+        <w:rPr>
+          <w:i/>
+          <w:iCs/>
+        </w:rPr>
+        <w:t xml:space="preserve">Las</w:t>
+      </w:r>
+      <w:r>
+        <w:rPr>
+          <w:i/>
+          <w:iCs/>
+        </w:rPr>
+        <w:t xml:space="preserve"> </w:t>
+      </w:r>
+      <w:r>
+        <w:rPr>
+          <w:b/>
+          <w:bCs/>
+          <w:i/>
+          <w:iCs/>
+        </w:rPr>
+        <w:t xml:space="preserve">V</w:t>
+      </w:r>
+      <w:r>
+        <w:rPr>
+          <w:i/>
+          <w:iCs/>
+        </w:rPr>
+        <w:t xml:space="preserve">egas = always</w:t>
+      </w:r>
+      <w:r>
+        <w:rPr>
+          <w:i/>
+          <w:iCs/>
+        </w:rPr>
+        <w:t xml:space="preserve"> </w:t>
+      </w:r>
+      <w:r>
+        <w:rPr>
+          <w:b/>
+          <w:bCs/>
+          <w:i/>
+          <w:iCs/>
+        </w:rPr>
+        <w:t xml:space="preserve">V</w:t>
+      </w:r>
+      <w:r>
+        <w:rPr>
+          <w:i/>
+          <w:iCs/>
+        </w:rPr>
+        <w:t xml:space="preserve">alid (time varies);</w:t>
+      </w:r>
+      <w:r>
+        <w:rPr>
+          <w:i/>
+          <w:iCs/>
+        </w:rPr>
+        <w:t xml:space="preserve"> </w:t>
+      </w:r>
+      <w:r>
+        <w:rPr>
+          <w:b/>
+          <w:bCs/>
+          <w:i/>
+          <w:iCs/>
+        </w:rPr>
+        <w:t xml:space="preserve">M</w:t>
+      </w:r>
+      <w:r>
+        <w:rPr>
+          <w:i/>
+          <w:iCs/>
+        </w:rPr>
+        <w:t xml:space="preserve">onte</w:t>
+      </w:r>
+      <w:r>
+        <w:rPr>
+          <w:i/>
+          <w:iCs/>
+        </w:rPr>
+        <w:t xml:space="preserve"> </w:t>
+      </w:r>
+      <w:r>
+        <w:rPr>
+          <w:i/>
+          <w:iCs/>
+        </w:rPr>
+        <w:t xml:space="preserve">Carlo =</w:t>
+      </w:r>
+      <w:r>
+        <w:rPr>
+          <w:i/>
+          <w:iCs/>
+        </w:rPr>
+        <w:t xml:space="preserve"> </w:t>
+      </w:r>
+      <w:r>
+        <w:rPr>
+          <w:b/>
+          <w:bCs/>
+          <w:i/>
+          <w:iCs/>
+        </w:rPr>
+        <w:t xml:space="preserve">M</w:t>
+      </w:r>
+      <w:r>
+        <w:rPr>
+          <w:i/>
+          <w:iCs/>
+        </w:rPr>
+        <w:t xml:space="preserve">aybe wrong (time fixed).</w:t>
+      </w:r>
+    </w:p>
+    <w:bookmarkStart w:id="20" w:name="mcqs-2"/>
     <w:p>
       <w:pPr>
         <w:pStyle w:val="Heading3"/>
@@ -2044,7 +3058,7 @@
         <w:pStyle w:val="Compact"/>
         <w:numPr>
           <w:ilvl w:val="0"/>
-          <w:numId w:val="1007"/>
+          <w:numId w:val="1009"/>
         </w:numPr>
       </w:pPr>
       <w:r>
@@ -2056,7 +3070,7 @@
         <w:pStyle w:val="Compact"/>
         <w:numPr>
           <w:ilvl w:val="0"/>
-          <w:numId w:val="1007"/>
+          <w:numId w:val="1009"/>
         </w:numPr>
       </w:pPr>
       <w:r>
@@ -2084,7 +3098,7 @@
         <w:pStyle w:val="Compact"/>
         <w:numPr>
           <w:ilvl w:val="0"/>
-          <w:numId w:val="1007"/>
+          <w:numId w:val="1009"/>
         </w:numPr>
       </w:pPr>
       <w:r>
@@ -2114,9 +3128,9 @@
         </w:pict>
       </w:r>
     </w:p>
-    <w:bookmarkEnd w:id="19"/>
     <w:bookmarkEnd w:id="20"/>
-    <w:bookmarkStart w:id="23" w:name="approximation-algorithms"/>
+    <w:bookmarkEnd w:id="21"/>
+    <w:bookmarkStart w:id="24" w:name="approximation-algorithms"/>
     <w:p>
       <w:pPr>
         <w:pStyle w:val="Heading2"/>
@@ -2179,10 +3193,9 @@
     </w:p>
     <w:p>
       <w:pPr>
-        <w:pStyle w:val="Compact"/>
-        <w:numPr>
-          <w:ilvl w:val="0"/>
-          <w:numId w:val="1008"/>
+        <w:numPr>
+          <w:ilvl w:val="0"/>
+          <w:numId w:val="1010"/>
         </w:numPr>
       </w:pPr>
       <w:r>
@@ -2223,292 +3236,743 @@
     </w:p>
     <w:p>
       <w:pPr>
-        <w:pStyle w:val="Compact"/>
-        <w:numPr>
-          <w:ilvl w:val="0"/>
-          <w:numId w:val="1008"/>
-        </w:numPr>
-      </w:pPr>
-      <w:r>
-        <w:rPr>
-          <w:b/>
-          <w:bCs/>
-        </w:rPr>
-        <w:t xml:space="preserve">TSP (metric) — 2-approximation</w:t>
-      </w:r>
-      <w:r>
-        <w:t xml:space="preserve"> </w:t>
-      </w:r>
-      <w:r>
-        <w:t xml:space="preserve">via MST (1.5× with Christofides).</w:t>
-      </w:r>
-    </w:p>
-    <w:p>
-      <w:pPr>
-        <w:pStyle w:val="Compact"/>
-        <w:numPr>
-          <w:ilvl w:val="0"/>
-          <w:numId w:val="1008"/>
-        </w:numPr>
-      </w:pPr>
-      <w:r>
-        <w:rPr>
-          <w:b/>
-          <w:bCs/>
-        </w:rPr>
-        <w:t xml:space="preserve">Set Cover — ln n approximation</w:t>
-      </w:r>
-      <w:r>
-        <w:t xml:space="preserve"> </w:t>
-      </w:r>
-      <w:r>
-        <w:t xml:space="preserve">(greedy: always take the set covering the most</w:t>
-      </w:r>
-      <w:r>
-        <w:t xml:space="preserve"> </w:t>
-      </w:r>
-      <w:r>
-        <w:t xml:space="preserve">uncovered elements).</w:t>
-      </w:r>
-    </w:p>
-    <w:p>
-      <w:pPr>
-        <w:pStyle w:val="BlockText"/>
-      </w:pPr>
-      <w:r>
-        <w:rPr>
-          <w:b/>
-          <w:bCs/>
-        </w:rPr>
-        <w:t xml:space="preserve">Memory hook:</w:t>
-      </w:r>
-      <w:r>
-        <w:t xml:space="preserve"> </w:t>
-      </w:r>
-      <w:r>
-        <w:t xml:space="preserve">“can’t solve it exactly fast → guarantee</w:t>
-      </w:r>
-      <w:r>
-        <w:t xml:space="preserve"> </w:t>
-      </w:r>
-      <w:r>
-        <w:t xml:space="preserve">‘no worse than ρ×</w:t>
-      </w:r>
-      <w:r>
-        <w:t xml:space="preserve"> </w:t>
-      </w:r>
-      <w:r>
-        <w:t xml:space="preserve">optimal’</w:t>
-      </w:r>
-      <w:r>
-        <w:t xml:space="preserve">.”</w:t>
-      </w:r>
-    </w:p>
-    <w:bookmarkStart w:id="21" w:name="the-its-np-hard-now-what-pivot-menu"/>
-    <w:p>
-      <w:pPr>
-        <w:pStyle w:val="Heading3"/>
-      </w:pPr>
-      <w:r>
-        <w:t xml:space="preserve">The</w:t>
-      </w:r>
-      <w:r>
-        <w:t xml:space="preserve"> </w:t>
-      </w:r>
-      <w:r>
-        <w:t xml:space="preserve">“it’s NP-hard — now what?”</w:t>
-      </w:r>
-      <w:r>
-        <w:t xml:space="preserve"> </w:t>
-      </w:r>
-      <w:r>
-        <w:t xml:space="preserve">pivot menu</w:t>
-      </w:r>
-    </w:p>
-    <w:p>
-      <w:pPr>
-        <w:pStyle w:val="Compact"/>
-        <w:numPr>
-          <w:ilvl w:val="0"/>
-          <w:numId w:val="1009"/>
-        </w:numPr>
-      </w:pPr>
-      <w:r>
-        <w:rPr>
-          <w:b/>
-          <w:bCs/>
-        </w:rPr>
-        <w:t xml:space="preserve">Exact but exponential</w:t>
-      </w:r>
-      <w:r>
-        <w:t xml:space="preserve"> </w:t>
-      </w:r>
-      <w:r>
-        <w:t xml:space="preserve">(fine for small n): DP over subsets (</w:t>
-      </w:r>
-      <w:r>
-        <w:rPr>
-          <w:b/>
-          <w:bCs/>
-        </w:rPr>
-        <w:t xml:space="preserve">Held-Karp</w:t>
-      </w:r>
-      <w:r>
-        <w:t xml:space="preserve"> </w:t>
-      </w:r>
-      <w:r>
-        <w:t xml:space="preserve">TSP O(2ⁿ·n²)),</w:t>
-      </w:r>
-      <w:r>
-        <w:t xml:space="preserve"> </w:t>
-      </w:r>
-      <w:r>
-        <w:rPr>
-          <w:b/>
-          <w:bCs/>
-        </w:rPr>
-        <w:t xml:space="preserve">meet-in-the-middle</w:t>
-      </w:r>
-      <w:r>
-        <w:t xml:space="preserve"> </w:t>
-      </w:r>
-      <w:r>
-        <w:t xml:space="preserve">(Subset Sum O(2^(n/2))),</w:t>
-      </w:r>
-      <w:r>
-        <w:t xml:space="preserve"> </w:t>
-      </w:r>
-      <w:r>
-        <w:rPr>
-          <w:b/>
-          <w:bCs/>
-        </w:rPr>
-        <w:t xml:space="preserve">branch &amp; bound</w:t>
-      </w:r>
-      <w:r>
-        <w:t xml:space="preserve"> </w:t>
-      </w:r>
-      <w:r>
-        <w:t xml:space="preserve">(Module 13).</w:t>
-      </w:r>
-    </w:p>
-    <w:p>
-      <w:pPr>
-        <w:pStyle w:val="Compact"/>
-        <w:numPr>
-          <w:ilvl w:val="0"/>
-          <w:numId w:val="1009"/>
-        </w:numPr>
-      </w:pPr>
-      <w:r>
-        <w:rPr>
-          <w:b/>
-          <w:bCs/>
-        </w:rPr>
-        <w:t xml:space="preserve">Pseudo-polynomial DP</w:t>
-      </w:r>
-      <w:r>
-        <w:t xml:space="preserve"> </w:t>
-      </w:r>
-      <w:r>
-        <w:t xml:space="preserve">when numeric inputs are small (Knapsack O(nW) —</w:t>
-      </w:r>
-      <w:r>
-        <w:t xml:space="preserve"> </w:t>
-      </w:r>
-      <w:r>
-        <w:t xml:space="preserve">§18.5).</w:t>
-      </w:r>
-    </w:p>
-    <w:p>
-      <w:pPr>
-        <w:pStyle w:val="Compact"/>
-        <w:numPr>
-          <w:ilvl w:val="0"/>
-          <w:numId w:val="1009"/>
-        </w:numPr>
-      </w:pPr>
-      <w:r>
-        <w:rPr>
-          <w:b/>
-          <w:bCs/>
-        </w:rPr>
-        <w:t xml:space="preserve">Approximation with a guarantee</w:t>
-      </w:r>
-      <w:r>
-        <w:t xml:space="preserve"> </w:t>
-      </w:r>
-      <w:r>
-        <w:t xml:space="preserve">— ρ-approx, and the stronger tiers</w:t>
-      </w:r>
-      <w:r>
-        <w:t xml:space="preserve"> </w:t>
-      </w:r>
-      <w:r>
-        <w:rPr>
-          <w:b/>
-          <w:bCs/>
-        </w:rPr>
-        <w:t xml:space="preserve">PTAS</w:t>
-      </w:r>
-      <w:r>
-        <w:t xml:space="preserve"> </w:t>
-      </w:r>
-      <w:r>
-        <w:t xml:space="preserve">(any 1+ε) /</w:t>
-      </w:r>
-      <w:r>
-        <w:t xml:space="preserve"> </w:t>
-      </w:r>
-      <w:r>
-        <w:rPr>
-          <w:b/>
-          <w:bCs/>
-        </w:rPr>
-        <w:t xml:space="preserve">FPTAS</w:t>
-      </w:r>
-      <w:r>
-        <w:t xml:space="preserve"> </w:t>
-      </w:r>
-      <w:r>
-        <w:t xml:space="preserve">(also polynomial in 1/ε).</w:t>
-      </w:r>
-    </w:p>
-    <w:p>
-      <w:pPr>
-        <w:pStyle w:val="Compact"/>
-        <w:numPr>
-          <w:ilvl w:val="0"/>
-          <w:numId w:val="1009"/>
-        </w:numPr>
-      </w:pPr>
-      <w:r>
-        <w:rPr>
-          <w:b/>
-          <w:bCs/>
-        </w:rPr>
-        <w:t xml:space="preserve">Heuristics with NO guarantee</w:t>
-      </w:r>
-      <w:r>
-        <w:t xml:space="preserve"> </w:t>
-      </w:r>
-      <w:r>
-        <w:t xml:space="preserve">— greedy, local search, simulated annealing,</w:t>
-      </w:r>
-      <w:r>
-        <w:t xml:space="preserve"> </w:t>
-      </w:r>
-      <w:r>
-        <w:t xml:space="preserve">ILP solvers (fast in practice, no proven bound —</w:t>
-      </w:r>
-      <w:r>
-        <w:t xml:space="preserve"> </w:t>
-      </w:r>
+        <w:numPr>
+          <w:ilvl w:val="0"/>
+          <w:numId w:val="1000"/>
+        </w:numPr>
+      </w:pPr>
+      <w:r>
+        <w:rPr>
+          <w:b/>
+          <w:bCs/>
+        </w:rPr>
+        <w:t xml:space="preserve">The 2-approx, worked and proved.</w:t>
+      </w:r>
+    </w:p>
+    <w:p>
+      <w:pPr>
+        <w:pStyle w:val="SourceCode"/>
+        <w:numPr>
+          <w:ilvl w:val="0"/>
+          <w:numId w:val="1000"/>
+        </w:numPr>
+      </w:pPr>
+      <w:r>
+        <w:rPr>
+          <w:rStyle w:val="VerbatimChar"/>
+        </w:rPr>
+        <w:t xml:space="preserve">APPROX-VERTEX-COVER(G):</w:t>
+      </w:r>
+      <w:r>
+        <w:br/>
+      </w:r>
+      <w:r>
+        <w:rPr>
+          <w:rStyle w:val="VerbatimChar"/>
+        </w:rPr>
+        <w:t xml:space="preserve">  C = {}</w:t>
+      </w:r>
+      <w:r>
+        <w:br/>
+      </w:r>
+      <w:r>
+        <w:rPr>
+          <w:rStyle w:val="VerbatimChar"/>
+        </w:rPr>
+        <w:t xml:space="preserve">  while some edge (u,v) is uncovered:</w:t>
+      </w:r>
+      <w:r>
+        <w:br/>
+      </w:r>
+      <w:r>
+        <w:rPr>
+          <w:rStyle w:val="VerbatimChar"/>
+        </w:rPr>
+        <w:t xml:space="preserve">      add BOTH u and v to C</w:t>
+      </w:r>
+      <w:r>
+        <w:br/>
+      </w:r>
+      <w:r>
+        <w:rPr>
+          <w:rStyle w:val="VerbatimChar"/>
+        </w:rPr>
+        <w:t xml:space="preserve">      delete all edges touching u or v</w:t>
+      </w:r>
+      <w:r>
+        <w:br/>
+      </w:r>
+      <w:r>
+        <w:rPr>
+          <w:rStyle w:val="VerbatimChar"/>
+        </w:rPr>
+        <w:t xml:space="preserve">  return C</w:t>
+      </w:r>
+    </w:p>
+    <w:p>
+      <w:pPr>
+        <w:numPr>
+          <w:ilvl w:val="0"/>
+          <w:numId w:val="1000"/>
+        </w:numPr>
+      </w:pPr>
       <w:r>
         <w:rPr>
           <w:i/>
           <w:iCs/>
         </w:rPr>
+        <w:t xml:space="preserve">Why ≤ 2·OPT.</w:t>
+      </w:r>
+      <w:r>
+        <w:t xml:space="preserve"> </w:t>
+      </w:r>
+      <w:r>
+        <w:t xml:space="preserve">The edges</w:t>
+      </w:r>
+      <w:r>
+        <w:t xml:space="preserve"> </w:t>
+      </w:r>
+      <w:r>
+        <w:rPr>
+          <w:rStyle w:val="VerbatimChar"/>
+        </w:rPr>
+        <w:t xml:space="preserve">(u,v)</w:t>
+      </w:r>
+      <w:r>
+        <w:t xml:space="preserve"> </w:t>
+      </w:r>
+      <w:r>
+        <w:t xml:space="preserve">we pick in the loop share</w:t>
+      </w:r>
+      <w:r>
+        <w:t xml:space="preserve"> </w:t>
+      </w:r>
+      <w:r>
+        <w:rPr>
+          <w:b/>
+          <w:bCs/>
+        </w:rPr>
+        <w:t xml:space="preserve">no vertex</w:t>
+      </w:r>
+      <w:r>
+        <w:t xml:space="preserve"> </w:t>
+      </w:r>
+      <w:r>
+        <w:t xml:space="preserve">(once</w:t>
+      </w:r>
+      <w:r>
+        <w:t xml:space="preserve"> </w:t>
+      </w:r>
+      <w:r>
+        <w:t xml:space="preserve">we take</w:t>
+      </w:r>
+      <w:r>
+        <w:t xml:space="preserve"> </w:t>
+      </w:r>
+      <w:r>
+        <w:rPr>
+          <w:rStyle w:val="VerbatimChar"/>
+        </w:rPr>
+        <w:t xml:space="preserve">u,v</w:t>
+      </w:r>
+      <w:r>
+        <w:t xml:space="preserve"> </w:t>
+      </w:r>
+      <w:r>
+        <w:t xml:space="preserve">we delete all their edges), so they form a</w:t>
+      </w:r>
+      <w:r>
+        <w:t xml:space="preserve"> </w:t>
+      </w:r>
+      <w:r>
+        <w:rPr>
+          <w:b/>
+          <w:bCs/>
+        </w:rPr>
+        <w:t xml:space="preserve">matching</w:t>
+      </w:r>
+      <w:r>
+        <w:t xml:space="preserve"> </w:t>
+      </w:r>
+      <w:r>
+        <w:rPr>
+          <w:rStyle w:val="VerbatimChar"/>
+        </w:rPr>
+        <w:t xml:space="preserve">M</w:t>
+      </w:r>
+      <w:r>
+        <w:t xml:space="preserve">. Every</w:t>
+      </w:r>
+      <w:r>
+        <w:t xml:space="preserve"> </w:t>
+      </w:r>
+      <w:r>
+        <w:t xml:space="preserve">vertex cover — including the optimal one — must contain</w:t>
+      </w:r>
+      <w:r>
+        <w:t xml:space="preserve"> </w:t>
+      </w:r>
+      <w:r>
+        <w:rPr>
+          <w:b/>
+          <w:bCs/>
+        </w:rPr>
+        <w:t xml:space="preserve">at least one endpoint</w:t>
+      </w:r>
+      <w:r>
+        <w:rPr>
+          <w:b/>
+          <w:bCs/>
+        </w:rPr>
+        <w:t xml:space="preserve"> </w:t>
+      </w:r>
+      <w:r>
+        <w:rPr>
+          <w:b/>
+          <w:bCs/>
+        </w:rPr>
+        <w:t xml:space="preserve">of each matched edge</w:t>
+      </w:r>
+      <w:r>
+        <w:t xml:space="preserve">, so</w:t>
+      </w:r>
+      <w:r>
+        <w:t xml:space="preserve"> </w:t>
+      </w:r>
+      <w:r>
+        <w:rPr>
+          <w:rStyle w:val="VerbatimChar"/>
+        </w:rPr>
+        <w:t xml:space="preserve">OPT ≥ |M|</w:t>
+      </w:r>
+      <w:r>
+        <w:t xml:space="preserve">. Our cover uses</w:t>
+      </w:r>
+      <w:r>
+        <w:t xml:space="preserve"> </w:t>
+      </w:r>
+      <w:r>
+        <w:rPr>
+          <w:b/>
+          <w:bCs/>
+        </w:rPr>
+        <w:t xml:space="preserve">both</w:t>
+      </w:r>
+      <w:r>
+        <w:t xml:space="preserve"> </w:t>
+      </w:r>
+      <w:r>
+        <w:t xml:space="preserve">endpoints of each</w:t>
+      </w:r>
+      <w:r>
+        <w:t xml:space="preserve"> </w:t>
+      </w:r>
+      <w:r>
+        <w:t xml:space="preserve">matched edge, so</w:t>
+      </w:r>
+      <w:r>
+        <w:t xml:space="preserve"> </w:t>
+      </w:r>
+      <w:r>
+        <w:rPr>
+          <w:rStyle w:val="VerbatimChar"/>
+        </w:rPr>
+        <w:t xml:space="preserve">|C| = 2|M| ≤ 2·OPT</w:t>
+      </w:r>
+      <w:r>
+        <w:t xml:space="preserve">. ∎</w:t>
+      </w:r>
+    </w:p>
+    <w:p>
+      <w:pPr>
+        <w:numPr>
+          <w:ilvl w:val="0"/>
+          <w:numId w:val="1000"/>
+        </w:numPr>
+      </w:pPr>
+      <w:r>
+        <w:rPr>
+          <w:i/>
+          <w:iCs/>
+        </w:rPr>
+        <w:t xml:space="preserve">Worked (path a–b–c–d).</w:t>
+      </w:r>
+      <w:r>
+        <w:t xml:space="preserve"> </w:t>
+      </w:r>
+      <w:r>
+        <w:t xml:space="preserve">Suppose we pick edge</w:t>
+      </w:r>
+      <w:r>
+        <w:t xml:space="preserve"> </w:t>
+      </w:r>
+      <w:r>
+        <w:rPr>
+          <w:rStyle w:val="VerbatimChar"/>
+        </w:rPr>
+        <w:t xml:space="preserve">(a,b)</w:t>
+      </w:r>
+      <w:r>
+        <w:t xml:space="preserve"> </w:t>
+      </w:r>
+      <w:r>
+        <w:t xml:space="preserve">→</w:t>
+      </w:r>
+      <w:r>
+        <w:t xml:space="preserve"> </w:t>
+      </w:r>
+      <w:r>
+        <w:rPr>
+          <w:rStyle w:val="VerbatimChar"/>
+        </w:rPr>
+        <w:t xml:space="preserve">C={a,b}</w:t>
+      </w:r>
+      <w:r>
+        <w:t xml:space="preserve">, delete its</w:t>
+      </w:r>
+      <w:r>
+        <w:t xml:space="preserve"> </w:t>
+      </w:r>
+      <w:r>
+        <w:t xml:space="preserve">edges; the remaining uncovered edge</w:t>
+      </w:r>
+      <w:r>
+        <w:t xml:space="preserve"> </w:t>
+      </w:r>
+      <w:r>
+        <w:rPr>
+          <w:rStyle w:val="VerbatimChar"/>
+        </w:rPr>
+        <w:t xml:space="preserve">(c,d)</w:t>
+      </w:r>
+      <w:r>
+        <w:t xml:space="preserve"> </w:t>
+      </w:r>
+      <w:r>
+        <w:t xml:space="preserve">→ add</w:t>
+      </w:r>
+      <w:r>
+        <w:t xml:space="preserve"> </w:t>
+      </w:r>
+      <w:r>
+        <w:rPr>
+          <w:rStyle w:val="VerbatimChar"/>
+        </w:rPr>
+        <w:t xml:space="preserve">C={a,b,c,d}</w:t>
+      </w:r>
+      <w:r>
+        <w:t xml:space="preserve">. So</w:t>
+      </w:r>
+      <w:r>
+        <w:t xml:space="preserve"> </w:t>
+      </w:r>
+      <w:r>
+        <w:rPr>
+          <w:rStyle w:val="VerbatimChar"/>
+        </w:rPr>
+        <w:t xml:space="preserve">|C|=4</w:t>
+      </w:r>
+      <w:r>
+        <w:t xml:space="preserve">,</w:t>
+      </w:r>
+      <w:r>
+        <w:t xml:space="preserve"> </w:t>
+      </w:r>
+      <w:r>
+        <w:t xml:space="preserve">while</w:t>
+      </w:r>
+      <w:r>
+        <w:t xml:space="preserve"> </w:t>
+      </w:r>
+      <w:r>
+        <w:rPr>
+          <w:rStyle w:val="VerbatimChar"/>
+        </w:rPr>
+        <w:t xml:space="preserve">OPT={b,c}</w:t>
+      </w:r>
+      <w:r>
+        <w:t xml:space="preserve"> </w:t>
+      </w:r>
+      <w:r>
+        <w:t xml:space="preserve">has size 2 → ratio exactly</w:t>
+      </w:r>
+      <w:r>
+        <w:t xml:space="preserve"> </w:t>
+      </w:r>
+      <w:r>
+        <w:rPr>
+          <w:b/>
+          <w:bCs/>
+        </w:rPr>
+        <w:t xml:space="preserve">2</w:t>
+      </w:r>
+      <w:r>
+        <w:t xml:space="preserve"> </w:t>
+      </w:r>
+      <w:r>
+        <w:t xml:space="preserve">here.</w:t>
+      </w:r>
+    </w:p>
+    <w:p>
+      <w:pPr>
+        <w:pStyle w:val="Compact"/>
+        <w:numPr>
+          <w:ilvl w:val="1"/>
+          <w:numId w:val="1011"/>
+        </w:numPr>
+      </w:pPr>
+      <w:r>
+        <w:rPr>
+          <w:b/>
+          <w:bCs/>
+        </w:rPr>
+        <w:t xml:space="preserve">Pitfall:</w:t>
+      </w:r>
+      <w:r>
+        <w:t xml:space="preserve"> </w:t>
+      </w:r>
+      <w:r>
+        <w:t xml:space="preserve">the</w:t>
+      </w:r>
+      <w:r>
+        <w:t xml:space="preserve"> </w:t>
+      </w:r>
+      <w:r>
+        <w:t xml:space="preserve">“pick the highest-degree vertex”</w:t>
+      </w:r>
+      <w:r>
+        <w:t xml:space="preserve"> </w:t>
+      </w:r>
+      <w:r>
+        <w:t xml:space="preserve">greedy is</w:t>
+      </w:r>
+      <w:r>
+        <w:t xml:space="preserve"> </w:t>
+      </w:r>
+      <w:r>
+        <w:rPr>
+          <w:i/>
+          <w:iCs/>
+        </w:rPr>
+        <w:t xml:space="preserve">not</w:t>
+      </w:r>
+      <w:r>
+        <w:t xml:space="preserve"> </w:t>
+      </w:r>
+      <w:r>
+        <w:t xml:space="preserve">2-approx —</w:t>
+      </w:r>
+      <w:r>
+        <w:t xml:space="preserve"> </w:t>
+      </w:r>
+      <w:r>
+        <w:t xml:space="preserve">it can be as bad as</w:t>
+      </w:r>
+      <w:r>
+        <w:t xml:space="preserve"> </w:t>
+      </w:r>
+      <w:r>
+        <w:rPr>
+          <w:rStyle w:val="VerbatimChar"/>
+        </w:rPr>
+        <w:t xml:space="preserve">Θ(log n)·OPT</w:t>
+      </w:r>
+      <w:r>
+        <w:t xml:space="preserve">. The matching-based both-endpoints rule is</w:t>
+      </w:r>
+      <w:r>
+        <w:t xml:space="preserve"> </w:t>
+      </w:r>
+      <w:r>
+        <w:t xml:space="preserve">the one with the clean 2 guarantee.</w:t>
+      </w:r>
+    </w:p>
+    <w:p>
+      <w:pPr>
+        <w:numPr>
+          <w:ilvl w:val="0"/>
+          <w:numId w:val="1010"/>
+        </w:numPr>
+      </w:pPr>
+      <w:r>
+        <w:rPr>
+          <w:b/>
+          <w:bCs/>
+        </w:rPr>
+        <w:t xml:space="preserve">TSP (metric) — 2-approximation</w:t>
+      </w:r>
+      <w:r>
+        <w:t xml:space="preserve"> </w:t>
+      </w:r>
+      <w:r>
+        <w:t xml:space="preserve">via MST (1.5× with Christofides).</w:t>
+      </w:r>
+    </w:p>
+    <w:p>
+      <w:pPr>
+        <w:numPr>
+          <w:ilvl w:val="0"/>
+          <w:numId w:val="1010"/>
+        </w:numPr>
+      </w:pPr>
+      <w:r>
+        <w:rPr>
+          <w:b/>
+          <w:bCs/>
+        </w:rPr>
+        <w:t xml:space="preserve">Set Cover — ln n approximation</w:t>
+      </w:r>
+      <w:r>
+        <w:t xml:space="preserve"> </w:t>
+      </w:r>
+      <w:r>
+        <w:t xml:space="preserve">(greedy: always take the set covering the most</w:t>
+      </w:r>
+      <w:r>
+        <w:t xml:space="preserve"> </w:t>
+      </w:r>
+      <w:r>
+        <w:t xml:space="preserve">uncovered elements).</w:t>
+      </w:r>
+    </w:p>
+    <w:p>
+      <w:pPr>
+        <w:pStyle w:val="BlockText"/>
+      </w:pPr>
+      <w:r>
+        <w:rPr>
+          <w:b/>
+          <w:bCs/>
+        </w:rPr>
+        <w:t xml:space="preserve">Memory hook:</w:t>
+      </w:r>
+      <w:r>
+        <w:t xml:space="preserve"> </w:t>
+      </w:r>
+      <w:r>
+        <w:t xml:space="preserve">“can’t solve it exactly fast → guarantee</w:t>
+      </w:r>
+      <w:r>
+        <w:t xml:space="preserve"> </w:t>
+      </w:r>
+      <w:r>
+        <w:t xml:space="preserve">‘no worse than ρ×</w:t>
+      </w:r>
+      <w:r>
+        <w:t xml:space="preserve"> </w:t>
+      </w:r>
+      <w:r>
+        <w:t xml:space="preserve">optimal’</w:t>
+      </w:r>
+      <w:r>
+        <w:t xml:space="preserve">.”</w:t>
+      </w:r>
+    </w:p>
+    <w:bookmarkStart w:id="22" w:name="the-its-np-hard-now-what-pivot-menu"/>
+    <w:p>
+      <w:pPr>
+        <w:pStyle w:val="Heading3"/>
+      </w:pPr>
+      <w:r>
+        <w:t xml:space="preserve">The</w:t>
+      </w:r>
+      <w:r>
+        <w:t xml:space="preserve"> </w:t>
+      </w:r>
+      <w:r>
+        <w:t xml:space="preserve">“it’s NP-hard — now what?”</w:t>
+      </w:r>
+      <w:r>
+        <w:t xml:space="preserve"> </w:t>
+      </w:r>
+      <w:r>
+        <w:t xml:space="preserve">pivot menu</w:t>
+      </w:r>
+    </w:p>
+    <w:p>
+      <w:pPr>
+        <w:pStyle w:val="Compact"/>
+        <w:numPr>
+          <w:ilvl w:val="0"/>
+          <w:numId w:val="1012"/>
+        </w:numPr>
+      </w:pPr>
+      <w:r>
+        <w:rPr>
+          <w:b/>
+          <w:bCs/>
+        </w:rPr>
+        <w:t xml:space="preserve">Exact but exponential</w:t>
+      </w:r>
+      <w:r>
+        <w:t xml:space="preserve"> </w:t>
+      </w:r>
+      <w:r>
+        <w:t xml:space="preserve">(fine for small n): DP over subsets (</w:t>
+      </w:r>
+      <w:r>
+        <w:rPr>
+          <w:b/>
+          <w:bCs/>
+        </w:rPr>
+        <w:t xml:space="preserve">Held-Karp</w:t>
+      </w:r>
+      <w:r>
+        <w:t xml:space="preserve"> </w:t>
+      </w:r>
+      <w:r>
+        <w:t xml:space="preserve">TSP O(2ⁿ·n²)),</w:t>
+      </w:r>
+      <w:r>
+        <w:t xml:space="preserve"> </w:t>
+      </w:r>
+      <w:r>
+        <w:rPr>
+          <w:b/>
+          <w:bCs/>
+        </w:rPr>
+        <w:t xml:space="preserve">meet-in-the-middle</w:t>
+      </w:r>
+      <w:r>
+        <w:t xml:space="preserve"> </w:t>
+      </w:r>
+      <w:r>
+        <w:t xml:space="preserve">(Subset Sum O(2^(n/2))),</w:t>
+      </w:r>
+      <w:r>
+        <w:t xml:space="preserve"> </w:t>
+      </w:r>
+      <w:r>
+        <w:rPr>
+          <w:b/>
+          <w:bCs/>
+        </w:rPr>
+        <w:t xml:space="preserve">branch &amp; bound</w:t>
+      </w:r>
+      <w:r>
+        <w:t xml:space="preserve"> </w:t>
+      </w:r>
+      <w:r>
+        <w:t xml:space="preserve">(Module 13).</w:t>
+      </w:r>
+    </w:p>
+    <w:p>
+      <w:pPr>
+        <w:pStyle w:val="Compact"/>
+        <w:numPr>
+          <w:ilvl w:val="0"/>
+          <w:numId w:val="1012"/>
+        </w:numPr>
+      </w:pPr>
+      <w:r>
+        <w:rPr>
+          <w:b/>
+          <w:bCs/>
+        </w:rPr>
+        <w:t xml:space="preserve">Pseudo-polynomial DP</w:t>
+      </w:r>
+      <w:r>
+        <w:t xml:space="preserve"> </w:t>
+      </w:r>
+      <w:r>
+        <w:t xml:space="preserve">when numeric inputs are small (Knapsack O(nW) —</w:t>
+      </w:r>
+      <w:r>
+        <w:t xml:space="preserve"> </w:t>
+      </w:r>
+      <w:r>
+        <w:t xml:space="preserve">§18.5).</w:t>
+      </w:r>
+    </w:p>
+    <w:p>
+      <w:pPr>
+        <w:pStyle w:val="Compact"/>
+        <w:numPr>
+          <w:ilvl w:val="0"/>
+          <w:numId w:val="1012"/>
+        </w:numPr>
+      </w:pPr>
+      <w:r>
+        <w:rPr>
+          <w:b/>
+          <w:bCs/>
+        </w:rPr>
+        <w:t xml:space="preserve">Approximation with a guarantee</w:t>
+      </w:r>
+      <w:r>
+        <w:t xml:space="preserve"> </w:t>
+      </w:r>
+      <w:r>
+        <w:t xml:space="preserve">— ρ-approx, and the stronger tiers</w:t>
+      </w:r>
+      <w:r>
+        <w:t xml:space="preserve"> </w:t>
+      </w:r>
+      <w:r>
+        <w:rPr>
+          <w:b/>
+          <w:bCs/>
+        </w:rPr>
+        <w:t xml:space="preserve">PTAS</w:t>
+      </w:r>
+      <w:r>
+        <w:t xml:space="preserve"> </w:t>
+      </w:r>
+      <w:r>
+        <w:t xml:space="preserve">(any 1+ε) /</w:t>
+      </w:r>
+      <w:r>
+        <w:t xml:space="preserve"> </w:t>
+      </w:r>
+      <w:r>
+        <w:rPr>
+          <w:b/>
+          <w:bCs/>
+        </w:rPr>
+        <w:t xml:space="preserve">FPTAS</w:t>
+      </w:r>
+      <w:r>
+        <w:t xml:space="preserve"> </w:t>
+      </w:r>
+      <w:r>
+        <w:t xml:space="preserve">(also polynomial in 1/ε).</w:t>
+      </w:r>
+    </w:p>
+    <w:p>
+      <w:pPr>
+        <w:pStyle w:val="Compact"/>
+        <w:numPr>
+          <w:ilvl w:val="0"/>
+          <w:numId w:val="1012"/>
+        </w:numPr>
+      </w:pPr>
+      <w:r>
+        <w:rPr>
+          <w:b/>
+          <w:bCs/>
+        </w:rPr>
+        <w:t xml:space="preserve">Heuristics with NO guarantee</w:t>
+      </w:r>
+      <w:r>
+        <w:t xml:space="preserve"> </w:t>
+      </w:r>
+      <w:r>
+        <w:t xml:space="preserve">— greedy, local search, simulated annealing,</w:t>
+      </w:r>
+      <w:r>
+        <w:t xml:space="preserve"> </w:t>
+      </w:r>
+      <w:r>
+        <w:t xml:space="preserve">ILP solvers (fast in practice, no proven bound —</w:t>
+      </w:r>
+      <w:r>
+        <w:t xml:space="preserve"> </w:t>
+      </w:r>
+      <w:r>
+        <w:rPr>
+          <w:i/>
+          <w:iCs/>
+        </w:rPr>
         <w:t xml:space="preserve">different</w:t>
       </w:r>
       <w:r>
@@ -2529,7 +3993,7 @@
         <w:pStyle w:val="Compact"/>
         <w:numPr>
           <w:ilvl w:val="0"/>
-          <w:numId w:val="1009"/>
+          <w:numId w:val="1012"/>
         </w:numPr>
       </w:pPr>
       <w:r>
@@ -2573,8 +4037,8 @@
         <w:t xml:space="preserve">).</w:t>
       </w:r>
     </w:p>
-    <w:bookmarkEnd w:id="21"/>
-    <w:bookmarkStart w:id="22" w:name="mcqs-3"/>
+    <w:bookmarkEnd w:id="22"/>
+    <w:bookmarkStart w:id="23" w:name="mcqs-3"/>
     <w:p>
       <w:pPr>
         <w:pStyle w:val="Heading3"/>
@@ -2588,7 +4052,7 @@
         <w:pStyle w:val="Compact"/>
         <w:numPr>
           <w:ilvl w:val="0"/>
-          <w:numId w:val="1010"/>
+          <w:numId w:val="1013"/>
         </w:numPr>
       </w:pPr>
       <w:r>
@@ -2616,7 +4080,7 @@
         <w:pStyle w:val="Compact"/>
         <w:numPr>
           <w:ilvl w:val="0"/>
-          <w:numId w:val="1010"/>
+          <w:numId w:val="1013"/>
         </w:numPr>
       </w:pPr>
       <w:r>
@@ -2641,7 +4105,7 @@
         <w:pStyle w:val="Compact"/>
         <w:numPr>
           <w:ilvl w:val="0"/>
-          <w:numId w:val="1010"/>
+          <w:numId w:val="1013"/>
         </w:numPr>
       </w:pPr>
       <w:r>
@@ -2668,9 +4132,9 @@
         </w:pict>
       </w:r>
     </w:p>
-    <w:bookmarkEnd w:id="22"/>
     <w:bookmarkEnd w:id="23"/>
-    <w:bookmarkStart w:id="30" w:name="p-np-np-complete-np-hard"/>
+    <w:bookmarkEnd w:id="24"/>
+    <w:bookmarkStart w:id="32" w:name="p-np-np-complete-np-hard"/>
     <w:p>
       <w:pPr>
         <w:pStyle w:val="Heading2"/>
@@ -2688,18 +4152,18 @@
           <wp:inline>
             <wp:extent cx="5334000" cy="2762542"/>
             <wp:effectExtent b="0" l="0" r="0" t="0"/>
-            <wp:docPr descr="Complexity classes: P ⊆ NP, NP-complete = hardest in NP, NP-hard ⊇ NP-complete (assuming P ≠ NP)." title="" id="25" name="Picture"/>
+            <wp:docPr descr="Complexity classes: P ⊆ NP, NP-complete = hardest in NP, NP-hard ⊇ NP-complete (assuming P ≠ NP)." title="" id="26" name="Picture"/>
             <a:graphic>
               <a:graphicData uri="http://schemas.openxmlformats.org/drawingml/2006/picture">
                 <pic:pic>
                   <pic:nvPicPr>
-                    <pic:cNvPr descr="images/130_complexity_classes.png" id="26" name="Picture"/>
+                    <pic:cNvPr descr="images/130_complexity_classes.png" id="27" name="Picture"/>
                     <pic:cNvPicPr>
                       <a:picLocks noChangeArrowheads="1" noChangeAspect="1"/>
                     </pic:cNvPicPr>
                   </pic:nvPicPr>
                   <pic:blipFill>
-                    <a:blip r:embed="rId24"/>
+                    <a:blip r:embed="rId25"/>
                     <a:stretch>
                       <a:fillRect/>
                     </a:stretch>
@@ -2739,7 +4203,7 @@
         <w:pStyle w:val="Compact"/>
         <w:numPr>
           <w:ilvl w:val="0"/>
-          <w:numId w:val="1011"/>
+          <w:numId w:val="1014"/>
         </w:numPr>
       </w:pPr>
       <w:r>
@@ -2777,7 +4241,7 @@
         <w:pStyle w:val="Compact"/>
         <w:numPr>
           <w:ilvl w:val="0"/>
-          <w:numId w:val="1011"/>
+          <w:numId w:val="1014"/>
         </w:numPr>
       </w:pPr>
       <w:r>
@@ -2837,7 +4301,7 @@
         <w:pStyle w:val="Compact"/>
         <w:numPr>
           <w:ilvl w:val="0"/>
-          <w:numId w:val="1011"/>
+          <w:numId w:val="1014"/>
         </w:numPr>
       </w:pPr>
       <w:r>
@@ -2945,7 +4409,7 @@
         <w:pStyle w:val="Compact"/>
         <w:numPr>
           <w:ilvl w:val="0"/>
-          <w:numId w:val="1011"/>
+          <w:numId w:val="1014"/>
         </w:numPr>
       </w:pPr>
       <w:r>
@@ -3059,32 +4523,272 @@
         <w:t xml:space="preserve">).</w:t>
       </w:r>
     </w:p>
-    <w:p>
-      <w:pPr>
-        <w:pStyle w:val="BlockText"/>
-      </w:pPr>
-      <w:r>
-        <w:rPr>
-          <w:b/>
-          <w:bCs/>
-        </w:rPr>
-        <w:t xml:space="preserve">Memory hook:</w:t>
-      </w:r>
-      <w:r>
-        <w:t xml:space="preserve"> </w:t>
-      </w:r>
-      <w:r>
-        <w:rPr>
-          <w:b/>
-          <w:bCs/>
-        </w:rPr>
-        <w:t xml:space="preserve">P</w:t>
-      </w:r>
-      <w:r>
-        <w:t xml:space="preserve"> </w:t>
-      </w:r>
-      <w:r>
-        <w:t xml:space="preserve">= easy to</w:t>
+    <w:bookmarkStart w:id="28" w:name="Xf348266b13c372b02e42d557884c63dcf3b3bab"/>
+    <w:p>
+      <w:pPr>
+        <w:pStyle w:val="Heading3"/>
+      </w:pPr>
+      <w:r>
+        <w:t xml:space="preserve">The classic reduction chain: SAT → 3-SAT → Clique</w:t>
+      </w:r>
+    </w:p>
+    <w:p>
+      <w:pPr>
+        <w:pStyle w:val="FirstParagraph"/>
+      </w:pPr>
+      <w:r>
+        <w:t xml:space="preserve">This is the textbook chain (GATE loves</w:t>
+      </w:r>
+      <w:r>
+        <w:t xml:space="preserve"> </w:t>
+      </w:r>
+      <w:r>
+        <w:t xml:space="preserve">“which reduces to which”</w:t>
+      </w:r>
+      <w:r>
+        <w:t xml:space="preserve">). Direction matters:</w:t>
+      </w:r>
+      <w:r>
+        <w:t xml:space="preserve"> </w:t>
+      </w:r>
+      <w:r>
+        <w:rPr>
+          <w:rStyle w:val="VerbatimChar"/>
+        </w:rPr>
+        <w:t xml:space="preserve">A → B</w:t>
+      </w:r>
+      <w:r>
+        <w:t xml:space="preserve"> </w:t>
+      </w:r>
+      <w:r>
+        <w:t xml:space="preserve">means</w:t>
+      </w:r>
+      <w:r>
+        <w:t xml:space="preserve"> </w:t>
+      </w:r>
+      <w:r>
+        <w:t xml:space="preserve">“an instance of A is transformed into an instance of B”</w:t>
+      </w:r>
+      <w:r>
+        <w:t xml:space="preserve">, proving B is</w:t>
+      </w:r>
+      <w:r>
+        <w:t xml:space="preserve"> </w:t>
+      </w:r>
+      <w:r>
+        <w:t xml:space="preserve">at least as hard as A.</w:t>
+      </w:r>
+    </w:p>
+    <w:p>
+      <w:pPr>
+        <w:pStyle w:val="SourceCode"/>
+      </w:pPr>
+      <w:r>
+        <w:rPr>
+          <w:rStyle w:val="VerbatimChar"/>
+        </w:rPr>
+        <w:t xml:space="preserve">Cook–Levin        polynomial            polynomial</w:t>
+      </w:r>
+      <w:r>
+        <w:br/>
+      </w:r>
+      <w:r>
+        <w:rPr>
+          <w:rStyle w:val="VerbatimChar"/>
+        </w:rPr>
+        <w:t xml:space="preserve">  SAT  ---------&gt;  3-SAT  -----------&gt;  CLIQUE  ----------&gt; Vertex Cover, Ind. Set...</w:t>
+      </w:r>
+      <w:r>
+        <w:br/>
+      </w:r>
+      <w:r>
+        <w:rPr>
+          <w:rStyle w:val="VerbatimChar"/>
+        </w:rPr>
+        <w:t xml:space="preserve">(1st NPC)        (each clause          (graph gadget)</w:t>
+      </w:r>
+      <w:r>
+        <w:br/>
+      </w:r>
+      <w:r>
+        <w:rPr>
+          <w:rStyle w:val="VerbatimChar"/>
+        </w:rPr>
+        <w:t xml:space="preserve">                  &lt;= 3 literals)</w:t>
+      </w:r>
+    </w:p>
+    <w:p>
+      <w:pPr>
+        <w:numPr>
+          <w:ilvl w:val="0"/>
+          <w:numId w:val="1015"/>
+        </w:numPr>
+      </w:pPr>
+      <w:r>
+        <w:rPr>
+          <w:b/>
+          <w:bCs/>
+        </w:rPr>
+        <w:t xml:space="preserve">SAT is NP-complete</w:t>
+      </w:r>
+      <w:r>
+        <w:t xml:space="preserve"> </w:t>
+      </w:r>
+      <w:r>
+        <w:t xml:space="preserve">by the</w:t>
+      </w:r>
+      <w:r>
+        <w:t xml:space="preserve"> </w:t>
+      </w:r>
+      <w:r>
+        <w:rPr>
+          <w:b/>
+          <w:bCs/>
+        </w:rPr>
+        <w:t xml:space="preserve">Cook–Levin theorem</w:t>
+      </w:r>
+      <w:r>
+        <w:t xml:space="preserve"> </w:t>
+      </w:r>
+      <w:r>
+        <w:t xml:space="preserve">(the first, proved from</w:t>
+      </w:r>
+      <w:r>
+        <w:t xml:space="preserve"> </w:t>
+      </w:r>
+      <w:r>
+        <w:t xml:space="preserve">scratch by simulating any poly-time verifier as a formula).</w:t>
+      </w:r>
+    </w:p>
+    <w:p>
+      <w:pPr>
+        <w:numPr>
+          <w:ilvl w:val="0"/>
+          <w:numId w:val="1015"/>
+        </w:numPr>
+      </w:pPr>
+      <w:r>
+        <w:rPr>
+          <w:b/>
+          <w:bCs/>
+        </w:rPr>
+        <w:t xml:space="preserve">SAT → 3-SAT:</w:t>
+      </w:r>
+      <w:r>
+        <w:t xml:space="preserve"> </w:t>
+      </w:r>
+      <w:r>
+        <w:t xml:space="preserve">rewrite every long clause into several 3-literal clauses using</w:t>
+      </w:r>
+      <w:r>
+        <w:t xml:space="preserve"> </w:t>
+      </w:r>
+      <w:r>
+        <w:t xml:space="preserve">fresh variables (satisfiability is preserved). So 3-SAT is NP-complete too.</w:t>
+      </w:r>
+    </w:p>
+    <w:p>
+      <w:pPr>
+        <w:numPr>
+          <w:ilvl w:val="0"/>
+          <w:numId w:val="1015"/>
+        </w:numPr>
+      </w:pPr>
+      <w:r>
+        <w:rPr>
+          <w:b/>
+          <w:bCs/>
+        </w:rPr>
+        <w:t xml:space="preserve">3-SAT → CLIQUE (the gadget, worth knowing).</w:t>
+      </w:r>
+      <w:r>
+        <w:t xml:space="preserve"> </w:t>
+      </w:r>
+      <w:r>
+        <w:t xml:space="preserve">Given a 3-SAT formula with</w:t>
+      </w:r>
+      <w:r>
+        <w:t xml:space="preserve"> </w:t>
+      </w:r>
+      <w:r>
+        <w:rPr>
+          <w:rStyle w:val="VerbatimChar"/>
+        </w:rPr>
+        <w:t xml:space="preserve">k</w:t>
+      </w:r>
+      <w:r>
+        <w:t xml:space="preserve"> </w:t>
+      </w:r>
+      <w:r>
+        <w:t xml:space="preserve">clauses:</w:t>
+      </w:r>
+    </w:p>
+    <w:p>
+      <w:pPr>
+        <w:pStyle w:val="SourceCode"/>
+        <w:numPr>
+          <w:ilvl w:val="0"/>
+          <w:numId w:val="1000"/>
+        </w:numPr>
+      </w:pPr>
+      <w:r>
+        <w:rPr>
+          <w:rStyle w:val="VerbatimChar"/>
+        </w:rPr>
+        <w:t xml:space="preserve">- make one vertex per literal in each clause (3 vertices per clause -&gt; 3k total)</w:t>
+      </w:r>
+      <w:r>
+        <w:br/>
+      </w:r>
+      <w:r>
+        <w:rPr>
+          <w:rStyle w:val="VerbatimChar"/>
+        </w:rPr>
+        <w:t xml:space="preserve">- connect two vertices IFF they are in DIFFERENT clauses AND are not</w:t>
+      </w:r>
+      <w:r>
+        <w:br/>
+      </w:r>
+      <w:r>
+        <w:rPr>
+          <w:rStyle w:val="VerbatimChar"/>
+        </w:rPr>
+        <w:t xml:space="preserve">  contradictory (x and ¬x are never joined)</w:t>
+      </w:r>
+      <w:r>
+        <w:br/>
+      </w:r>
+      <w:r>
+        <w:rPr>
+          <w:rStyle w:val="VerbatimChar"/>
+        </w:rPr>
+        <w:t xml:space="preserve">- the formula is satisfiable  &lt;=&gt;  the graph has a clique of size k</w:t>
+      </w:r>
+      <w:r>
+        <w:br/>
+      </w:r>
+      <w:r>
+        <w:rPr>
+          <w:rStyle w:val="VerbatimChar"/>
+        </w:rPr>
+        <w:t xml:space="preserve">  (a k-clique = one consistent true literal chosen from each clause)</w:t>
+      </w:r>
+    </w:p>
+    <w:p>
+      <w:pPr>
+        <w:numPr>
+          <w:ilvl w:val="0"/>
+          <w:numId w:val="1000"/>
+        </w:numPr>
+      </w:pPr>
+      <w:r>
+        <w:t xml:space="preserve">So a fast CLIQUE solver would give a fast 3-SAT solver → CLIQUE is NP-hard;</w:t>
+      </w:r>
+      <w:r>
+        <w:t xml:space="preserve"> </w:t>
+      </w:r>
+      <w:r>
+        <w:t xml:space="preserve">since a clique is easy to</w:t>
       </w:r>
       <w:r>
         <w:t xml:space="preserve"> </w:t>
@@ -3094,20 +4798,127 @@
           <w:i/>
           <w:iCs/>
         </w:rPr>
-        <w:t xml:space="preserve">solve</w:t>
-      </w:r>
-      <w:r>
-        <w:t xml:space="preserve">;</w:t>
-      </w:r>
-      <w:r>
-        <w:t xml:space="preserve"> </w:t>
-      </w:r>
-      <w:r>
-        <w:rPr>
-          <w:b/>
-          <w:bCs/>
-        </w:rPr>
-        <w:t xml:space="preserve">NP</w:t>
+        <w:t xml:space="preserve">verify</w:t>
+      </w:r>
+      <w:r>
+        <w:t xml:space="preserve">, CLIQUE is</w:t>
+      </w:r>
+      <w:r>
+        <w:t xml:space="preserve"> </w:t>
+      </w:r>
+      <w:r>
+        <w:rPr>
+          <w:b/>
+          <w:bCs/>
+        </w:rPr>
+        <w:t xml:space="preserve">NP-complete</w:t>
+      </w:r>
+      <w:r>
+        <w:t xml:space="preserve">.</w:t>
+      </w:r>
+    </w:p>
+    <w:p>
+      <w:pPr>
+        <w:numPr>
+          <w:ilvl w:val="0"/>
+          <w:numId w:val="1015"/>
+        </w:numPr>
+      </w:pPr>
+      <w:r>
+        <w:t xml:space="preserve">From CLIQUE the chain continues to</w:t>
+      </w:r>
+      <w:r>
+        <w:t xml:space="preserve"> </w:t>
+      </w:r>
+      <w:r>
+        <w:rPr>
+          <w:b/>
+          <w:bCs/>
+        </w:rPr>
+        <w:t xml:space="preserve">Independent Set</w:t>
+      </w:r>
+      <w:r>
+        <w:t xml:space="preserve"> </w:t>
+      </w:r>
+      <w:r>
+        <w:t xml:space="preserve">and</w:t>
+      </w:r>
+      <w:r>
+        <w:t xml:space="preserve"> </w:t>
+      </w:r>
+      <w:r>
+        <w:rPr>
+          <w:b/>
+          <w:bCs/>
+        </w:rPr>
+        <w:t xml:space="preserve">Vertex Cover</w:t>
+      </w:r>
+      <w:r>
+        <w:t xml:space="preserve"> </w:t>
+      </w:r>
+      <w:r>
+        <w:t xml:space="preserve">by</w:t>
+      </w:r>
+      <w:r>
+        <w:t xml:space="preserve"> </w:t>
+      </w:r>
+      <w:r>
+        <w:t xml:space="preserve">simple complement arguments (a clique in</w:t>
+      </w:r>
+      <w:r>
+        <w:t xml:space="preserve"> </w:t>
+      </w:r>
+      <w:r>
+        <w:rPr>
+          <w:rStyle w:val="VerbatimChar"/>
+        </w:rPr>
+        <w:t xml:space="preserve">G</w:t>
+      </w:r>
+      <w:r>
+        <w:t xml:space="preserve"> </w:t>
+      </w:r>
+      <w:r>
+        <w:t xml:space="preserve">is an independent set in</w:t>
+      </w:r>
+      <w:r>
+        <w:t xml:space="preserve"> </w:t>
+      </w:r>
+      <w:r>
+        <w:rPr>
+          <w:rStyle w:val="VerbatimChar"/>
+        </w:rPr>
+        <w:t xml:space="preserve">Ḡ</w:t>
+      </w:r>
+      <w:r>
+        <w:t xml:space="preserve">; the</w:t>
+      </w:r>
+      <w:r>
+        <w:t xml:space="preserve"> </w:t>
+      </w:r>
+      <w:r>
+        <w:t xml:space="preserve">complement of a vertex cover is an independent set).</w:t>
+      </w:r>
+    </w:p>
+    <w:p>
+      <w:pPr>
+        <w:pStyle w:val="BlockText"/>
+      </w:pPr>
+      <w:r>
+        <w:rPr>
+          <w:b/>
+          <w:bCs/>
+        </w:rPr>
+        <w:t xml:space="preserve">Memory hook:</w:t>
+      </w:r>
+      <w:r>
+        <w:t xml:space="preserve"> </w:t>
+      </w:r>
+      <w:r>
+        <w:rPr>
+          <w:b/>
+          <w:bCs/>
+        </w:rPr>
+        <w:t xml:space="preserve">P</w:t>
       </w:r>
       <w:r>
         <w:t xml:space="preserve"> </w:t>
@@ -3123,7 +4934,7 @@
           <w:i/>
           <w:iCs/>
         </w:rPr>
-        <w:t xml:space="preserve">check</w:t>
+        <w:t xml:space="preserve">solve</w:t>
       </w:r>
       <w:r>
         <w:t xml:space="preserve">;</w:t>
@@ -3136,116 +4947,116 @@
           <w:b/>
           <w:bCs/>
         </w:rPr>
-        <w:t xml:space="preserve">NP-complete</w:t>
-      </w:r>
-      <w:r>
-        <w:t xml:space="preserve"> </w:t>
-      </w:r>
-      <w:r>
-        <w:t xml:space="preserve">= the hardest</w:t>
-      </w:r>
-      <w:r>
-        <w:t xml:space="preserve"> </w:t>
-      </w:r>
-      <w:r>
-        <w:t xml:space="preserve">“checkable”</w:t>
-      </w:r>
-      <w:r>
-        <w:t xml:space="preserve"> </w:t>
-      </w:r>
-      <w:r>
-        <w:t xml:space="preserve">problems;</w:t>
-      </w:r>
-      <w:r>
-        <w:t xml:space="preserve"> </w:t>
-      </w:r>
-      <w:r>
-        <w:rPr>
-          <w:b/>
-          <w:bCs/>
-        </w:rPr>
-        <w:t xml:space="preserve">NP-hard</w:t>
-      </w:r>
-      <w:r>
-        <w:t xml:space="preserve"> </w:t>
-      </w:r>
-      <w:r>
-        <w:t xml:space="preserve">= at least that</w:t>
-      </w:r>
-      <w:r>
-        <w:t xml:space="preserve"> </w:t>
-      </w:r>
-      <w:r>
-        <w:t xml:space="preserve">hard (maybe not even checkable).</w:t>
-      </w:r>
-    </w:p>
-    <w:bookmarkStart w:id="27" w:name="X504ff596e05d1fbd909a001221494c049929164"/>
-    <w:p>
-      <w:pPr>
-        <w:pStyle w:val="Heading3"/>
-      </w:pPr>
-      <w:r>
-        <w:t xml:space="preserve">Pseudo-polynomial &amp; weak vs strong NP-completeness</w:t>
-      </w:r>
-    </w:p>
-    <w:p>
-      <w:pPr>
-        <w:pStyle w:val="FirstParagraph"/>
-      </w:pPr>
-      <w:r>
-        <w:t xml:space="preserve">“Knapsack/Subset Sum are NP-complete, but DP solves them in O(nW)?”</w:t>
-      </w:r>
-      <w:r>
-        <w:t xml:space="preserve"> </w:t>
-      </w:r>
-      <w:r>
-        <w:t xml:space="preserve">— the</w:t>
-      </w:r>
-      <w:r>
-        <w:t xml:space="preserve"> </w:t>
-      </w:r>
-      <w:r>
-        <w:t xml:space="preserve">resolution:</w:t>
-      </w:r>
-      <w:r>
-        <w:t xml:space="preserve"> </w:t>
-      </w:r>
-      <w:r>
-        <w:rPr>
-          <w:b/>
-          <w:bCs/>
-        </w:rPr>
-        <w:t xml:space="preserve">O(nW) is polynomial in the numeric</w:t>
-      </w:r>
-      <w:r>
-        <w:rPr>
-          <w:b/>
-          <w:bCs/>
-        </w:rPr>
-        <w:t xml:space="preserve"> </w:t>
-      </w:r>
-      <w:r>
-        <w:rPr>
-          <w:b/>
-          <w:bCs/>
+        <w:t xml:space="preserve">NP</w:t>
+      </w:r>
+      <w:r>
+        <w:t xml:space="preserve"> </w:t>
+      </w:r>
+      <w:r>
+        <w:t xml:space="preserve">= easy to</w:t>
+      </w:r>
+      <w:r>
+        <w:t xml:space="preserve"> </w:t>
+      </w:r>
+      <w:r>
+        <w:rPr>
           <w:i/>
           <w:iCs/>
         </w:rPr>
-        <w:t xml:space="preserve">value</w:t>
-      </w:r>
-      <w:r>
-        <w:rPr>
-          <w:b/>
-          <w:bCs/>
-        </w:rPr>
-        <w:t xml:space="preserve"> </w:t>
-      </w:r>
-      <w:r>
-        <w:rPr>
-          <w:b/>
-          <w:bCs/>
-        </w:rPr>
-        <w:t xml:space="preserve">W, but exponential in its</w:t>
+        <w:t xml:space="preserve">check</w:t>
+      </w:r>
+      <w:r>
+        <w:t xml:space="preserve">;</w:t>
+      </w:r>
+      <w:r>
+        <w:t xml:space="preserve"> </w:t>
+      </w:r>
+      <w:r>
+        <w:rPr>
+          <w:b/>
+          <w:bCs/>
+        </w:rPr>
+        <w:t xml:space="preserve">NP-complete</w:t>
+      </w:r>
+      <w:r>
+        <w:t xml:space="preserve"> </w:t>
+      </w:r>
+      <w:r>
+        <w:t xml:space="preserve">= the hardest</w:t>
+      </w:r>
+      <w:r>
+        <w:t xml:space="preserve"> </w:t>
+      </w:r>
+      <w:r>
+        <w:t xml:space="preserve">“checkable”</w:t>
+      </w:r>
+      <w:r>
+        <w:t xml:space="preserve"> </w:t>
+      </w:r>
+      <w:r>
+        <w:t xml:space="preserve">problems;</w:t>
+      </w:r>
+      <w:r>
+        <w:t xml:space="preserve"> </w:t>
+      </w:r>
+      <w:r>
+        <w:rPr>
+          <w:b/>
+          <w:bCs/>
+        </w:rPr>
+        <w:t xml:space="preserve">NP-hard</w:t>
+      </w:r>
+      <w:r>
+        <w:t xml:space="preserve"> </w:t>
+      </w:r>
+      <w:r>
+        <w:t xml:space="preserve">= at least that</w:t>
+      </w:r>
+      <w:r>
+        <w:t xml:space="preserve"> </w:t>
+      </w:r>
+      <w:r>
+        <w:t xml:space="preserve">hard (maybe not even checkable).</w:t>
+      </w:r>
+    </w:p>
+    <w:bookmarkEnd w:id="28"/>
+    <w:bookmarkStart w:id="29" w:name="X504ff596e05d1fbd909a001221494c049929164"/>
+    <w:p>
+      <w:pPr>
+        <w:pStyle w:val="Heading3"/>
+      </w:pPr>
+      <w:r>
+        <w:t xml:space="preserve">Pseudo-polynomial &amp; weak vs strong NP-completeness</w:t>
+      </w:r>
+    </w:p>
+    <w:p>
+      <w:pPr>
+        <w:pStyle w:val="FirstParagraph"/>
+      </w:pPr>
+      <w:r>
+        <w:t xml:space="preserve">“Knapsack/Subset Sum are NP-complete, but DP solves them in O(nW)?”</w:t>
+      </w:r>
+      <w:r>
+        <w:t xml:space="preserve"> </w:t>
+      </w:r>
+      <w:r>
+        <w:t xml:space="preserve">— the</w:t>
+      </w:r>
+      <w:r>
+        <w:t xml:space="preserve"> </w:t>
+      </w:r>
+      <w:r>
+        <w:t xml:space="preserve">resolution:</w:t>
+      </w:r>
+      <w:r>
+        <w:t xml:space="preserve"> </w:t>
+      </w:r>
+      <w:r>
+        <w:rPr>
+          <w:b/>
+          <w:bCs/>
+        </w:rPr>
+        <w:t xml:space="preserve">O(nW) is polynomial in the numeric</w:t>
       </w:r>
       <w:r>
         <w:rPr>
@@ -3261,241 +5072,224 @@
           <w:i/>
           <w:iCs/>
         </w:rPr>
-        <w:t xml:space="preserve">bit-length</w:t>
-      </w:r>
-      <w:r>
-        <w:rPr>
-          <w:b/>
-          <w:bCs/>
-        </w:rPr>
-        <w:t xml:space="preserve"> </w:t>
-      </w:r>
-      <w:r>
-        <w:rPr>
-          <w:b/>
-          <w:bCs/>
-        </w:rPr>
-        <w:t xml:space="preserve">(log W)</w:t>
-      </w:r>
-      <w:r>
-        <w:t xml:space="preserve"> </w:t>
-      </w:r>
-      <w:r>
-        <w:t xml:space="preserve">→</w:t>
-      </w:r>
-      <w:r>
-        <w:t xml:space="preserve"> </w:t>
-      </w:r>
-      <w:r>
-        <w:rPr>
-          <w:b/>
-          <w:bCs/>
-        </w:rPr>
-        <w:t xml:space="preserve">pseudo-polynomial</w:t>
-      </w:r>
-      <w:r>
-        <w:t xml:space="preserve">, not truly polynomial.</w:t>
-      </w:r>
-    </w:p>
-    <w:p>
-      <w:pPr>
-        <w:pStyle w:val="Compact"/>
-        <w:numPr>
-          <w:ilvl w:val="0"/>
-          <w:numId w:val="1012"/>
-        </w:numPr>
-      </w:pPr>
-      <w:r>
-        <w:rPr>
-          <w:b/>
-          <w:bCs/>
-        </w:rPr>
-        <w:t xml:space="preserve">Weakly NP-complete</w:t>
-      </w:r>
-      <w:r>
-        <w:t xml:space="preserve"> </w:t>
-      </w:r>
-      <w:r>
-        <w:t xml:space="preserve">(Subset Sum, 0/1 Knapsack): admit a pseudo-poly DP and an</w:t>
-      </w:r>
-      <w:r>
-        <w:t xml:space="preserve"> </w:t>
-      </w:r>
-      <w:r>
-        <w:rPr>
-          <w:b/>
-          <w:bCs/>
-        </w:rPr>
-        <w:t xml:space="preserve">FPTAS</w:t>
-      </w:r>
-      <w:r>
-        <w:t xml:space="preserve">.</w:t>
-      </w:r>
-    </w:p>
-    <w:p>
-      <w:pPr>
-        <w:pStyle w:val="Compact"/>
-        <w:numPr>
-          <w:ilvl w:val="0"/>
-          <w:numId w:val="1012"/>
-        </w:numPr>
-      </w:pPr>
-      <w:r>
-        <w:rPr>
-          <w:b/>
-          <w:bCs/>
-        </w:rPr>
-        <w:t xml:space="preserve">Strongly NP-complete</w:t>
-      </w:r>
-      <w:r>
-        <w:t xml:space="preserve"> </w:t>
-      </w:r>
-      <w:r>
-        <w:t xml:space="preserve">(3-SAT, TSP):</w:t>
-      </w:r>
-      <w:r>
-        <w:t xml:space="preserve"> </w:t>
-      </w:r>
-      <w:r>
-        <w:rPr>
-          <w:b/>
-          <w:bCs/>
-        </w:rPr>
-        <w:t xml:space="preserve">no</w:t>
-      </w:r>
-      <w:r>
-        <w:t xml:space="preserve"> </w:t>
-      </w:r>
-      <w:r>
-        <w:t xml:space="preserve">pseudo-poly algorithm unless P=NP.</w:t>
-      </w:r>
-    </w:p>
-    <w:bookmarkEnd w:id="27"/>
-    <w:bookmarkStart w:id="28" w:name="beyond-np-undecidable-gate"/>
-    <w:p>
-      <w:pPr>
-        <w:pStyle w:val="Heading3"/>
-      </w:pPr>
-      <w:r>
-        <w:t xml:space="preserve">Beyond NP — undecidable (GATE)</w:t>
-      </w:r>
-    </w:p>
-    <w:p>
-      <w:pPr>
-        <w:pStyle w:val="FirstParagraph"/>
-      </w:pPr>
-      <w:r>
-        <w:t xml:space="preserve">Some problems have</w:t>
-      </w:r>
-      <w:r>
-        <w:t xml:space="preserve"> </w:t>
-      </w:r>
-      <w:r>
-        <w:rPr>
-          <w:b/>
-          <w:bCs/>
-        </w:rPr>
-        <w:t xml:space="preserve">no algorithm at all</w:t>
-      </w:r>
-      <w:r>
-        <w:t xml:space="preserve">: the</w:t>
-      </w:r>
-      <w:r>
-        <w:t xml:space="preserve"> </w:t>
-      </w:r>
-      <w:r>
-        <w:rPr>
-          <w:b/>
-          <w:bCs/>
-        </w:rPr>
-        <w:t xml:space="preserve">Halting Problem</w:t>
-      </w:r>
-      <w:r>
-        <w:t xml:space="preserve"> </w:t>
-      </w:r>
-      <w:r>
-        <w:t xml:space="preserve">(does program</w:t>
-      </w:r>
-      <w:r>
-        <w:t xml:space="preserve"> </w:t>
-      </w:r>
-      <w:r>
-        <w:t xml:space="preserve">P halt on input x?) is</w:t>
-      </w:r>
-      <w:r>
-        <w:t xml:space="preserve"> </w:t>
-      </w:r>
-      <w:r>
-        <w:rPr>
-          <w:b/>
-          <w:bCs/>
-        </w:rPr>
-        <w:t xml:space="preserve">undecidable</w:t>
-      </w:r>
-      <w:r>
-        <w:t xml:space="preserve"> </w:t>
-      </w:r>
-      <w:r>
-        <w:t xml:space="preserve">(Turing). Undecidable ≫ NP-hard:</w:t>
-      </w:r>
-      <w:r>
-        <w:t xml:space="preserve"> </w:t>
-      </w:r>
-      <w:r>
-        <w:t xml:space="preserve">NP-hard means</w:t>
-      </w:r>
-      <w:r>
-        <w:t xml:space="preserve"> </w:t>
-      </w:r>
-      <w:r>
-        <w:t xml:space="preserve">“no</w:t>
-      </w:r>
-      <w:r>
-        <w:t xml:space="preserve"> </w:t>
-      </w:r>
-      <w:r>
-        <w:rPr>
+        <w:t xml:space="preserve">value</w:t>
+      </w:r>
+      <w:r>
+        <w:rPr>
+          <w:b/>
+          <w:bCs/>
+        </w:rPr>
+        <w:t xml:space="preserve"> </w:t>
+      </w:r>
+      <w:r>
+        <w:rPr>
+          <w:b/>
+          <w:bCs/>
+        </w:rPr>
+        <w:t xml:space="preserve">W, but exponential in its</w:t>
+      </w:r>
+      <w:r>
+        <w:rPr>
+          <w:b/>
+          <w:bCs/>
+        </w:rPr>
+        <w:t xml:space="preserve"> </w:t>
+      </w:r>
+      <w:r>
+        <w:rPr>
+          <w:b/>
+          <w:bCs/>
           <w:i/>
           <w:iCs/>
         </w:rPr>
-        <w:t xml:space="preserve">fast</w:t>
-      </w:r>
-      <w:r>
-        <w:t xml:space="preserve"> </w:t>
-      </w:r>
-      <w:r>
-        <w:t xml:space="preserve">algorithm (likely)”</w:t>
-      </w:r>
-      <w:r>
-        <w:t xml:space="preserve">; undecidable means</w:t>
-      </w:r>
-      <w:r>
-        <w:t xml:space="preserve"> </w:t>
-      </w:r>
-      <w:r>
-        <w:t xml:space="preserve">“no algorithm,</w:t>
-      </w:r>
-      <w:r>
-        <w:t xml:space="preserve"> </w:t>
-      </w:r>
-      <w:r>
-        <w:t xml:space="preserve">ever.”</w:t>
-      </w:r>
-      <w:r>
-        <w:t xml:space="preserve"> </w:t>
-      </w:r>
-      <w:r>
-        <w:rPr>
-          <w:b/>
-          <w:bCs/>
-        </w:rPr>
-        <w:t xml:space="preserve">co-NP</w:t>
-      </w:r>
-      <w:r>
-        <w:t xml:space="preserve"> </w:t>
-      </w:r>
-      <w:r>
-        <w:t xml:space="preserve">= problems whose</w:t>
+        <w:t xml:space="preserve">bit-length</w:t>
+      </w:r>
+      <w:r>
+        <w:rPr>
+          <w:b/>
+          <w:bCs/>
+        </w:rPr>
+        <w:t xml:space="preserve"> </w:t>
+      </w:r>
+      <w:r>
+        <w:rPr>
+          <w:b/>
+          <w:bCs/>
+        </w:rPr>
+        <w:t xml:space="preserve">(log W)</w:t>
+      </w:r>
+      <w:r>
+        <w:t xml:space="preserve"> </w:t>
+      </w:r>
+      <w:r>
+        <w:t xml:space="preserve">→</w:t>
+      </w:r>
+      <w:r>
+        <w:t xml:space="preserve"> </w:t>
+      </w:r>
+      <w:r>
+        <w:rPr>
+          <w:b/>
+          <w:bCs/>
+        </w:rPr>
+        <w:t xml:space="preserve">pseudo-polynomial</w:t>
+      </w:r>
+      <w:r>
+        <w:t xml:space="preserve">, not truly polynomial.</w:t>
+      </w:r>
+    </w:p>
+    <w:p>
+      <w:pPr>
+        <w:pStyle w:val="Compact"/>
+        <w:numPr>
+          <w:ilvl w:val="0"/>
+          <w:numId w:val="1016"/>
+        </w:numPr>
+      </w:pPr>
+      <w:r>
+        <w:rPr>
+          <w:b/>
+          <w:bCs/>
+        </w:rPr>
+        <w:t xml:space="preserve">Weakly NP-complete</w:t>
+      </w:r>
+      <w:r>
+        <w:t xml:space="preserve"> </w:t>
+      </w:r>
+      <w:r>
+        <w:t xml:space="preserve">(Subset Sum, 0/1 Knapsack): admit a pseudo-poly DP and an</w:t>
+      </w:r>
+      <w:r>
+        <w:t xml:space="preserve"> </w:t>
+      </w:r>
+      <w:r>
+        <w:rPr>
+          <w:b/>
+          <w:bCs/>
+        </w:rPr>
+        <w:t xml:space="preserve">FPTAS</w:t>
+      </w:r>
+      <w:r>
+        <w:t xml:space="preserve">.</w:t>
+      </w:r>
+    </w:p>
+    <w:p>
+      <w:pPr>
+        <w:pStyle w:val="Compact"/>
+        <w:numPr>
+          <w:ilvl w:val="0"/>
+          <w:numId w:val="1016"/>
+        </w:numPr>
+      </w:pPr>
+      <w:r>
+        <w:rPr>
+          <w:b/>
+          <w:bCs/>
+        </w:rPr>
+        <w:t xml:space="preserve">Strongly NP-complete</w:t>
+      </w:r>
+      <w:r>
+        <w:t xml:space="preserve"> </w:t>
+      </w:r>
+      <w:r>
+        <w:t xml:space="preserve">(3-SAT, TSP):</w:t>
+      </w:r>
+      <w:r>
+        <w:t xml:space="preserve"> </w:t>
+      </w:r>
+      <w:r>
+        <w:rPr>
+          <w:b/>
+          <w:bCs/>
+        </w:rPr>
+        <w:t xml:space="preserve">no</w:t>
+      </w:r>
+      <w:r>
+        <w:t xml:space="preserve"> </w:t>
+      </w:r>
+      <w:r>
+        <w:t xml:space="preserve">pseudo-poly algorithm unless P=NP.</w:t>
+      </w:r>
+    </w:p>
+    <w:bookmarkEnd w:id="29"/>
+    <w:bookmarkStart w:id="30" w:name="beyond-np-undecidable-gate"/>
+    <w:p>
+      <w:pPr>
+        <w:pStyle w:val="Heading3"/>
+      </w:pPr>
+      <w:r>
+        <w:t xml:space="preserve">Beyond NP — undecidable (GATE)</w:t>
+      </w:r>
+    </w:p>
+    <w:p>
+      <w:pPr>
+        <w:pStyle w:val="FirstParagraph"/>
+      </w:pPr>
+      <w:r>
+        <w:t xml:space="preserve">Some problems have</w:t>
+      </w:r>
+      <w:r>
+        <w:t xml:space="preserve"> </w:t>
+      </w:r>
+      <w:r>
+        <w:rPr>
+          <w:b/>
+          <w:bCs/>
+        </w:rPr>
+        <w:t xml:space="preserve">no algorithm at all</w:t>
+      </w:r>
+      <w:r>
+        <w:t xml:space="preserve">: the</w:t>
+      </w:r>
+      <w:r>
+        <w:t xml:space="preserve"> </w:t>
+      </w:r>
+      <w:r>
+        <w:rPr>
+          <w:b/>
+          <w:bCs/>
+        </w:rPr>
+        <w:t xml:space="preserve">Halting Problem</w:t>
+      </w:r>
+      <w:r>
+        <w:t xml:space="preserve"> </w:t>
+      </w:r>
+      <w:r>
+        <w:t xml:space="preserve">(does program</w:t>
+      </w:r>
+      <w:r>
+        <w:t xml:space="preserve"> </w:t>
+      </w:r>
+      <w:r>
+        <w:t xml:space="preserve">P halt on input x?) is</w:t>
+      </w:r>
+      <w:r>
+        <w:t xml:space="preserve"> </w:t>
+      </w:r>
+      <w:r>
+        <w:rPr>
+          <w:b/>
+          <w:bCs/>
+        </w:rPr>
+        <w:t xml:space="preserve">undecidable</w:t>
+      </w:r>
+      <w:r>
+        <w:t xml:space="preserve"> </w:t>
+      </w:r>
+      <w:r>
+        <w:t xml:space="preserve">(Turing). Undecidable ≫ NP-hard:</w:t>
+      </w:r>
+      <w:r>
+        <w:t xml:space="preserve"> </w:t>
+      </w:r>
+      <w:r>
+        <w:t xml:space="preserve">NP-hard means</w:t>
+      </w:r>
+      <w:r>
+        <w:t xml:space="preserve"> </w:t>
+      </w:r>
+      <w:r>
+        <w:t xml:space="preserve">“no</w:t>
       </w:r>
       <w:r>
         <w:t xml:space="preserve"> </w:t>
@@ -3505,6 +5299,53 @@
           <w:i/>
           <w:iCs/>
         </w:rPr>
+        <w:t xml:space="preserve">fast</w:t>
+      </w:r>
+      <w:r>
+        <w:t xml:space="preserve"> </w:t>
+      </w:r>
+      <w:r>
+        <w:t xml:space="preserve">algorithm (likely)”</w:t>
+      </w:r>
+      <w:r>
+        <w:t xml:space="preserve">; undecidable means</w:t>
+      </w:r>
+      <w:r>
+        <w:t xml:space="preserve"> </w:t>
+      </w:r>
+      <w:r>
+        <w:t xml:space="preserve">“no algorithm,</w:t>
+      </w:r>
+      <w:r>
+        <w:t xml:space="preserve"> </w:t>
+      </w:r>
+      <w:r>
+        <w:t xml:space="preserve">ever.”</w:t>
+      </w:r>
+      <w:r>
+        <w:t xml:space="preserve"> </w:t>
+      </w:r>
+      <w:r>
+        <w:rPr>
+          <w:b/>
+          <w:bCs/>
+        </w:rPr>
+        <w:t xml:space="preserve">co-NP</w:t>
+      </w:r>
+      <w:r>
+        <w:t xml:space="preserve"> </w:t>
+      </w:r>
+      <w:r>
+        <w:t xml:space="preserve">= problems whose</w:t>
+      </w:r>
+      <w:r>
+        <w:t xml:space="preserve"> </w:t>
+      </w:r>
+      <w:r>
+        <w:rPr>
+          <w:i/>
+          <w:iCs/>
+        </w:rPr>
         <w:t xml:space="preserve">no</w:t>
       </w:r>
       <w:r>
@@ -3520,8 +5361,8 @@
         <w:t xml:space="preserve">).</w:t>
       </w:r>
     </w:p>
-    <w:bookmarkEnd w:id="28"/>
-    <w:bookmarkStart w:id="29" w:name="mcqs-4"/>
+    <w:bookmarkEnd w:id="30"/>
+    <w:bookmarkStart w:id="31" w:name="mcqs-4"/>
     <w:p>
       <w:pPr>
         <w:pStyle w:val="Heading3"/>
@@ -3535,7 +5376,7 @@
         <w:pStyle w:val="Compact"/>
         <w:numPr>
           <w:ilvl w:val="0"/>
-          <w:numId w:val="1013"/>
+          <w:numId w:val="1017"/>
         </w:numPr>
       </w:pPr>
       <w:r>
@@ -3547,7 +5388,7 @@
         <w:pStyle w:val="Compact"/>
         <w:numPr>
           <w:ilvl w:val="0"/>
-          <w:numId w:val="1013"/>
+          <w:numId w:val="1017"/>
         </w:numPr>
       </w:pPr>
       <w:r>
@@ -3575,7 +5416,7 @@
         <w:pStyle w:val="Compact"/>
         <w:numPr>
           <w:ilvl w:val="0"/>
-          <w:numId w:val="1013"/>
+          <w:numId w:val="1017"/>
         </w:numPr>
       </w:pPr>
       <w:r>
@@ -3603,7 +5444,7 @@
         <w:pStyle w:val="Compact"/>
         <w:numPr>
           <w:ilvl w:val="0"/>
-          <w:numId w:val="1013"/>
+          <w:numId w:val="1017"/>
         </w:numPr>
       </w:pPr>
       <w:r>
@@ -3624,6 +5465,84 @@
       </w:r>
       <w:r>
         <w:t xml:space="preserve">NP-hard.</w:t>
+      </w:r>
+    </w:p>
+    <w:p>
+      <w:pPr>
+        <w:pStyle w:val="Compact"/>
+        <w:numPr>
+          <w:ilvl w:val="0"/>
+          <w:numId w:val="1017"/>
+        </w:numPr>
+      </w:pPr>
+      <w:r>
+        <w:t xml:space="preserve">Direction of a reduction to prove CLIQUE hard? →</w:t>
+      </w:r>
+      <w:r>
+        <w:t xml:space="preserve"> </w:t>
+      </w:r>
+      <w:r>
+        <w:rPr>
+          <w:b/>
+          <w:bCs/>
+        </w:rPr>
+        <w:t xml:space="preserve">3-SAT → CLIQUE</w:t>
+      </w:r>
+      <w:r>
+        <w:t xml:space="preserve"> </w:t>
+      </w:r>
+      <w:r>
+        <w:t xml:space="preserve">(known-hard</w:t>
+      </w:r>
+      <w:r>
+        <w:t xml:space="preserve"> </w:t>
+      </w:r>
+      <w:r>
+        <w:t xml:space="preserve">maps</w:t>
+      </w:r>
+      <w:r>
+        <w:t xml:space="preserve"> </w:t>
+      </w:r>
+      <w:r>
+        <w:rPr>
+          <w:i/>
+          <w:iCs/>
+        </w:rPr>
+        <w:t xml:space="preserve">into</w:t>
+      </w:r>
+      <w:r>
+        <w:t xml:space="preserve"> </w:t>
+      </w:r>
+      <w:r>
+        <w:t xml:space="preserve">the new problem).</w:t>
+      </w:r>
+    </w:p>
+    <w:p>
+      <w:pPr>
+        <w:pStyle w:val="Compact"/>
+        <w:numPr>
+          <w:ilvl w:val="0"/>
+          <w:numId w:val="1017"/>
+        </w:numPr>
+      </w:pPr>
+      <w:r>
+        <w:t xml:space="preserve">In the 3-SAT→CLIQUE gadget, clique size sought? →</w:t>
+      </w:r>
+      <w:r>
+        <w:t xml:space="preserve"> </w:t>
+      </w:r>
+      <w:r>
+        <w:rPr>
+          <w:b/>
+          <w:bCs/>
+        </w:rPr>
+        <w:t xml:space="preserve">k</w:t>
+      </w:r>
+      <w:r>
+        <w:t xml:space="preserve"> </w:t>
+      </w:r>
+      <w:r>
+        <w:t xml:space="preserve">= number of clauses.</w:t>
       </w:r>
     </w:p>
     <w:p>
@@ -3633,9 +5552,9 @@
         </w:pict>
       </w:r>
     </w:p>
-    <w:bookmarkEnd w:id="29"/>
-    <w:bookmarkEnd w:id="30"/>
-    <w:bookmarkStart w:id="32" w:name="Xf4de7fb8d623580798cfdfe2e60019cb5c60bec"/>
+    <w:bookmarkEnd w:id="31"/>
+    <w:bookmarkEnd w:id="32"/>
+    <w:bookmarkStart w:id="34" w:name="Xf4de7fb8d623580798cfdfe2e60019cb5c60bec"/>
     <w:p>
       <w:pPr>
         <w:pStyle w:val="Heading2"/>
@@ -3649,7 +5568,7 @@
         <w:pStyle w:val="Compact"/>
         <w:numPr>
           <w:ilvl w:val="0"/>
-          <w:numId w:val="1014"/>
+          <w:numId w:val="1018"/>
         </w:numPr>
       </w:pPr>
       <w:r>
@@ -3677,7 +5596,7 @@
         <w:pStyle w:val="Compact"/>
         <w:numPr>
           <w:ilvl w:val="0"/>
-          <w:numId w:val="1014"/>
+          <w:numId w:val="1018"/>
         </w:numPr>
       </w:pPr>
       <w:r>
@@ -3814,297 +5733,289 @@
     </w:p>
     <w:p>
       <w:pPr>
+        <w:numPr>
+          <w:ilvl w:val="0"/>
+          <w:numId w:val="1019"/>
+        </w:numPr>
+      </w:pPr>
+      <w:r>
+        <w:rPr>
+          <w:b/>
+          <w:bCs/>
+        </w:rPr>
+        <w:t xml:space="preserve">Ski-rental</w:t>
+      </w:r>
+      <w:r>
+        <w:t xml:space="preserve"> </w:t>
+      </w:r>
+      <w:r>
+        <w:t xml:space="preserve">(</w:t>
+      </w:r>
+      <w:r>
+        <w:t xml:space="preserve">“rent for $1/day or buy for $B?”</w:t>
+      </w:r>
+      <w:r>
+        <w:t xml:space="preserve">): renting until day B then</w:t>
+      </w:r>
+      <w:r>
+        <w:t xml:space="preserve"> </w:t>
+      </w:r>
+      <w:r>
+        <w:t xml:space="preserve">buying is</w:t>
+      </w:r>
+      <w:r>
+        <w:t xml:space="preserve"> </w:t>
+      </w:r>
+      <w:r>
+        <w:rPr>
+          <w:b/>
+          <w:bCs/>
+        </w:rPr>
+        <w:t xml:space="preserve">2-competitive</w:t>
+      </w:r>
+      <w:r>
+        <w:t xml:space="preserve"> </w:t>
+      </w:r>
+      <w:r>
+        <w:t xml:space="preserve">(e/(e−1) ≈ 1.58 randomized).</w:t>
+      </w:r>
+    </w:p>
+    <w:p>
+      <w:pPr>
+        <w:numPr>
+          <w:ilvl w:val="0"/>
+          <w:numId w:val="1000"/>
+        </w:numPr>
+      </w:pPr>
+      <w:r>
+        <w:rPr>
+          <w:b/>
+          <w:bCs/>
+        </w:rPr>
+        <w:t xml:space="preserve">Worked — why</w:t>
+      </w:r>
+      <w:r>
+        <w:rPr>
+          <w:b/>
+          <w:bCs/>
+        </w:rPr>
+        <w:t xml:space="preserve"> </w:t>
+      </w:r>
+      <w:r>
+        <w:rPr>
+          <w:b/>
+          <w:bCs/>
+        </w:rPr>
+        <w:t xml:space="preserve">“rent B days, then buy”</w:t>
+      </w:r>
+      <w:r>
+        <w:rPr>
+          <w:b/>
+          <w:bCs/>
+        </w:rPr>
+        <w:t xml:space="preserve"> </w:t>
+      </w:r>
+      <w:r>
+        <w:rPr>
+          <w:b/>
+          <w:bCs/>
+        </w:rPr>
+        <w:t xml:space="preserve">is exactly 2-competitive.</w:t>
+      </w:r>
+      <w:r>
+        <w:t xml:space="preserve"> </w:t>
+      </w:r>
+      <w:r>
+        <w:t xml:space="preserve">You do not</w:t>
+      </w:r>
+      <w:r>
+        <w:t xml:space="preserve"> </w:t>
+      </w:r>
+      <w:r>
+        <w:t xml:space="preserve">know how many days</w:t>
+      </w:r>
+      <w:r>
+        <w:t xml:space="preserve"> </w:t>
+      </w:r>
+      <w:r>
+        <w:rPr>
+          <w:rStyle w:val="VerbatimChar"/>
+        </w:rPr>
+        <w:t xml:space="preserve">d</w:t>
+      </w:r>
+      <w:r>
+        <w:t xml:space="preserve"> </w:t>
+      </w:r>
+      <w:r>
+        <w:t xml:space="preserve">you will actually ski. Strategy: rent each day; the moment</w:t>
+      </w:r>
+      <w:r>
+        <w:t xml:space="preserve"> </w:t>
+      </w:r>
+      <w:r>
+        <w:t xml:space="preserve">your total rent would reach</w:t>
+      </w:r>
+      <w:r>
+        <w:t xml:space="preserve"> </w:t>
+      </w:r>
+      <w:r>
+        <w:rPr>
+          <w:rStyle w:val="VerbatimChar"/>
+        </w:rPr>
+        <w:t xml:space="preserve">\$B</w:t>
+      </w:r>
+      <w:r>
+        <w:t xml:space="preserve"> </w:t>
+      </w:r>
+      <w:r>
+        <w:t xml:space="preserve">(i.e. on day</w:t>
+      </w:r>
+      <w:r>
+        <w:t xml:space="preserve"> </w:t>
+      </w:r>
+      <w:r>
+        <w:rPr>
+          <w:rStyle w:val="VerbatimChar"/>
+        </w:rPr>
+        <w:t xml:space="preserve">B</w:t>
+      </w:r>
+      <w:r>
+        <w:t xml:space="preserve">), buy.</w:t>
+      </w:r>
+    </w:p>
+    <w:p>
+      <w:pPr>
+        <w:pStyle w:val="SourceCode"/>
+        <w:numPr>
+          <w:ilvl w:val="0"/>
+          <w:numId w:val="1000"/>
+        </w:numPr>
+      </w:pPr>
+      <w:r>
+        <w:rPr>
+          <w:rStyle w:val="VerbatimChar"/>
+        </w:rPr>
+        <w:t xml:space="preserve">Case d &lt; B   : you only rented -&gt; you paid $d.  OPT also just rents -&gt; $d.</w:t>
+      </w:r>
+      <w:r>
+        <w:br/>
+      </w:r>
+      <w:r>
+        <w:rPr>
+          <w:rStyle w:val="VerbatimChar"/>
+        </w:rPr>
+        <w:t xml:space="preserve">               ratio = 1.</w:t>
+      </w:r>
+      <w:r>
+        <w:br/>
+      </w:r>
+      <w:r>
+        <w:rPr>
+          <w:rStyle w:val="VerbatimChar"/>
+        </w:rPr>
+        <w:t xml:space="preserve">Case d &gt;= B  : you paid $B (rent for B-1 days... then buy for $B) ~ up to $2B−1.</w:t>
+      </w:r>
+      <w:r>
+        <w:br/>
+      </w:r>
+      <w:r>
+        <w:rPr>
+          <w:rStyle w:val="VerbatimChar"/>
+        </w:rPr>
+        <w:t xml:space="preserve">               The clairvoyant OPT would have bought on day 1 -&gt; paid $B.</w:t>
+      </w:r>
+      <w:r>
+        <w:br/>
+      </w:r>
+      <w:r>
+        <w:rPr>
+          <w:rStyle w:val="VerbatimChar"/>
+        </w:rPr>
+        <w:t xml:space="preserve">               ratio = (2B−1)/B &lt; 2.</w:t>
+      </w:r>
+    </w:p>
+    <w:p>
+      <w:pPr>
         <w:pStyle w:val="Compact"/>
         <w:numPr>
-          <w:ilvl w:val="0"/>
-          <w:numId w:val="1015"/>
-        </w:numPr>
-      </w:pPr>
-      <w:r>
-        <w:rPr>
-          <w:b/>
-          <w:bCs/>
-        </w:rPr>
-        <w:t xml:space="preserve">Ski-rental</w:t>
-      </w:r>
-      <w:r>
-        <w:t xml:space="preserve"> </w:t>
-      </w:r>
-      <w:r>
-        <w:t xml:space="preserve">(</w:t>
-      </w:r>
-      <w:r>
-        <w:t xml:space="preserve">“rent for $1/day or buy for $B?”</w:t>
-      </w:r>
-      <w:r>
-        <w:t xml:space="preserve">): renting until day B then</w:t>
-      </w:r>
-      <w:r>
-        <w:t xml:space="preserve"> </w:t>
-      </w:r>
-      <w:r>
-        <w:t xml:space="preserve">buying is</w:t>
-      </w:r>
-      <w:r>
-        <w:t xml:space="preserve"> </w:t>
-      </w:r>
-      <w:r>
-        <w:rPr>
-          <w:b/>
-          <w:bCs/>
-        </w:rPr>
-        <w:t xml:space="preserve">2-competitive</w:t>
-      </w:r>
-      <w:r>
-        <w:t xml:space="preserve"> </w:t>
-      </w:r>
-      <w:r>
-        <w:t xml:space="preserve">(e/(e−1) ≈ 1.58 randomized).</w:t>
-      </w:r>
-    </w:p>
-    <w:p>
-      <w:pPr>
-        <w:pStyle w:val="Compact"/>
-        <w:numPr>
-          <w:ilvl w:val="0"/>
-          <w:numId w:val="1015"/>
-        </w:numPr>
-      </w:pPr>
-      <w:r>
-        <w:rPr>
-          <w:b/>
-          <w:bCs/>
-        </w:rPr>
-        <w:t xml:space="preserve">Paging / cache eviction:</w:t>
-      </w:r>
-      <w:r>
-        <w:t xml:space="preserve"> </w:t>
-      </w:r>
-      <w:r>
-        <w:t xml:space="preserve">any deterministic policy is</w:t>
-      </w:r>
-      <w:r>
-        <w:t xml:space="preserve"> </w:t>
-      </w:r>
-      <w:r>
-        <w:rPr>
-          <w:b/>
-          <w:bCs/>
-        </w:rPr>
-        <w:t xml:space="preserve">k-competitive</w:t>
-      </w:r>
-      <w:r>
-        <w:t xml:space="preserve"> </w:t>
-      </w:r>
-      <w:r>
-        <w:t xml:space="preserve">(k =</w:t>
-      </w:r>
-      <w:r>
-        <w:t xml:space="preserve"> </w:t>
-      </w:r>
-      <w:r>
-        <w:t xml:space="preserve">cache size);</w:t>
-      </w:r>
-      <w:r>
-        <w:t xml:space="preserve"> </w:t>
-      </w:r>
-      <w:r>
-        <w:rPr>
-          <w:b/>
-          <w:bCs/>
-        </w:rPr>
-        <w:t xml:space="preserve">LRU</w:t>
-      </w:r>
-      <w:r>
-        <w:t xml:space="preserve"> </w:t>
-      </w:r>
-      <w:r>
-        <w:t xml:space="preserve">achieves it; the offline optimum</w:t>
-      </w:r>
-      <w:r>
-        <w:t xml:space="preserve"> </w:t>
-      </w:r>
-      <w:r>
-        <w:rPr>
-          <w:b/>
-          <w:bCs/>
-        </w:rPr>
-        <w:t xml:space="preserve">OPT</w:t>
-      </w:r>
-      <w:r>
-        <w:t xml:space="preserve"> </w:t>
-      </w:r>
-      <w:r>
-        <w:t xml:space="preserve">evicts the page</w:t>
-      </w:r>
-      <w:r>
-        <w:t xml:space="preserve"> </w:t>
-      </w:r>
-      <w:r>
-        <w:t xml:space="preserve">used farthest in the future (Bélády) — but that needs the future.</w:t>
-      </w:r>
-    </w:p>
-    <w:p>
-      <w:pPr>
-        <w:pStyle w:val="Compact"/>
-        <w:numPr>
-          <w:ilvl w:val="0"/>
-          <w:numId w:val="1015"/>
-        </w:numPr>
-      </w:pPr>
-      <w:r>
-        <w:rPr>
-          <w:b/>
-          <w:bCs/>
-        </w:rPr>
-        <w:t xml:space="preserve">List update:</w:t>
-      </w:r>
-      <w:r>
-        <w:t xml:space="preserve"> </w:t>
-      </w:r>
-      <w:r>
-        <w:rPr>
-          <w:b/>
-          <w:bCs/>
-        </w:rPr>
-        <w:t xml:space="preserve">move-to-front</w:t>
-      </w:r>
-      <w:r>
-        <w:t xml:space="preserve"> </w:t>
-      </w:r>
-      <w:r>
-        <w:t xml:space="preserve">is 2-competitive.</w:t>
-      </w:r>
-    </w:p>
-    <w:p>
-      <w:pPr>
-        <w:pStyle w:val="BlockText"/>
-      </w:pPr>
-      <w:r>
-        <w:rPr>
-          <w:b/>
-          <w:bCs/>
-        </w:rPr>
-        <w:t xml:space="preserve">Interview link:</w:t>
-      </w:r>
-      <w:r>
-        <w:t xml:space="preserve"> </w:t>
-      </w:r>
-      <w:r>
-        <w:t xml:space="preserve">“your cache is LRU — how good is that vs a clairvoyant</w:t>
-      </w:r>
-      <w:r>
-        <w:t xml:space="preserve"> </w:t>
-      </w:r>
-      <w:r>
-        <w:t xml:space="preserve">optimum?”</w:t>
-      </w:r>
-      <w:r>
-        <w:t xml:space="preserve"> </w:t>
-      </w:r>
-      <w:r>
-        <w:t xml:space="preserve">→ competitive ratio; LRU is k-competitive, OPT = Bélády.</w:t>
-      </w:r>
-    </w:p>
-    <w:bookmarkStart w:id="31" w:name="mcqs-5"/>
-    <w:p>
-      <w:pPr>
-        <w:pStyle w:val="Heading3"/>
-      </w:pPr>
-      <w:r>
-        <w:t xml:space="preserve">MCQs</w:t>
-      </w:r>
-    </w:p>
-    <w:p>
-      <w:pPr>
-        <w:pStyle w:val="Compact"/>
-        <w:numPr>
-          <w:ilvl w:val="0"/>
-          <w:numId w:val="1016"/>
-        </w:numPr>
-      </w:pPr>
-      <w:r>
-        <w:t xml:space="preserve">Online vs offline? → decide</w:t>
-      </w:r>
-      <w:r>
-        <w:t xml:space="preserve"> </w:t>
-      </w:r>
-      <w:r>
-        <w:rPr>
-          <w:b/>
-          <w:bCs/>
-        </w:rPr>
-        <w:t xml:space="preserve">irrevocably as input arrives</w:t>
-      </w:r>
-      <w:r>
-        <w:t xml:space="preserve"> </w:t>
-      </w:r>
-      <w:r>
-        <w:t xml:space="preserve">vs</w:t>
-      </w:r>
-      <w:r>
-        <w:t xml:space="preserve"> </w:t>
-      </w:r>
-      <w:r>
-        <w:rPr>
-          <w:b/>
-          <w:bCs/>
-        </w:rPr>
-        <w:t xml:space="preserve">whole input</w:t>
-      </w:r>
-      <w:r>
-        <w:rPr>
-          <w:b/>
-          <w:bCs/>
-        </w:rPr>
-        <w:t xml:space="preserve"> </w:t>
-      </w:r>
-      <w:r>
-        <w:rPr>
-          <w:b/>
-          <w:bCs/>
-        </w:rPr>
-        <w:t xml:space="preserve">known</w:t>
-      </w:r>
-      <w:r>
-        <w:t xml:space="preserve">.</w:t>
-      </w:r>
-    </w:p>
-    <w:p>
-      <w:pPr>
-        <w:pStyle w:val="Compact"/>
-        <w:numPr>
-          <w:ilvl w:val="0"/>
-          <w:numId w:val="1016"/>
-        </w:numPr>
-      </w:pPr>
-      <w:r>
-        <w:t xml:space="preserve">Quality metric for online algorithms? → the</w:t>
-      </w:r>
-      <w:r>
-        <w:t xml:space="preserve"> </w:t>
-      </w:r>
-      <w:r>
-        <w:rPr>
-          <w:b/>
-          <w:bCs/>
-        </w:rPr>
-        <w:t xml:space="preserve">competitive ratio</w:t>
-      </w:r>
-      <w:r>
-        <w:t xml:space="preserve">.</w:t>
-      </w:r>
-    </w:p>
-    <w:p>
-      <w:pPr>
-        <w:pStyle w:val="Compact"/>
-        <w:numPr>
-          <w:ilvl w:val="0"/>
-          <w:numId w:val="1016"/>
-        </w:numPr>
-      </w:pPr>
-      <w:r>
-        <w:t xml:space="preserve">Optimal</w:t>
+          <w:ilvl w:val="1"/>
+          <w:numId w:val="1020"/>
+        </w:numPr>
+      </w:pPr>
+      <w:r>
+        <w:t xml:space="preserve">Worst case is skiing</w:t>
+      </w:r>
+      <w:r>
+        <w:t xml:space="preserve"> </w:t>
+      </w:r>
+      <w:r>
+        <w:rPr>
+          <w:b/>
+          <w:bCs/>
+        </w:rPr>
+        <w:t xml:space="preserve">exactly around day B</w:t>
+      </w:r>
+      <w:r>
+        <w:t xml:space="preserve">: you pay ~</w:t>
+      </w:r>
+      <w:r>
+        <w:rPr>
+          <w:rStyle w:val="VerbatimChar"/>
+        </w:rPr>
+        <w:t xml:space="preserve">2B</w:t>
+      </w:r>
+      <w:r>
+        <w:t xml:space="preserve">, OPT pays</w:t>
+      </w:r>
+      <w:r>
+        <w:t xml:space="preserve"> </w:t>
+      </w:r>
+      <w:r>
+        <w:rPr>
+          <w:rStyle w:val="VerbatimChar"/>
+        </w:rPr>
+        <w:t xml:space="preserve">B</w:t>
+      </w:r>
+      <w:r>
+        <w:t xml:space="preserve"> </w:t>
+      </w:r>
+      <w:r>
+        <w:t xml:space="preserve">→</w:t>
+      </w:r>
+      <w:r>
+        <w:t xml:space="preserve"> </w:t>
+      </w:r>
+      <w:r>
+        <w:rPr>
+          <w:b/>
+          <w:bCs/>
+        </w:rPr>
+        <w:t xml:space="preserve">competitive ratio 2</w:t>
+      </w:r>
+      <w:r>
+        <w:t xml:space="preserve">. No deterministic strategy beats 2;</w:t>
+      </w:r>
+      <w:r>
+        <w:t xml:space="preserve"> </w:t>
+      </w:r>
+      <w:r>
+        <w:rPr>
+          <w:b/>
+          <w:bCs/>
+        </w:rPr>
+        <w:t xml:space="preserve">randomizing</w:t>
+      </w:r>
+      <w:r>
+        <w:t xml:space="preserve"> </w:t>
+      </w:r>
+      <w:r>
+        <w:t xml:space="preserve">the</w:t>
+      </w:r>
+      <w:r>
+        <w:t xml:space="preserve"> </w:t>
+      </w:r>
+      <w:r>
+        <w:t xml:space="preserve">buy-day lowers the</w:t>
       </w:r>
       <w:r>
         <w:t xml:space="preserve"> </w:t>
@@ -4114,40 +6025,250 @@
           <w:i/>
           <w:iCs/>
         </w:rPr>
-        <w:t xml:space="preserve">offline</w:t>
-      </w:r>
-      <w:r>
-        <w:t xml:space="preserve"> </w:t>
-      </w:r>
-      <w:r>
-        <w:t xml:space="preserve">page replacement? →</w:t>
-      </w:r>
-      <w:r>
-        <w:t xml:space="preserve"> </w:t>
-      </w:r>
-      <w:r>
-        <w:rPr>
-          <w:b/>
-          <w:bCs/>
-        </w:rPr>
-        <w:t xml:space="preserve">Bélády</w:t>
-      </w:r>
-      <w:r>
-        <w:t xml:space="preserve"> </w:t>
-      </w:r>
-      <w:r>
-        <w:t xml:space="preserve">(evict farthest-future use).</w:t>
-      </w:r>
-    </w:p>
-    <w:bookmarkEnd w:id="31"/>
-    <w:bookmarkEnd w:id="32"/>
-    <w:bookmarkStart w:id="33" w:name="module-18-concept-review-one-page"/>
-    <w:p>
-      <w:pPr>
-        <w:pStyle w:val="Heading2"/>
-      </w:pPr>
-      <w:r>
-        <w:t xml:space="preserve">Module 18 — Concept Review (one page)</w:t>
+        <w:t xml:space="preserve">expected</w:t>
+      </w:r>
+      <w:r>
+        <w:t xml:space="preserve"> </w:t>
+      </w:r>
+      <w:r>
+        <w:t xml:space="preserve">ratio to</w:t>
+      </w:r>
+      <w:r>
+        <w:t xml:space="preserve"> </w:t>
+      </w:r>
+      <w:r>
+        <w:rPr>
+          <w:rStyle w:val="VerbatimChar"/>
+        </w:rPr>
+        <w:t xml:space="preserve">e/(e−1) ≈ 1.58</w:t>
+      </w:r>
+      <w:r>
+        <w:t xml:space="preserve">.</w:t>
+      </w:r>
+    </w:p>
+    <w:p>
+      <w:pPr>
+        <w:numPr>
+          <w:ilvl w:val="0"/>
+          <w:numId w:val="1019"/>
+        </w:numPr>
+      </w:pPr>
+      <w:r>
+        <w:rPr>
+          <w:b/>
+          <w:bCs/>
+        </w:rPr>
+        <w:t xml:space="preserve">Paging / cache eviction:</w:t>
+      </w:r>
+      <w:r>
+        <w:t xml:space="preserve"> </w:t>
+      </w:r>
+      <w:r>
+        <w:t xml:space="preserve">any deterministic policy is</w:t>
+      </w:r>
+      <w:r>
+        <w:t xml:space="preserve"> </w:t>
+      </w:r>
+      <w:r>
+        <w:rPr>
+          <w:b/>
+          <w:bCs/>
+        </w:rPr>
+        <w:t xml:space="preserve">k-competitive</w:t>
+      </w:r>
+      <w:r>
+        <w:t xml:space="preserve"> </w:t>
+      </w:r>
+      <w:r>
+        <w:t xml:space="preserve">(k =</w:t>
+      </w:r>
+      <w:r>
+        <w:t xml:space="preserve"> </w:t>
+      </w:r>
+      <w:r>
+        <w:t xml:space="preserve">cache size);</w:t>
+      </w:r>
+      <w:r>
+        <w:t xml:space="preserve"> </w:t>
+      </w:r>
+      <w:r>
+        <w:rPr>
+          <w:b/>
+          <w:bCs/>
+        </w:rPr>
+        <w:t xml:space="preserve">LRU</w:t>
+      </w:r>
+      <w:r>
+        <w:t xml:space="preserve"> </w:t>
+      </w:r>
+      <w:r>
+        <w:t xml:space="preserve">achieves it; the offline optimum</w:t>
+      </w:r>
+      <w:r>
+        <w:t xml:space="preserve"> </w:t>
+      </w:r>
+      <w:r>
+        <w:rPr>
+          <w:b/>
+          <w:bCs/>
+        </w:rPr>
+        <w:t xml:space="preserve">OPT</w:t>
+      </w:r>
+      <w:r>
+        <w:t xml:space="preserve"> </w:t>
+      </w:r>
+      <w:r>
+        <w:t xml:space="preserve">evicts the page</w:t>
+      </w:r>
+      <w:r>
+        <w:t xml:space="preserve"> </w:t>
+      </w:r>
+      <w:r>
+        <w:t xml:space="preserve">used farthest in the future (Bélády) — but that needs the future.</w:t>
+      </w:r>
+    </w:p>
+    <w:p>
+      <w:pPr>
+        <w:numPr>
+          <w:ilvl w:val="0"/>
+          <w:numId w:val="1019"/>
+        </w:numPr>
+      </w:pPr>
+      <w:r>
+        <w:rPr>
+          <w:b/>
+          <w:bCs/>
+        </w:rPr>
+        <w:t xml:space="preserve">List update:</w:t>
+      </w:r>
+      <w:r>
+        <w:t xml:space="preserve"> </w:t>
+      </w:r>
+      <w:r>
+        <w:rPr>
+          <w:b/>
+          <w:bCs/>
+        </w:rPr>
+        <w:t xml:space="preserve">move-to-front</w:t>
+      </w:r>
+      <w:r>
+        <w:t xml:space="preserve"> </w:t>
+      </w:r>
+      <w:r>
+        <w:t xml:space="preserve">is 2-competitive.</w:t>
+      </w:r>
+    </w:p>
+    <w:p>
+      <w:pPr>
+        <w:pStyle w:val="FirstParagraph"/>
+      </w:pPr>
+      <w:r>
+        <w:rPr>
+          <w:b/>
+          <w:bCs/>
+        </w:rPr>
+        <w:t xml:space="preserve">Worked — LRU vs Bélády (OPT) on one trace.</w:t>
+      </w:r>
+      <w:r>
+        <w:t xml:space="preserve"> </w:t>
+      </w:r>
+      <w:r>
+        <w:t xml:space="preserve">Cache size</w:t>
+      </w:r>
+      <w:r>
+        <w:t xml:space="preserve"> </w:t>
+      </w:r>
+      <w:r>
+        <w:rPr>
+          <w:rStyle w:val="VerbatimChar"/>
+        </w:rPr>
+        <w:t xml:space="preserve">k = 2</w:t>
+      </w:r>
+      <w:r>
+        <w:t xml:space="preserve">, request</w:t>
+      </w:r>
+      <w:r>
+        <w:t xml:space="preserve"> </w:t>
+      </w:r>
+      <w:r>
+        <w:t xml:space="preserve">sequence</w:t>
+      </w:r>
+      <w:r>
+        <w:t xml:space="preserve"> </w:t>
+      </w:r>
+      <w:r>
+        <w:rPr>
+          <w:rStyle w:val="VerbatimChar"/>
+        </w:rPr>
+        <w:t xml:space="preserve">A B C A B</w:t>
+      </w:r>
+      <w:r>
+        <w:t xml:space="preserve">.</w:t>
+      </w:r>
+    </w:p>
+    <w:p>
+      <w:pPr>
+        <w:pStyle w:val="SourceCode"/>
+      </w:pPr>
+      <w:r>
+        <w:rPr>
+          <w:rStyle w:val="VerbatimChar"/>
+        </w:rPr>
+        <w:t xml:space="preserve">req  LRU cache (LRU→MRU)   LRU event      OPT cache        OPT event</w:t>
+      </w:r>
+      <w:r>
+        <w:br/>
+      </w:r>
+      <w:r>
+        <w:rPr>
+          <w:rStyle w:val="VerbatimChar"/>
+        </w:rPr>
+        <w:t xml:space="preserve"> A   [A]                   miss           [A]              miss</w:t>
+      </w:r>
+      <w:r>
+        <w:br/>
+      </w:r>
+      <w:r>
+        <w:rPr>
+          <w:rStyle w:val="VerbatimChar"/>
+        </w:rPr>
+        <w:t xml:space="preserve"> B   [A,B]                 miss           [A,B]            miss</w:t>
+      </w:r>
+      <w:r>
+        <w:br/>
+      </w:r>
+      <w:r>
+        <w:rPr>
+          <w:rStyle w:val="VerbatimChar"/>
+        </w:rPr>
+        <w:t xml:space="preserve"> C   [B,C]  (evict A)      miss           [A,C] (evict B)  miss  # OPT drops B: reused later than A</w:t>
+      </w:r>
+      <w:r>
+        <w:br/>
+      </w:r>
+      <w:r>
+        <w:rPr>
+          <w:rStyle w:val="VerbatimChar"/>
+        </w:rPr>
+        <w:t xml:space="preserve"> A   [C,A]  (evict B)      miss           [A,C]            HIT   # OPT kept A</w:t>
+      </w:r>
+      <w:r>
+        <w:br/>
+      </w:r>
+      <w:r>
+        <w:rPr>
+          <w:rStyle w:val="VerbatimChar"/>
+        </w:rPr>
+        <w:t xml:space="preserve"> B   [A,B]  (evict C)      miss           [A,B] (evict C)  miss</w:t>
+      </w:r>
+      <w:r>
+        <w:br/>
+      </w:r>
+      <w:r>
+        <w:rPr>
+          <w:rStyle w:val="VerbatimChar"/>
+        </w:rPr>
+        <w:t xml:space="preserve">     LRU: 5 misses                        OPT: 4 misses</w:t>
       </w:r>
     </w:p>
     <w:p>
@@ -4155,430 +6276,11 @@
         <w:pStyle w:val="Compact"/>
         <w:numPr>
           <w:ilvl w:val="0"/>
-          <w:numId w:val="1017"/>
-        </w:numPr>
-      </w:pPr>
-      <w:r>
-        <w:rPr>
-          <w:b/>
-          <w:bCs/>
-        </w:rPr>
-        <w:t xml:space="preserve">Recurrences:</w:t>
-      </w:r>
-      <w:r>
-        <w:t xml:space="preserve"> </w:t>
-      </w:r>
-      <w:r>
-        <w:t xml:space="preserve">Master Theorem (a·T(n/b)+f(n), 3 cases) | recursion tree</w:t>
-      </w:r>
-      <w:r>
-        <w:t xml:space="preserve"> </w:t>
-      </w:r>
-      <w:r>
-        <w:t xml:space="preserve">(work/level × levels) | substitution (guess+induct); subtract-and-conquer →</w:t>
-      </w:r>
-      <w:r>
-        <w:t xml:space="preserve"> </w:t>
-      </w:r>
-      <w:r>
-        <w:t xml:space="preserve">not Master.</w:t>
-      </w:r>
-    </w:p>
-    <w:p>
-      <w:pPr>
-        <w:pStyle w:val="Compact"/>
-        <w:numPr>
-          <w:ilvl w:val="0"/>
-          <w:numId w:val="1017"/>
-        </w:numPr>
-      </w:pPr>
-      <w:r>
-        <w:rPr>
-          <w:b/>
-          <w:bCs/>
-        </w:rPr>
-        <w:t xml:space="preserve">Amortized:</w:t>
-      </w:r>
-      <w:r>
-        <w:t xml:space="preserve"> </w:t>
-      </w:r>
-      <w:r>
-        <w:t xml:space="preserve">guaranteed average over a sequence; aggregate / accounting /</w:t>
-      </w:r>
-      <w:r>
-        <w:t xml:space="preserve"> </w:t>
-      </w:r>
-      <w:r>
-        <w:t xml:space="preserve">potential; dynamic array O(1), Union-Find O(α(n)).</w:t>
-      </w:r>
-    </w:p>
-    <w:p>
-      <w:pPr>
-        <w:pStyle w:val="Compact"/>
-        <w:numPr>
-          <w:ilvl w:val="0"/>
-          <w:numId w:val="1017"/>
-        </w:numPr>
-      </w:pPr>
-      <w:r>
-        <w:rPr>
-          <w:b/>
-          <w:bCs/>
-        </w:rPr>
-        <w:t xml:space="preserve">Randomized:</w:t>
-      </w:r>
-      <w:r>
-        <w:t xml:space="preserve"> </w:t>
-      </w:r>
-      <w:r>
-        <w:t xml:space="preserve">Las Vegas (correct, random time) vs Monte Carlo (fixed time,</w:t>
-      </w:r>
-      <w:r>
-        <w:t xml:space="preserve"> </w:t>
-      </w:r>
-      <w:r>
-        <w:t xml:space="preserve">maybe wrong); random pivot, Miller–Rabin, reservoir.</w:t>
-      </w:r>
-    </w:p>
-    <w:p>
-      <w:pPr>
-        <w:pStyle w:val="Compact"/>
-        <w:numPr>
-          <w:ilvl w:val="0"/>
-          <w:numId w:val="1017"/>
-        </w:numPr>
-      </w:pPr>
-      <w:r>
-        <w:rPr>
-          <w:b/>
-          <w:bCs/>
-        </w:rPr>
-        <w:t xml:space="preserve">Approximation:</w:t>
-      </w:r>
-      <w:r>
-        <w:t xml:space="preserve"> </w:t>
-      </w:r>
-      <w:r>
-        <w:t xml:space="preserve">ρ-approx for NP-hard; vertex cover 2×, set cover ln n, metric</w:t>
-      </w:r>
-      <w:r>
-        <w:t xml:space="preserve"> </w:t>
-      </w:r>
-      <w:r>
-        <w:t xml:space="preserve">TSP 1.5× (Christofides).</w:t>
-      </w:r>
-    </w:p>
-    <w:p>
-      <w:pPr>
-        <w:pStyle w:val="Compact"/>
-        <w:numPr>
-          <w:ilvl w:val="0"/>
-          <w:numId w:val="1017"/>
-        </w:numPr>
-      </w:pPr>
-      <w:r>
-        <w:rPr>
-          <w:b/>
-          <w:bCs/>
-        </w:rPr>
-        <w:t xml:space="preserve">P/NP:</w:t>
-      </w:r>
-      <w:r>
-        <w:t xml:space="preserve"> </w:t>
-      </w:r>
-      <w:r>
-        <w:t xml:space="preserve">P solve, NP verify, NP-complete = hardest in NP (SAT), NP-hard ≥ that;</w:t>
-      </w:r>
-      <w:r>
-        <w:t xml:space="preserve"> </w:t>
-      </w:r>
-      <w:r>
-        <w:t xml:space="preserve">prove hardness by</w:t>
-      </w:r>
-      <w:r>
-        <w:t xml:space="preserve"> </w:t>
-      </w:r>
-      <w:r>
-        <w:rPr>
-          <w:b/>
-          <w:bCs/>
-        </w:rPr>
-        <w:t xml:space="preserve">reduction</w:t>
-      </w:r>
-      <w:r>
-        <w:t xml:space="preserve">.</w:t>
-      </w:r>
-    </w:p>
-    <w:bookmarkEnd w:id="33"/>
-    <w:bookmarkStart w:id="34" w:name="module-18-flash-cards"/>
-    <w:p>
-      <w:pPr>
-        <w:pStyle w:val="Heading2"/>
-      </w:pPr>
-      <w:r>
-        <w:t xml:space="preserve">Module 18 — Flash Cards</w:t>
-      </w:r>
-    </w:p>
-    <w:p>
-      <w:pPr>
-        <w:pStyle w:val="Compact"/>
-        <w:numPr>
-          <w:ilvl w:val="0"/>
-          <w:numId w:val="1018"/>
-        </w:numPr>
-      </w:pPr>
-      <w:r>
-        <w:t xml:space="preserve">Q: 3 recurrence methods?</w:t>
-      </w:r>
-      <w:r>
-        <w:t xml:space="preserve"> </w:t>
-      </w:r>
-      <w:r>
-        <w:rPr>
-          <w:b/>
-          <w:bCs/>
-        </w:rPr>
-        <w:t xml:space="preserve">A: Master, recursion tree, substitution.</w:t>
-      </w:r>
-    </w:p>
-    <w:p>
-      <w:pPr>
-        <w:pStyle w:val="Compact"/>
-        <w:numPr>
-          <w:ilvl w:val="0"/>
-          <w:numId w:val="1018"/>
-        </w:numPr>
-      </w:pPr>
-      <w:r>
-        <w:t xml:space="preserve">Q: Amortized vs average?</w:t>
-      </w:r>
-      <w:r>
-        <w:t xml:space="preserve"> </w:t>
-      </w:r>
-      <w:r>
-        <w:rPr>
-          <w:b/>
-          <w:bCs/>
-        </w:rPr>
-        <w:t xml:space="preserve">A: sequence-guarantee vs probabilistic.</w:t>
-      </w:r>
-    </w:p>
-    <w:p>
-      <w:pPr>
-        <w:pStyle w:val="Compact"/>
-        <w:numPr>
-          <w:ilvl w:val="0"/>
-          <w:numId w:val="1018"/>
-        </w:numPr>
-      </w:pPr>
-      <w:r>
-        <w:t xml:space="preserve">Q: Union-Find amortized?</w:t>
-      </w:r>
-      <w:r>
-        <w:t xml:space="preserve"> </w:t>
-      </w:r>
-      <w:r>
-        <w:rPr>
-          <w:b/>
-          <w:bCs/>
-        </w:rPr>
-        <w:t xml:space="preserve">A: O(α(n)).</w:t>
-      </w:r>
-    </w:p>
-    <w:p>
-      <w:pPr>
-        <w:pStyle w:val="Compact"/>
-        <w:numPr>
-          <w:ilvl w:val="0"/>
-          <w:numId w:val="1018"/>
-        </w:numPr>
-      </w:pPr>
-      <w:r>
-        <w:t xml:space="preserve">Q: Las Vegas vs Monte Carlo?</w:t>
-      </w:r>
-      <w:r>
-        <w:t xml:space="preserve"> </w:t>
-      </w:r>
-      <w:r>
-        <w:rPr>
-          <w:b/>
-          <w:bCs/>
-        </w:rPr>
-        <w:t xml:space="preserve">A: always-correct/random-time vs fixed/maybe-wrong.</w:t>
-      </w:r>
-    </w:p>
-    <w:p>
-      <w:pPr>
-        <w:pStyle w:val="Compact"/>
-        <w:numPr>
-          <w:ilvl w:val="0"/>
-          <w:numId w:val="1018"/>
-        </w:numPr>
-      </w:pPr>
-      <w:r>
-        <w:t xml:space="preserve">Q: Vertex cover approx ratio?</w:t>
-      </w:r>
-      <w:r>
-        <w:t xml:space="preserve"> </w:t>
-      </w:r>
-      <w:r>
-        <w:rPr>
-          <w:b/>
-          <w:bCs/>
-        </w:rPr>
-        <w:t xml:space="preserve">A: 2.</w:t>
-      </w:r>
-    </w:p>
-    <w:p>
-      <w:pPr>
-        <w:pStyle w:val="Compact"/>
-        <w:numPr>
-          <w:ilvl w:val="0"/>
-          <w:numId w:val="1018"/>
-        </w:numPr>
-      </w:pPr>
-      <w:r>
-        <w:t xml:space="preserve">Q: First NP-complete problem?</w:t>
-      </w:r>
-      <w:r>
-        <w:t xml:space="preserve"> </w:t>
-      </w:r>
-      <w:r>
-        <w:rPr>
-          <w:b/>
-          <w:bCs/>
-        </w:rPr>
-        <w:t xml:space="preserve">A: SAT (Cook–Levin).</w:t>
-      </w:r>
-    </w:p>
-    <w:p>
-      <w:pPr>
-        <w:pStyle w:val="Compact"/>
-        <w:numPr>
-          <w:ilvl w:val="0"/>
-          <w:numId w:val="1018"/>
-        </w:numPr>
-      </w:pPr>
-      <w:r>
-        <w:t xml:space="preserve">Q: Prove NP-hardness?</w:t>
-      </w:r>
-      <w:r>
-        <w:t xml:space="preserve"> </w:t>
-      </w:r>
-      <w:r>
-        <w:rPr>
-          <w:b/>
-          <w:bCs/>
-        </w:rPr>
-        <w:t xml:space="preserve">A: reduce a known NP-complete problem to it.</w:t>
-      </w:r>
-    </w:p>
-    <w:bookmarkEnd w:id="34"/>
-    <w:bookmarkStart w:id="35" w:name="module-18-pattern-recognition"/>
-    <w:p>
-      <w:pPr>
-        <w:pStyle w:val="Heading2"/>
-      </w:pPr>
-      <w:r>
-        <w:t xml:space="preserve">Module 18 — Pattern Recognition</w:t>
-      </w:r>
-    </w:p>
-    <w:p>
-      <w:pPr>
-        <w:pStyle w:val="Compact"/>
-        <w:numPr>
-          <w:ilvl w:val="0"/>
-          <w:numId w:val="1019"/>
-        </w:numPr>
-      </w:pPr>
-      <w:r>
-        <w:t xml:space="preserve">“Solve T(n) = …”</w:t>
-      </w:r>
-      <w:r>
-        <w:t xml:space="preserve"> </w:t>
-      </w:r>
-      <w:r>
-        <w:t xml:space="preserve">→ Master / tree / substitution.</w:t>
-      </w:r>
-    </w:p>
-    <w:p>
-      <w:pPr>
-        <w:pStyle w:val="Compact"/>
-        <w:numPr>
-          <w:ilvl w:val="0"/>
-          <w:numId w:val="1019"/>
-        </w:numPr>
-      </w:pPr>
-      <w:r>
-        <w:t xml:space="preserve">“Average cost over many ops”</w:t>
-      </w:r>
-      <w:r>
-        <w:t xml:space="preserve"> </w:t>
-      </w:r>
-      <w:r>
-        <w:t xml:space="preserve">→</w:t>
-      </w:r>
-      <w:r>
-        <w:t xml:space="preserve"> </w:t>
-      </w:r>
-      <w:r>
-        <w:rPr>
-          <w:b/>
-          <w:bCs/>
-        </w:rPr>
-        <w:t xml:space="preserve">amortized</w:t>
-      </w:r>
-      <w:r>
-        <w:t xml:space="preserve"> </w:t>
-      </w:r>
-      <w:r>
-        <w:t xml:space="preserve">(aggregate/accounting/potential).</w:t>
-      </w:r>
-    </w:p>
-    <w:p>
-      <w:pPr>
-        <w:pStyle w:val="Compact"/>
-        <w:numPr>
-          <w:ilvl w:val="0"/>
-          <w:numId w:val="1019"/>
-        </w:numPr>
-      </w:pPr>
-      <w:r>
-        <w:t xml:space="preserve">“Defeat worst-case input”</w:t>
-      </w:r>
-      <w:r>
-        <w:t xml:space="preserve"> </w:t>
-      </w:r>
-      <w:r>
-        <w:t xml:space="preserve">→</w:t>
-      </w:r>
-      <w:r>
-        <w:t xml:space="preserve"> </w:t>
-      </w:r>
-      <w:r>
-        <w:rPr>
-          <w:b/>
-          <w:bCs/>
-        </w:rPr>
-        <w:t xml:space="preserve">randomization</w:t>
-      </w:r>
-      <w:r>
-        <w:t xml:space="preserve"> </w:t>
-      </w:r>
-      <w:r>
-        <w:t xml:space="preserve">(random pivot).</w:t>
-      </w:r>
-    </w:p>
-    <w:p>
-      <w:pPr>
-        <w:pStyle w:val="Compact"/>
-        <w:numPr>
-          <w:ilvl w:val="0"/>
-          <w:numId w:val="1019"/>
-        </w:numPr>
-      </w:pPr>
-      <w:r>
-        <w:t xml:space="preserve">“NP-hard, need</w:t>
+          <w:numId w:val="1021"/>
+        </w:numPr>
+      </w:pPr>
+      <w:r>
+        <w:t xml:space="preserve">LRU evicts by</w:t>
       </w:r>
       <w:r>
         <w:t xml:space="preserve"> </w:t>
@@ -4588,95 +6290,225 @@
           <w:i/>
           <w:iCs/>
         </w:rPr>
-        <w:t xml:space="preserve">some</w:t>
-      </w:r>
-      <w:r>
-        <w:t xml:space="preserve"> </w:t>
-      </w:r>
-      <w:r>
-        <w:t xml:space="preserve">answer fast”</w:t>
-      </w:r>
-      <w:r>
-        <w:t xml:space="preserve"> </w:t>
-      </w:r>
-      <w:r>
-        <w:t xml:space="preserve">→</w:t>
-      </w:r>
-      <w:r>
-        <w:t xml:space="preserve"> </w:t>
-      </w:r>
-      <w:r>
-        <w:rPr>
-          <w:b/>
-          <w:bCs/>
-        </w:rPr>
-        <w:t xml:space="preserve">approximation / heuristic</w:t>
-      </w:r>
-      <w:r>
-        <w:t xml:space="preserve">.</w:t>
-      </w:r>
-    </w:p>
-    <w:p>
-      <w:pPr>
-        <w:pStyle w:val="Compact"/>
-        <w:numPr>
-          <w:ilvl w:val="0"/>
-          <w:numId w:val="1019"/>
-        </w:numPr>
-      </w:pPr>
-      <w:r>
-        <w:t xml:space="preserve">“Is this problem even tractable?”</w:t>
-      </w:r>
-      <w:r>
-        <w:t xml:space="preserve"> </w:t>
-      </w:r>
-      <w:r>
-        <w:t xml:space="preserve">→ place it in</w:t>
-      </w:r>
-      <w:r>
-        <w:t xml:space="preserve"> </w:t>
-      </w:r>
-      <w:r>
-        <w:rPr>
-          <w:b/>
-          <w:bCs/>
-        </w:rPr>
-        <w:t xml:space="preserve">P / NP / NP-complete</w:t>
-      </w:r>
-      <w:r>
-        <w:t xml:space="preserve">.</w:t>
-      </w:r>
-    </w:p>
-    <w:bookmarkEnd w:id="35"/>
-    <w:bookmarkStart w:id="36" w:name="X8d7e5c0a66c3c8a3edc9472499e1ef62421e7ed"/>
-    <w:p>
-      <w:pPr>
-        <w:pStyle w:val="Heading2"/>
-      </w:pPr>
-      <w:r>
-        <w:t xml:space="preserve">Module 18 — Interview Questions (with follow-ups)</w:t>
-      </w:r>
-    </w:p>
-    <w:p>
-      <w:pPr>
-        <w:pStyle w:val="Compact"/>
-        <w:numPr>
-          <w:ilvl w:val="0"/>
-          <w:numId w:val="1020"/>
-        </w:numPr>
-      </w:pPr>
+        <w:t xml:space="preserve">past</w:t>
+      </w:r>
+      <w:r>
+        <w:t xml:space="preserve"> </w:t>
+      </w:r>
+      <w:r>
+        <w:t xml:space="preserve">recency and gets burned;</w:t>
+      </w:r>
+      <w:r>
+        <w:t xml:space="preserve"> </w:t>
+      </w:r>
+      <w:r>
+        <w:rPr>
+          <w:b/>
+          <w:bCs/>
+        </w:rPr>
+        <w:t xml:space="preserve">Bélády/OPT</w:t>
+      </w:r>
+      <w:r>
+        <w:t xml:space="preserve"> </w:t>
+      </w:r>
+      <w:r>
+        <w:t xml:space="preserve">evicts the page</w:t>
+      </w:r>
+      <w:r>
+        <w:t xml:space="preserve"> </w:t>
+      </w:r>
+      <w:r>
+        <w:t xml:space="preserve">whose</w:t>
+      </w:r>
+      <w:r>
+        <w:t xml:space="preserve"> </w:t>
+      </w:r>
       <w:r>
         <w:rPr>
           <w:i/>
           <w:iCs/>
         </w:rPr>
-        <w:t xml:space="preserve">Why is randomized quicksort O(n log n) expected?</w:t>
-      </w:r>
-      <w:r>
-        <w:t xml:space="preserve"> </w:t>
-      </w:r>
-      <w:r>
-        <w:t xml:space="preserve">FU:</w:t>
+        <w:t xml:space="preserve">next</w:t>
+      </w:r>
+      <w:r>
+        <w:t xml:space="preserve"> </w:t>
+      </w:r>
+      <w:r>
+        <w:t xml:space="preserve">use is farthest away (it dropped B, not A, at step 3, keeping the</w:t>
+      </w:r>
+      <w:r>
+        <w:t xml:space="preserve"> </w:t>
+      </w:r>
+      <w:r>
+        <w:t xml:space="preserve">soon-reused A). OPT is</w:t>
+      </w:r>
+      <w:r>
+        <w:t xml:space="preserve"> </w:t>
+      </w:r>
+      <w:r>
+        <w:rPr>
+          <w:b/>
+          <w:bCs/>
+        </w:rPr>
+        <w:t xml:space="preserve">unbeatable but unrealizable</w:t>
+      </w:r>
+      <w:r>
+        <w:t xml:space="preserve"> </w:t>
+      </w:r>
+      <w:r>
+        <w:t xml:space="preserve">online (needs the future).</w:t>
+      </w:r>
+      <w:r>
+        <w:t xml:space="preserve"> </w:t>
+      </w:r>
+      <w:r>
+        <w:t xml:space="preserve">LRU’s guarantee is</w:t>
+      </w:r>
+      <w:r>
+        <w:t xml:space="preserve"> </w:t>
+      </w:r>
+      <w:r>
+        <w:rPr>
+          <w:rStyle w:val="VerbatimChar"/>
+        </w:rPr>
+        <w:t xml:space="preserve">misses_LRU ≤ k·misses_OPT</w:t>
+      </w:r>
+      <w:r>
+        <w:t xml:space="preserve"> </w:t>
+      </w:r>
+      <w:r>
+        <w:t xml:space="preserve">— here well within that bound.</w:t>
+      </w:r>
+    </w:p>
+    <w:p>
+      <w:pPr>
+        <w:pStyle w:val="BlockText"/>
+      </w:pPr>
+      <w:r>
+        <w:rPr>
+          <w:b/>
+          <w:bCs/>
+        </w:rPr>
+        <w:t xml:space="preserve">Interview link:</w:t>
+      </w:r>
+      <w:r>
+        <w:t xml:space="preserve"> </w:t>
+      </w:r>
+      <w:r>
+        <w:t xml:space="preserve">“your cache is LRU — how good is that vs a clairvoyant</w:t>
+      </w:r>
+      <w:r>
+        <w:t xml:space="preserve"> </w:t>
+      </w:r>
+      <w:r>
+        <w:t xml:space="preserve">optimum?”</w:t>
+      </w:r>
+      <w:r>
+        <w:t xml:space="preserve"> </w:t>
+      </w:r>
+      <w:r>
+        <w:t xml:space="preserve">→ competitive ratio; LRU is k-competitive, OPT = Bélády.</w:t>
+      </w:r>
+    </w:p>
+    <w:bookmarkStart w:id="33" w:name="mcqs-5"/>
+    <w:p>
+      <w:pPr>
+        <w:pStyle w:val="Heading3"/>
+      </w:pPr>
+      <w:r>
+        <w:t xml:space="preserve">MCQs</w:t>
+      </w:r>
+    </w:p>
+    <w:p>
+      <w:pPr>
+        <w:pStyle w:val="Compact"/>
+        <w:numPr>
+          <w:ilvl w:val="0"/>
+          <w:numId w:val="1022"/>
+        </w:numPr>
+      </w:pPr>
+      <w:r>
+        <w:t xml:space="preserve">Online vs offline? → decide</w:t>
+      </w:r>
+      <w:r>
+        <w:t xml:space="preserve"> </w:t>
+      </w:r>
+      <w:r>
+        <w:rPr>
+          <w:b/>
+          <w:bCs/>
+        </w:rPr>
+        <w:t xml:space="preserve">irrevocably as input arrives</w:t>
+      </w:r>
+      <w:r>
+        <w:t xml:space="preserve"> </w:t>
+      </w:r>
+      <w:r>
+        <w:t xml:space="preserve">vs</w:t>
+      </w:r>
+      <w:r>
+        <w:t xml:space="preserve"> </w:t>
+      </w:r>
+      <w:r>
+        <w:rPr>
+          <w:b/>
+          <w:bCs/>
+        </w:rPr>
+        <w:t xml:space="preserve">whole input</w:t>
+      </w:r>
+      <w:r>
+        <w:rPr>
+          <w:b/>
+          <w:bCs/>
+        </w:rPr>
+        <w:t xml:space="preserve"> </w:t>
+      </w:r>
+      <w:r>
+        <w:rPr>
+          <w:b/>
+          <w:bCs/>
+        </w:rPr>
+        <w:t xml:space="preserve">known</w:t>
+      </w:r>
+      <w:r>
+        <w:t xml:space="preserve">.</w:t>
+      </w:r>
+    </w:p>
+    <w:p>
+      <w:pPr>
+        <w:pStyle w:val="Compact"/>
+        <w:numPr>
+          <w:ilvl w:val="0"/>
+          <w:numId w:val="1022"/>
+        </w:numPr>
+      </w:pPr>
+      <w:r>
+        <w:t xml:space="preserve">Quality metric for online algorithms? → the</w:t>
+      </w:r>
+      <w:r>
+        <w:t xml:space="preserve"> </w:t>
+      </w:r>
+      <w:r>
+        <w:rPr>
+          <w:b/>
+          <w:bCs/>
+        </w:rPr>
+        <w:t xml:space="preserve">competitive ratio</w:t>
+      </w:r>
+      <w:r>
+        <w:t xml:space="preserve">.</w:t>
+      </w:r>
+    </w:p>
+    <w:p>
+      <w:pPr>
+        <w:pStyle w:val="Compact"/>
+        <w:numPr>
+          <w:ilvl w:val="0"/>
+          <w:numId w:val="1022"/>
+        </w:numPr>
+      </w:pPr>
+      <w:r>
+        <w:t xml:space="preserve">Optimal</w:t>
       </w:r>
       <w:r>
         <w:t xml:space="preserve"> </w:t>
@@ -4686,135 +6518,978 @@
           <w:i/>
           <w:iCs/>
         </w:rPr>
-        <w:t xml:space="preserve">what input breaks</w:t>
+        <w:t xml:space="preserve">offline</w:t>
+      </w:r>
+      <w:r>
+        <w:t xml:space="preserve"> </w:t>
+      </w:r>
+      <w:r>
+        <w:t xml:space="preserve">page replacement? →</w:t>
+      </w:r>
+      <w:r>
+        <w:t xml:space="preserve"> </w:t>
+      </w:r>
+      <w:r>
+        <w:rPr>
+          <w:b/>
+          <w:bCs/>
+        </w:rPr>
+        <w:t xml:space="preserve">Bélády</w:t>
+      </w:r>
+      <w:r>
+        <w:t xml:space="preserve"> </w:t>
+      </w:r>
+      <w:r>
+        <w:t xml:space="preserve">(evict farthest-future use).</w:t>
+      </w:r>
+    </w:p>
+    <w:p>
+      <w:pPr>
+        <w:pStyle w:val="Compact"/>
+        <w:numPr>
+          <w:ilvl w:val="0"/>
+          <w:numId w:val="1022"/>
+        </w:numPr>
+      </w:pPr>
+      <w:r>
+        <w:t xml:space="preserve">Ski-rental deterministic competitive ratio? →</w:t>
+      </w:r>
+      <w:r>
+        <w:t xml:space="preserve"> </w:t>
+      </w:r>
+      <w:r>
+        <w:rPr>
+          <w:b/>
+          <w:bCs/>
+        </w:rPr>
+        <w:t xml:space="preserve">2</w:t>
+      </w:r>
+      <w:r>
+        <w:t xml:space="preserve"> </w:t>
+      </w:r>
+      <w:r>
+        <w:t xml:space="preserve">(</w:t>
+      </w:r>
+      <w:r>
+        <w:rPr>
+          <w:rStyle w:val="VerbatimChar"/>
+        </w:rPr>
+        <w:t xml:space="preserve">e/(e−1)≈1.58</w:t>
+      </w:r>
+      <w:r>
+        <w:t xml:space="preserve"> </w:t>
+      </w:r>
+      <w:r>
+        <w:t xml:space="preserve">randomized).</w:t>
+      </w:r>
+    </w:p>
+    <w:p>
+      <w:pPr>
+        <w:pStyle w:val="Compact"/>
+        <w:numPr>
+          <w:ilvl w:val="0"/>
+          <w:numId w:val="1022"/>
+        </w:numPr>
+      </w:pPr>
+      <w:r>
+        <w:t xml:space="preserve">LRU competitive ratio for cache size k? →</w:t>
+      </w:r>
+      <w:r>
+        <w:t xml:space="preserve"> </w:t>
+      </w:r>
+      <w:r>
+        <w:rPr>
+          <w:b/>
+          <w:bCs/>
+        </w:rPr>
+        <w:t xml:space="preserve">k</w:t>
+      </w:r>
+      <w:r>
+        <w:t xml:space="preserve">-competitive.</w:t>
+      </w:r>
+    </w:p>
+    <w:bookmarkEnd w:id="33"/>
+    <w:bookmarkEnd w:id="34"/>
+    <w:bookmarkStart w:id="35" w:name="module-18-concept-review-one-page"/>
+    <w:p>
+      <w:pPr>
+        <w:pStyle w:val="Heading2"/>
+      </w:pPr>
+      <w:r>
+        <w:t xml:space="preserve">Module 18 — Concept Review (one page)</w:t>
+      </w:r>
+    </w:p>
+    <w:p>
+      <w:pPr>
+        <w:pStyle w:val="Compact"/>
+        <w:numPr>
+          <w:ilvl w:val="0"/>
+          <w:numId w:val="1023"/>
+        </w:numPr>
+      </w:pPr>
+      <w:r>
+        <w:rPr>
+          <w:b/>
+          <w:bCs/>
+        </w:rPr>
+        <w:t xml:space="preserve">Recurrences:</w:t>
+      </w:r>
+      <w:r>
+        <w:t xml:space="preserve"> </w:t>
+      </w:r>
+      <w:r>
+        <w:t xml:space="preserve">Master Theorem (a·T(n/b)+f(n), 3 cases) | recursion tree</w:t>
+      </w:r>
+      <w:r>
+        <w:t xml:space="preserve"> </w:t>
+      </w:r>
+      <w:r>
+        <w:t xml:space="preserve">(work/level × levels) | substitution (guess+induct); subtract-and-conquer →</w:t>
+      </w:r>
+      <w:r>
+        <w:t xml:space="preserve"> </w:t>
+      </w:r>
+      <w:r>
+        <w:t xml:space="preserve">not Master.</w:t>
+      </w:r>
+    </w:p>
+    <w:p>
+      <w:pPr>
+        <w:pStyle w:val="Compact"/>
+        <w:numPr>
+          <w:ilvl w:val="0"/>
+          <w:numId w:val="1023"/>
+        </w:numPr>
+      </w:pPr>
+      <w:r>
+        <w:rPr>
+          <w:b/>
+          <w:bCs/>
+        </w:rPr>
+        <w:t xml:space="preserve">Amortized:</w:t>
+      </w:r>
+      <w:r>
+        <w:t xml:space="preserve"> </w:t>
+      </w:r>
+      <w:r>
+        <w:t xml:space="preserve">guaranteed average over a sequence; aggregate / accounting /</w:t>
+      </w:r>
+      <w:r>
+        <w:t xml:space="preserve"> </w:t>
+      </w:r>
+      <w:r>
+        <w:t xml:space="preserve">potential; dynamic array O(1), Union-Find O(α(n)).</w:t>
+      </w:r>
+    </w:p>
+    <w:p>
+      <w:pPr>
+        <w:pStyle w:val="Compact"/>
+        <w:numPr>
+          <w:ilvl w:val="0"/>
+          <w:numId w:val="1023"/>
+        </w:numPr>
+      </w:pPr>
+      <w:r>
+        <w:rPr>
+          <w:b/>
+          <w:bCs/>
+        </w:rPr>
+        <w:t xml:space="preserve">Randomized:</w:t>
+      </w:r>
+      <w:r>
+        <w:t xml:space="preserve"> </w:t>
+      </w:r>
+      <w:r>
+        <w:t xml:space="preserve">Las Vegas (correct, random time) vs Monte Carlo (fixed time,</w:t>
+      </w:r>
+      <w:r>
+        <w:t xml:space="preserve"> </w:t>
+      </w:r>
+      <w:r>
+        <w:t xml:space="preserve">maybe wrong); random pivot, Miller–Rabin, reservoir.</w:t>
+      </w:r>
+    </w:p>
+    <w:p>
+      <w:pPr>
+        <w:pStyle w:val="Compact"/>
+        <w:numPr>
+          <w:ilvl w:val="0"/>
+          <w:numId w:val="1023"/>
+        </w:numPr>
+      </w:pPr>
+      <w:r>
+        <w:rPr>
+          <w:b/>
+          <w:bCs/>
+        </w:rPr>
+        <w:t xml:space="preserve">Approximation:</w:t>
+      </w:r>
+      <w:r>
+        <w:t xml:space="preserve"> </w:t>
+      </w:r>
+      <w:r>
+        <w:t xml:space="preserve">ρ-approx for NP-hard; vertex cover 2×, set cover ln n, metric</w:t>
+      </w:r>
+      <w:r>
+        <w:t xml:space="preserve"> </w:t>
+      </w:r>
+      <w:r>
+        <w:t xml:space="preserve">TSP 1.5× (Christofides).</w:t>
+      </w:r>
+    </w:p>
+    <w:p>
+      <w:pPr>
+        <w:pStyle w:val="Compact"/>
+        <w:numPr>
+          <w:ilvl w:val="0"/>
+          <w:numId w:val="1023"/>
+        </w:numPr>
+      </w:pPr>
+      <w:r>
+        <w:rPr>
+          <w:b/>
+          <w:bCs/>
+        </w:rPr>
+        <w:t xml:space="preserve">P/NP:</w:t>
+      </w:r>
+      <w:r>
+        <w:t xml:space="preserve"> </w:t>
+      </w:r>
+      <w:r>
+        <w:t xml:space="preserve">P solve, NP verify, NP-complete = hardest in NP (SAT), NP-hard ≥ that;</w:t>
+      </w:r>
+      <w:r>
+        <w:t xml:space="preserve"> </w:t>
+      </w:r>
+      <w:r>
+        <w:t xml:space="preserve">prove hardness by</w:t>
+      </w:r>
+      <w:r>
+        <w:t xml:space="preserve"> </w:t>
+      </w:r>
+      <w:r>
+        <w:rPr>
+          <w:b/>
+          <w:bCs/>
+        </w:rPr>
+        <w:t xml:space="preserve">reduction</w:t>
+      </w:r>
+      <w:r>
+        <w:t xml:space="preserve">.</w:t>
+      </w:r>
+    </w:p>
+    <w:bookmarkEnd w:id="35"/>
+    <w:bookmarkStart w:id="36" w:name="module-18-flash-cards"/>
+    <w:p>
+      <w:pPr>
+        <w:pStyle w:val="Heading2"/>
+      </w:pPr>
+      <w:r>
+        <w:t xml:space="preserve">Module 18 — Flash Cards</w:t>
+      </w:r>
+    </w:p>
+    <w:p>
+      <w:pPr>
+        <w:pStyle w:val="Compact"/>
+        <w:numPr>
+          <w:ilvl w:val="0"/>
+          <w:numId w:val="1024"/>
+        </w:numPr>
+      </w:pPr>
+      <w:r>
+        <w:t xml:space="preserve">Q: 3 recurrence methods?</w:t>
+      </w:r>
+      <w:r>
+        <w:t xml:space="preserve"> </w:t>
+      </w:r>
+      <w:r>
+        <w:rPr>
+          <w:b/>
+          <w:bCs/>
+        </w:rPr>
+        <w:t xml:space="preserve">A: Master, recursion tree, substitution.</w:t>
+      </w:r>
+    </w:p>
+    <w:p>
+      <w:pPr>
+        <w:pStyle w:val="Compact"/>
+        <w:numPr>
+          <w:ilvl w:val="0"/>
+          <w:numId w:val="1024"/>
+        </w:numPr>
+      </w:pPr>
+      <w:r>
+        <w:t xml:space="preserve">Q: Amortized vs average?</w:t>
+      </w:r>
+      <w:r>
+        <w:t xml:space="preserve"> </w:t>
+      </w:r>
+      <w:r>
+        <w:rPr>
+          <w:b/>
+          <w:bCs/>
+        </w:rPr>
+        <w:t xml:space="preserve">A: sequence-guarantee vs probabilistic.</w:t>
+      </w:r>
+    </w:p>
+    <w:p>
+      <w:pPr>
+        <w:pStyle w:val="Compact"/>
+        <w:numPr>
+          <w:ilvl w:val="0"/>
+          <w:numId w:val="1024"/>
+        </w:numPr>
+      </w:pPr>
+      <w:r>
+        <w:t xml:space="preserve">Q: Union-Find amortized?</w:t>
+      </w:r>
+      <w:r>
+        <w:t xml:space="preserve"> </w:t>
+      </w:r>
+      <w:r>
+        <w:rPr>
+          <w:b/>
+          <w:bCs/>
+        </w:rPr>
+        <w:t xml:space="preserve">A: O(α(n)).</w:t>
+      </w:r>
+    </w:p>
+    <w:p>
+      <w:pPr>
+        <w:pStyle w:val="Compact"/>
+        <w:numPr>
+          <w:ilvl w:val="0"/>
+          <w:numId w:val="1024"/>
+        </w:numPr>
+      </w:pPr>
+      <w:r>
+        <w:t xml:space="preserve">Q: Las Vegas vs Monte Carlo?</w:t>
+      </w:r>
+      <w:r>
+        <w:t xml:space="preserve"> </w:t>
+      </w:r>
+      <w:r>
+        <w:rPr>
+          <w:b/>
+          <w:bCs/>
+        </w:rPr>
+        <w:t xml:space="preserve">A: always-correct/random-time vs fixed/maybe-wrong.</w:t>
+      </w:r>
+    </w:p>
+    <w:p>
+      <w:pPr>
+        <w:pStyle w:val="Compact"/>
+        <w:numPr>
+          <w:ilvl w:val="0"/>
+          <w:numId w:val="1024"/>
+        </w:numPr>
+      </w:pPr>
+      <w:r>
+        <w:t xml:space="preserve">Q: Vertex cover approx ratio?</w:t>
+      </w:r>
+      <w:r>
+        <w:t xml:space="preserve"> </w:t>
+      </w:r>
+      <w:r>
+        <w:rPr>
+          <w:b/>
+          <w:bCs/>
+        </w:rPr>
+        <w:t xml:space="preserve">A: 2.</w:t>
+      </w:r>
+    </w:p>
+    <w:p>
+      <w:pPr>
+        <w:pStyle w:val="Compact"/>
+        <w:numPr>
+          <w:ilvl w:val="0"/>
+          <w:numId w:val="1024"/>
+        </w:numPr>
+      </w:pPr>
+      <w:r>
+        <w:t xml:space="preserve">Q: First NP-complete problem?</w:t>
+      </w:r>
+      <w:r>
+        <w:t xml:space="preserve"> </w:t>
+      </w:r>
+      <w:r>
+        <w:rPr>
+          <w:b/>
+          <w:bCs/>
+        </w:rPr>
+        <w:t xml:space="preserve">A: SAT (Cook–Levin).</w:t>
+      </w:r>
+    </w:p>
+    <w:p>
+      <w:pPr>
+        <w:pStyle w:val="Compact"/>
+        <w:numPr>
+          <w:ilvl w:val="0"/>
+          <w:numId w:val="1024"/>
+        </w:numPr>
+      </w:pPr>
+      <w:r>
+        <w:t xml:space="preserve">Q: Prove NP-hardness?</w:t>
+      </w:r>
+      <w:r>
+        <w:t xml:space="preserve"> </w:t>
+      </w:r>
+      <w:r>
+        <w:rPr>
+          <w:b/>
+          <w:bCs/>
+        </w:rPr>
+        <w:t xml:space="preserve">A: reduce a known NP-complete problem to it.</w:t>
+      </w:r>
+    </w:p>
+    <w:p>
+      <w:pPr>
+        <w:pStyle w:val="Compact"/>
+        <w:numPr>
+          <w:ilvl w:val="0"/>
+          <w:numId w:val="1024"/>
+        </w:numPr>
+      </w:pPr>
+      <w:r>
+        <w:t xml:space="preserve">Q: Classic reduction chain?</w:t>
+      </w:r>
+      <w:r>
+        <w:t xml:space="preserve"> </w:t>
+      </w:r>
+      <w:r>
+        <w:rPr>
+          <w:b/>
+          <w:bCs/>
+        </w:rPr>
+        <w:t xml:space="preserve">A: SAT → 3-SAT → CLIQUE (→ VC / Ind-Set).</w:t>
+      </w:r>
+    </w:p>
+    <w:p>
+      <w:pPr>
+        <w:pStyle w:val="Compact"/>
+        <w:numPr>
+          <w:ilvl w:val="0"/>
+          <w:numId w:val="1024"/>
+        </w:numPr>
+      </w:pPr>
+      <w:r>
+        <w:t xml:space="preserve">Q: Potential function for the doubling array?</w:t>
+      </w:r>
+      <w:r>
+        <w:t xml:space="preserve"> </w:t>
+      </w:r>
+      <w:r>
+        <w:rPr>
+          <w:b/>
+          <w:bCs/>
+        </w:rPr>
+        <w:t xml:space="preserve">A: Φ = 2·size − capacity.</w:t>
+      </w:r>
+    </w:p>
+    <w:p>
+      <w:pPr>
+        <w:pStyle w:val="Compact"/>
+        <w:numPr>
+          <w:ilvl w:val="0"/>
+          <w:numId w:val="1024"/>
+        </w:numPr>
+      </w:pPr>
+      <w:r>
+        <w:t xml:space="preserve">Q: Ski-rental competitive ratio?</w:t>
+      </w:r>
+      <w:r>
+        <w:t xml:space="preserve"> </w:t>
+      </w:r>
+      <w:r>
+        <w:rPr>
+          <w:b/>
+          <w:bCs/>
+        </w:rPr>
+        <w:t xml:space="preserve">A: 2 deterministic, e/(e−1)≈1.58 randomized.</w:t>
+      </w:r>
+    </w:p>
+    <w:p>
+      <w:pPr>
+        <w:pStyle w:val="Compact"/>
+        <w:numPr>
+          <w:ilvl w:val="0"/>
+          <w:numId w:val="1024"/>
+        </w:numPr>
+      </w:pPr>
+      <w:r>
+        <w:t xml:space="preserve">Q: Optimal offline paging?</w:t>
+      </w:r>
+      <w:r>
+        <w:t xml:space="preserve"> </w:t>
+      </w:r>
+      <w:r>
+        <w:rPr>
+          <w:b/>
+          <w:bCs/>
+        </w:rPr>
+        <w:t xml:space="preserve">A: Bélády — evict the farthest-future page.</w:t>
+      </w:r>
+    </w:p>
+    <w:p>
+      <w:pPr>
+        <w:pStyle w:val="Compact"/>
+        <w:numPr>
+          <w:ilvl w:val="0"/>
+          <w:numId w:val="1024"/>
+        </w:numPr>
+      </w:pPr>
+      <w:r>
+        <w:t xml:space="preserve">Q: LV vs MC one-liner?</w:t>
+      </w:r>
+      <w:r>
+        <w:t xml:space="preserve"> </w:t>
+      </w:r>
+      <w:r>
+        <w:rPr>
+          <w:b/>
+          <w:bCs/>
+        </w:rPr>
+        <w:t xml:space="preserve">A: LV always valid/time varies; MC maybe wrong/time fixed.</w:t>
+      </w:r>
+    </w:p>
+    <w:bookmarkEnd w:id="36"/>
+    <w:bookmarkStart w:id="37" w:name="module-18-pattern-recognition"/>
+    <w:p>
+      <w:pPr>
+        <w:pStyle w:val="Heading2"/>
+      </w:pPr>
+      <w:r>
+        <w:t xml:space="preserve">Module 18 — Pattern Recognition</w:t>
+      </w:r>
+    </w:p>
+    <w:p>
+      <w:pPr>
+        <w:pStyle w:val="Compact"/>
+        <w:numPr>
+          <w:ilvl w:val="0"/>
+          <w:numId w:val="1025"/>
+        </w:numPr>
+      </w:pPr>
+      <w:r>
+        <w:t xml:space="preserve">“Solve T(n) = …”</w:t>
+      </w:r>
+      <w:r>
+        <w:t xml:space="preserve"> </w:t>
+      </w:r>
+      <w:r>
+        <w:t xml:space="preserve">→ Master / tree / substitution.</w:t>
+      </w:r>
+    </w:p>
+    <w:p>
+      <w:pPr>
+        <w:pStyle w:val="Compact"/>
+        <w:numPr>
+          <w:ilvl w:val="0"/>
+          <w:numId w:val="1025"/>
+        </w:numPr>
+      </w:pPr>
+      <w:r>
+        <w:t xml:space="preserve">“Average cost over many ops”</w:t>
+      </w:r>
+      <w:r>
+        <w:t xml:space="preserve"> </w:t>
+      </w:r>
+      <w:r>
+        <w:t xml:space="preserve">→</w:t>
+      </w:r>
+      <w:r>
+        <w:t xml:space="preserve"> </w:t>
+      </w:r>
+      <w:r>
+        <w:rPr>
+          <w:b/>
+          <w:bCs/>
+        </w:rPr>
+        <w:t xml:space="preserve">amortized</w:t>
+      </w:r>
+      <w:r>
+        <w:t xml:space="preserve"> </w:t>
+      </w:r>
+      <w:r>
+        <w:t xml:space="preserve">(aggregate/accounting/potential).</w:t>
+      </w:r>
+    </w:p>
+    <w:p>
+      <w:pPr>
+        <w:pStyle w:val="Compact"/>
+        <w:numPr>
+          <w:ilvl w:val="0"/>
+          <w:numId w:val="1025"/>
+        </w:numPr>
+      </w:pPr>
+      <w:r>
+        <w:t xml:space="preserve">“Defeat worst-case input”</w:t>
+      </w:r>
+      <w:r>
+        <w:t xml:space="preserve"> </w:t>
+      </w:r>
+      <w:r>
+        <w:t xml:space="preserve">→</w:t>
+      </w:r>
+      <w:r>
+        <w:t xml:space="preserve"> </w:t>
+      </w:r>
+      <w:r>
+        <w:rPr>
+          <w:b/>
+          <w:bCs/>
+        </w:rPr>
+        <w:t xml:space="preserve">randomization</w:t>
+      </w:r>
+      <w:r>
+        <w:t xml:space="preserve"> </w:t>
+      </w:r>
+      <w:r>
+        <w:t xml:space="preserve">(random pivot).</w:t>
+      </w:r>
+    </w:p>
+    <w:p>
+      <w:pPr>
+        <w:pStyle w:val="Compact"/>
+        <w:numPr>
+          <w:ilvl w:val="0"/>
+          <w:numId w:val="1025"/>
+        </w:numPr>
+      </w:pPr>
+      <w:r>
+        <w:t xml:space="preserve">“NP-hard, need</w:t>
+      </w:r>
+      <w:r>
+        <w:t xml:space="preserve"> </w:t>
       </w:r>
       <w:r>
         <w:rPr>
           <w:i/>
           <w:iCs/>
         </w:rPr>
-        <w:t xml:space="preserve"> </w:t>
-      </w:r>
+        <w:t xml:space="preserve">some</w:t>
+      </w:r>
+      <w:r>
+        <w:t xml:space="preserve"> </w:t>
+      </w:r>
+      <w:r>
+        <w:t xml:space="preserve">answer fast”</w:t>
+      </w:r>
+      <w:r>
+        <w:t xml:space="preserve"> </w:t>
+      </w:r>
+      <w:r>
+        <w:t xml:space="preserve">→</w:t>
+      </w:r>
+      <w:r>
+        <w:t xml:space="preserve"> </w:t>
+      </w:r>
+      <w:r>
+        <w:rPr>
+          <w:b/>
+          <w:bCs/>
+        </w:rPr>
+        <w:t xml:space="preserve">approximation / heuristic</w:t>
+      </w:r>
+      <w:r>
+        <w:t xml:space="preserve">.</w:t>
+      </w:r>
+    </w:p>
+    <w:p>
+      <w:pPr>
+        <w:pStyle w:val="Compact"/>
+        <w:numPr>
+          <w:ilvl w:val="0"/>
+          <w:numId w:val="1025"/>
+        </w:numPr>
+      </w:pPr>
+      <w:r>
+        <w:t xml:space="preserve">“Is this problem even tractable?”</w:t>
+      </w:r>
+      <w:r>
+        <w:t xml:space="preserve"> </w:t>
+      </w:r>
+      <w:r>
+        <w:t xml:space="preserve">→ place it in</w:t>
+      </w:r>
+      <w:r>
+        <w:t xml:space="preserve"> </w:t>
+      </w:r>
+      <w:r>
+        <w:rPr>
+          <w:b/>
+          <w:bCs/>
+        </w:rPr>
+        <w:t xml:space="preserve">P / NP / NP-complete</w:t>
+      </w:r>
+      <w:r>
+        <w:t xml:space="preserve">.</w:t>
+      </w:r>
+    </w:p>
+    <w:p>
+      <w:pPr>
+        <w:pStyle w:val="Compact"/>
+        <w:numPr>
+          <w:ilvl w:val="0"/>
+          <w:numId w:val="1025"/>
+        </w:numPr>
+      </w:pPr>
+      <w:r>
+        <w:t xml:space="preserve">“Decisions made as input streams in, no future”</w:t>
+      </w:r>
+      <w:r>
+        <w:t xml:space="preserve"> </w:t>
+      </w:r>
+      <w:r>
+        <w:t xml:space="preserve">→</w:t>
+      </w:r>
+      <w:r>
+        <w:t xml:space="preserve"> </w:t>
+      </w:r>
+      <w:r>
+        <w:rPr>
+          <w:b/>
+          <w:bCs/>
+        </w:rPr>
+        <w:t xml:space="preserve">online algorithm /</w:t>
+      </w:r>
+      <w:r>
+        <w:rPr>
+          <w:b/>
+          <w:bCs/>
+        </w:rPr>
+        <w:t xml:space="preserve"> </w:t>
+      </w:r>
+      <w:r>
+        <w:rPr>
+          <w:b/>
+          <w:bCs/>
+        </w:rPr>
+        <w:t xml:space="preserve">competitive ratio</w:t>
+      </w:r>
+      <w:r>
+        <w:t xml:space="preserve"> </w:t>
+      </w:r>
+      <w:r>
+        <w:t xml:space="preserve">(ski-rental, LRU/Bélády).</w:t>
+      </w:r>
+    </w:p>
+    <w:p>
+      <w:pPr>
+        <w:pStyle w:val="Compact"/>
+        <w:numPr>
+          <w:ilvl w:val="0"/>
+          <w:numId w:val="1025"/>
+        </w:numPr>
+      </w:pPr>
+      <w:r>
+        <w:t xml:space="preserve">“Prove this specific new problem is NP-hard”</w:t>
+      </w:r>
+      <w:r>
+        <w:t xml:space="preserve"> </w:t>
+      </w:r>
+      <w:r>
+        <w:t xml:space="preserve">→</w:t>
+      </w:r>
+      <w:r>
+        <w:t xml:space="preserve"> </w:t>
+      </w:r>
+      <w:r>
+        <w:rPr>
+          <w:b/>
+          <w:bCs/>
+        </w:rPr>
+        <w:t xml:space="preserve">pick the right known-NPC source</w:t>
+      </w:r>
+      <w:r>
+        <w:rPr>
+          <w:b/>
+          <w:bCs/>
+        </w:rPr>
+        <w:t xml:space="preserve"> </w:t>
+      </w:r>
+      <w:r>
+        <w:rPr>
+          <w:b/>
+          <w:bCs/>
+        </w:rPr>
+        <w:t xml:space="preserve">and reduce from it</w:t>
+      </w:r>
+      <w:r>
+        <w:t xml:space="preserve"> </w:t>
+      </w:r>
+      <w:r>
+        <w:t xml:space="preserve">(SAT/3-SAT/Clique/Subset-Sum).</w:t>
+      </w:r>
+    </w:p>
+    <w:bookmarkEnd w:id="37"/>
+    <w:bookmarkStart w:id="38" w:name="X8d7e5c0a66c3c8a3edc9472499e1ef62421e7ed"/>
+    <w:p>
+      <w:pPr>
+        <w:pStyle w:val="Heading2"/>
+      </w:pPr>
+      <w:r>
+        <w:t xml:space="preserve">Module 18 — Interview Questions (with follow-ups)</w:t>
+      </w:r>
+    </w:p>
+    <w:p>
+      <w:pPr>
+        <w:pStyle w:val="Compact"/>
+        <w:numPr>
+          <w:ilvl w:val="0"/>
+          <w:numId w:val="1026"/>
+        </w:numPr>
+      </w:pPr>
       <w:r>
         <w:rPr>
           <w:i/>
           <w:iCs/>
         </w:rPr>
-        <w:t xml:space="preserve">deterministic quicksort?</w:t>
-      </w:r>
-    </w:p>
-    <w:p>
-      <w:pPr>
-        <w:pStyle w:val="Compact"/>
-        <w:numPr>
-          <w:ilvl w:val="0"/>
-          <w:numId w:val="1020"/>
-        </w:numPr>
-      </w:pPr>
+        <w:t xml:space="preserve">Why is randomized quicksort O(n log n) expected?</w:t>
+      </w:r>
+      <w:r>
+        <w:t xml:space="preserve"> </w:t>
+      </w:r>
+      <w:r>
+        <w:t xml:space="preserve">FU:</w:t>
+      </w:r>
+      <w:r>
+        <w:t xml:space="preserve"> </w:t>
+      </w:r>
       <w:r>
         <w:rPr>
           <w:i/>
           <w:iCs/>
         </w:rPr>
-        <w:t xml:space="preserve">Prove dynamic-array append is amortized O(1).</w:t>
-      </w:r>
-      <w:r>
-        <w:t xml:space="preserve"> </w:t>
-      </w:r>
-      <w:r>
-        <w:t xml:space="preserve">FU:</w:t>
-      </w:r>
-      <w:r>
-        <w:t xml:space="preserve"> </w:t>
+        <w:t xml:space="preserve">what input breaks</w:t>
       </w:r>
       <w:r>
         <w:rPr>
           <w:i/>
           <w:iCs/>
         </w:rPr>
-        <w:t xml:space="preserve">3 methods.</w:t>
-      </w:r>
-    </w:p>
-    <w:p>
-      <w:pPr>
-        <w:pStyle w:val="Compact"/>
-        <w:numPr>
-          <w:ilvl w:val="0"/>
-          <w:numId w:val="1020"/>
-        </w:numPr>
-      </w:pPr>
+        <w:t xml:space="preserve"> </w:t>
+      </w:r>
       <w:r>
         <w:rPr>
           <w:i/>
           <w:iCs/>
         </w:rPr>
-        <w:t xml:space="preserve">Is problem X solvable in poly time?</w:t>
-      </w:r>
-      <w:r>
-        <w:t xml:space="preserve"> </w:t>
-      </w:r>
-      <w:r>
-        <w:t xml:space="preserve">FU:</w:t>
-      </w:r>
-      <w:r>
-        <w:t xml:space="preserve"> </w:t>
-      </w:r>
+        <w:t xml:space="preserve">deterministic quicksort?</w:t>
+      </w:r>
+    </w:p>
+    <w:p>
+      <w:pPr>
+        <w:pStyle w:val="Compact"/>
+        <w:numPr>
+          <w:ilvl w:val="0"/>
+          <w:numId w:val="1026"/>
+        </w:numPr>
+      </w:pPr>
       <w:r>
         <w:rPr>
           <w:i/>
           <w:iCs/>
         </w:rPr>
-        <w:t xml:space="preserve">reduce from a known NP-complete</w:t>
+        <w:t xml:space="preserve">Prove dynamic-array append is amortized O(1).</w:t>
+      </w:r>
+      <w:r>
+        <w:t xml:space="preserve"> </w:t>
+      </w:r>
+      <w:r>
+        <w:t xml:space="preserve">FU:</w:t>
+      </w:r>
+      <w:r>
+        <w:t xml:space="preserve"> </w:t>
       </w:r>
       <w:r>
         <w:rPr>
           <w:i/>
           <w:iCs/>
         </w:rPr>
-        <w:t xml:space="preserve"> </w:t>
-      </w:r>
+        <w:t xml:space="preserve">3 methods.</w:t>
+      </w:r>
+    </w:p>
+    <w:p>
+      <w:pPr>
+        <w:pStyle w:val="Compact"/>
+        <w:numPr>
+          <w:ilvl w:val="0"/>
+          <w:numId w:val="1026"/>
+        </w:numPr>
+      </w:pPr>
       <w:r>
         <w:rPr>
           <w:i/>
           <w:iCs/>
         </w:rPr>
-        <w:t xml:space="preserve">problem.</w:t>
-      </w:r>
-    </w:p>
-    <w:p>
-      <w:pPr>
-        <w:pStyle w:val="Compact"/>
-        <w:numPr>
-          <w:ilvl w:val="0"/>
-          <w:numId w:val="1020"/>
-        </w:numPr>
-      </w:pPr>
+        <w:t xml:space="preserve">Is problem X solvable in poly time?</w:t>
+      </w:r>
+      <w:r>
+        <w:t xml:space="preserve"> </w:t>
+      </w:r>
+      <w:r>
+        <w:t xml:space="preserve">FU:</w:t>
+      </w:r>
+      <w:r>
+        <w:t xml:space="preserve"> </w:t>
+      </w:r>
       <w:r>
         <w:rPr>
           <w:i/>
           <w:iCs/>
         </w:rPr>
-        <w:t xml:space="preserve">Give a 2-approximation for vertex cover.</w:t>
-      </w:r>
-      <w:r>
-        <w:t xml:space="preserve"> </w:t>
-      </w:r>
-      <w:r>
-        <w:t xml:space="preserve">FU:</w:t>
-      </w:r>
-      <w:r>
-        <w:t xml:space="preserve"> </w:t>
+        <w:t xml:space="preserve">reduce from a known NP-complete</w:t>
       </w:r>
       <w:r>
         <w:rPr>
           <w:i/>
           <w:iCs/>
         </w:rPr>
+        <w:t xml:space="preserve"> </w:t>
+      </w:r>
+      <w:r>
+        <w:rPr>
+          <w:i/>
+          <w:iCs/>
+        </w:rPr>
+        <w:t xml:space="preserve">problem.</w:t>
+      </w:r>
+    </w:p>
+    <w:p>
+      <w:pPr>
+        <w:pStyle w:val="Compact"/>
+        <w:numPr>
+          <w:ilvl w:val="0"/>
+          <w:numId w:val="1026"/>
+        </w:numPr>
+      </w:pPr>
+      <w:r>
+        <w:rPr>
+          <w:i/>
+          <w:iCs/>
+        </w:rPr>
+        <w:t xml:space="preserve">Give a 2-approximation for vertex cover.</w:t>
+      </w:r>
+      <w:r>
+        <w:t xml:space="preserve"> </w:t>
+      </w:r>
+      <w:r>
+        <w:t xml:space="preserve">FU:</w:t>
+      </w:r>
+      <w:r>
+        <w:t xml:space="preserve"> </w:t>
+      </w:r>
+      <w:r>
+        <w:rPr>
+          <w:i/>
+          <w:iCs/>
+        </w:rPr>
         <w:t xml:space="preserve">prove the ratio.</w:t>
       </w:r>
     </w:p>
-    <w:bookmarkEnd w:id="36"/>
-    <w:bookmarkStart w:id="37" w:name="module-18-gate-sebi-rbi-isro-perspective"/>
+    <w:bookmarkEnd w:id="38"/>
+    <w:bookmarkStart w:id="39" w:name="module-18-gate-sebi-rbi-isro-perspective"/>
     <w:p>
       <w:pPr>
         <w:pStyle w:val="Heading2"/>
@@ -4828,7 +7503,7 @@
         <w:pStyle w:val="Compact"/>
         <w:numPr>
           <w:ilvl w:val="0"/>
-          <w:numId w:val="1021"/>
+          <w:numId w:val="1027"/>
         </w:numPr>
       </w:pPr>
       <w:r>
@@ -4912,8 +7587,8 @@
         <w:t xml:space="preserve">fast I/O, templates, Codeforces/AtCoder/ICPC patterns) — with visuals.</w:t>
       </w:r>
     </w:p>
-    <w:bookmarkEnd w:id="37"/>
-    <w:bookmarkEnd w:id="38"/>
+    <w:bookmarkEnd w:id="39"/>
+    <w:bookmarkEnd w:id="40"/>
     <w:sectPr>
       <w:footnotePr>
         <w:numRestart w:val="eachSect"/>
@@ -5282,6 +7957,9 @@
     <w:abstractNumId w:val="991"/>
   </w:num>
   <w:num w:numId="1005">
+    <w:abstractNumId w:val="991"/>
+  </w:num>
+  <w:num w:numId="1006">
     <w:abstractNumId w:val="99411"/>
     <w:lvlOverride w:ilvl="0">
       <w:startOverride w:val="1"/>
@@ -5311,38 +7989,8 @@
       <w:startOverride w:val="1"/>
     </w:lvlOverride>
   </w:num>
-  <w:num w:numId="1006">
+  <w:num w:numId="1007">
     <w:abstractNumId w:val="991"/>
-  </w:num>
-  <w:num w:numId="1007">
-    <w:abstractNumId w:val="99411"/>
-    <w:lvlOverride w:ilvl="0">
-      <w:startOverride w:val="1"/>
-    </w:lvlOverride>
-    <w:lvlOverride w:ilvl="1">
-      <w:startOverride w:val="1"/>
-    </w:lvlOverride>
-    <w:lvlOverride w:ilvl="2">
-      <w:startOverride w:val="1"/>
-    </w:lvlOverride>
-    <w:lvlOverride w:ilvl="3">
-      <w:startOverride w:val="1"/>
-    </w:lvlOverride>
-    <w:lvlOverride w:ilvl="4">
-      <w:startOverride w:val="1"/>
-    </w:lvlOverride>
-    <w:lvlOverride w:ilvl="5">
-      <w:startOverride w:val="1"/>
-    </w:lvlOverride>
-    <w:lvlOverride w:ilvl="6">
-      <w:startOverride w:val="1"/>
-    </w:lvlOverride>
-    <w:lvlOverride w:ilvl="7">
-      <w:startOverride w:val="1"/>
-    </w:lvlOverride>
-    <w:lvlOverride w:ilvl="8">
-      <w:startOverride w:val="1"/>
-    </w:lvlOverride>
   </w:num>
   <w:num w:numId="1008">
     <w:abstractNumId w:val="991"/>
@@ -5378,6 +8026,12 @@
     </w:lvlOverride>
   </w:num>
   <w:num w:numId="1010">
+    <w:abstractNumId w:val="991"/>
+  </w:num>
+  <w:num w:numId="1011">
+    <w:abstractNumId w:val="991"/>
+  </w:num>
+  <w:num w:numId="1012">
     <w:abstractNumId w:val="99411"/>
     <w:lvlOverride w:ilvl="0">
       <w:startOverride w:val="1"/>
@@ -5406,12 +8060,6 @@
     <w:lvlOverride w:ilvl="8">
       <w:startOverride w:val="1"/>
     </w:lvlOverride>
-  </w:num>
-  <w:num w:numId="1011">
-    <w:abstractNumId w:val="991"/>
-  </w:num>
-  <w:num w:numId="1012">
-    <w:abstractNumId w:val="991"/>
   </w:num>
   <w:num w:numId="1013">
     <w:abstractNumId w:val="99411"/>
@@ -5450,6 +8098,9 @@
     <w:abstractNumId w:val="991"/>
   </w:num>
   <w:num w:numId="1016">
+    <w:abstractNumId w:val="991"/>
+  </w:num>
+  <w:num w:numId="1017">
     <w:abstractNumId w:val="99411"/>
     <w:lvlOverride w:ilvl="0">
       <w:startOverride w:val="1"/>
@@ -5479,9 +8130,6 @@
       <w:startOverride w:val="1"/>
     </w:lvlOverride>
   </w:num>
-  <w:num w:numId="1017">
-    <w:abstractNumId w:val="991"/>
-  </w:num>
   <w:num w:numId="1018">
     <w:abstractNumId w:val="991"/>
   </w:num>
@@ -5489,6 +8137,12 @@
     <w:abstractNumId w:val="991"/>
   </w:num>
   <w:num w:numId="1020">
+    <w:abstractNumId w:val="991"/>
+  </w:num>
+  <w:num w:numId="1021">
+    <w:abstractNumId w:val="991"/>
+  </w:num>
+  <w:num w:numId="1022">
     <w:abstractNumId w:val="99411"/>
     <w:lvlOverride w:ilvl="0">
       <w:startOverride w:val="1"/>
@@ -5518,7 +8172,46 @@
       <w:startOverride w:val="1"/>
     </w:lvlOverride>
   </w:num>
-  <w:num w:numId="1021">
+  <w:num w:numId="1023">
+    <w:abstractNumId w:val="991"/>
+  </w:num>
+  <w:num w:numId="1024">
+    <w:abstractNumId w:val="991"/>
+  </w:num>
+  <w:num w:numId="1025">
+    <w:abstractNumId w:val="991"/>
+  </w:num>
+  <w:num w:numId="1026">
+    <w:abstractNumId w:val="99411"/>
+    <w:lvlOverride w:ilvl="0">
+      <w:startOverride w:val="1"/>
+    </w:lvlOverride>
+    <w:lvlOverride w:ilvl="1">
+      <w:startOverride w:val="1"/>
+    </w:lvlOverride>
+    <w:lvlOverride w:ilvl="2">
+      <w:startOverride w:val="1"/>
+    </w:lvlOverride>
+    <w:lvlOverride w:ilvl="3">
+      <w:startOverride w:val="1"/>
+    </w:lvlOverride>
+    <w:lvlOverride w:ilvl="4">
+      <w:startOverride w:val="1"/>
+    </w:lvlOverride>
+    <w:lvlOverride w:ilvl="5">
+      <w:startOverride w:val="1"/>
+    </w:lvlOverride>
+    <w:lvlOverride w:ilvl="6">
+      <w:startOverride w:val="1"/>
+    </w:lvlOverride>
+    <w:lvlOverride w:ilvl="7">
+      <w:startOverride w:val="1"/>
+    </w:lvlOverride>
+    <w:lvlOverride w:ilvl="8">
+      <w:startOverride w:val="1"/>
+    </w:lvlOverride>
+  </w:num>
+  <w:num w:numId="1027">
     <w:abstractNumId w:val="991"/>
   </w:num>
 </w:numbering>

--- a/SITP/DSA-Notes/M18_AlgoDesign.docx
+++ b/SITP/DSA-Notes/M18_AlgoDesign.docx
@@ -8753,24 +8753,34 @@
   <w:style w:default="1" w:styleId="Table" w:type="table">
     <w:name w:val="Table"/>
     <w:basedOn w:val="TableNormal"/>
-    <w:semiHidden/>
-    <w:unhideWhenUsed/>
     <w:qFormat/>
     <w:tblPr>
       <w:tblInd w:type="dxa" w:w="0"/>
+      <w:tblBorders>
+        <w:top w:color="808080" w:space="0" w:sz="4" w:val="single"/>
+        <w:left w:color="808080" w:space="0" w:sz="4" w:val="single"/>
+        <w:bottom w:color="808080" w:space="0" w:sz="4" w:val="single"/>
+        <w:right w:color="808080" w:space="0" w:sz="4" w:val="single"/>
+        <w:insideH w:color="BFBFBF" w:space="0" w:sz="4" w:val="single"/>
+        <w:insideV w:color="BFBFBF" w:space="0" w:sz="4" w:val="single"/>
+      </w:tblBorders>
       <w:tblCellMar>
-        <w:top w:type="dxa" w:w="0"/>
+        <w:top w:type="dxa" w:w="40"/>
         <w:left w:type="dxa" w:w="108"/>
-        <w:bottom w:type="dxa" w:w="0"/>
+        <w:bottom w:type="dxa" w:w="40"/>
         <w:right w:type="dxa" w:w="108"/>
       </w:tblCellMar>
     </w:tblPr>
     <w:tblStylePr w:type="firstRow">
+      <w:rPr>
+        <w:b/>
+      </w:rPr>
       <w:tcPr>
+        <w:shd w:color="auto" w:fill="DDEBF7" w:val="clear"/>
         <w:tcBorders>
-          <w:bottom w:val="single"/>
+          <w:bottom w:color="1F4E78" w:space="0" w:sz="8" w:val="single"/>
         </w:tcBorders>
-        <w:vAlign w:val="bottom"/>
+        <w:vAlign w:val="center"/>
       </w:tcPr>
     </w:tblStylePr>
   </w:style>
